--- a/todo10_8/heading_corpus_95_word/05_bien_ban_hop/080_ICP_Governing_Board_Minutes_Feb_2023.docx
+++ b/todo10_8/heading_corpus_95_word/05_bien_ban_hop/080_ICP_Governing_Board_Minutes_Feb_2023.docx
@@ -3,581 +3,5305 @@
 <w:document xmlns:wpc="http://schemas.microsoft.com/office/word/2010/wordprocessingCanvas" xmlns:mo="http://schemas.microsoft.com/office/mac/office/2008/main" xmlns:mc="http://schemas.openxmlformats.org/markup-compatibility/2006" xmlns:mv="urn:schemas-microsoft-com:mac:vml" xmlns:o="urn:schemas-microsoft-com:office:office" xmlns:r="http://schemas.openxmlformats.org/officeDocument/2006/relationships" xmlns:m="http://schemas.openxmlformats.org/officeDocument/2006/math" xmlns:v="urn:schemas-microsoft-com:vml" xmlns:wp14="http://schemas.microsoft.com/office/word/2010/wordprocessingDrawing" xmlns:wp="http://schemas.openxmlformats.org/drawingml/2006/wordprocessingDrawing" xmlns:w10="urn:schemas-microsoft-com:office:word" xmlns:w="http://schemas.openxmlformats.org/wordprocessingml/2006/main" xmlns:w14="http://schemas.microsoft.com/office/word/2010/wordml" xmlns:wpg="http://schemas.microsoft.com/office/word/2010/wordprocessingGroup" xmlns:wpi="http://schemas.microsoft.com/office/word/2010/wordprocessingInk" xmlns:wne="http://schemas.microsoft.com/office/word/2006/wordml" xmlns:wps="http://schemas.microsoft.com/office/word/2010/wordprocessingShape" mc:Ignorable="w14 wp14">
   <w:body>
     <w:p>
-      <w:r>
-        <w:rPr>
-          <w:rFonts w:ascii="Arial" w:hAnsi="Arial"/>
-          <w:b/>
-          <w:sz w:val="24"/>
-        </w:rPr>
-        <w:t>080_ICP_Governing_Board_Minutes_Feb_2023.pdf</w:t>
-      </w:r>
+      <w:pPr>
+        <w:autoSpaceDN w:val="0"/>
+        <w:autoSpaceDE w:val="0"/>
+        <w:widowControl/>
+        <w:spacing w:line="220" w:lineRule="exact" w:before="0" w:after="396"/>
+        <w:ind w:left="0" w:right="0"/>
+      </w:pPr>
     </w:p>
     <w:p>
-      <w:r>
-        <w:rPr>
-          <w:rFonts w:ascii="Arial" w:hAnsi="Arial"/>
-          <w:i/>
-          <w:sz w:val="16"/>
-        </w:rPr>
-        <w:t>Converted to DOCX from PDF text-layout extraction. Source path: 05_bien_ban_hop/080_ICP_Governing_Board_Minutes_Feb_2023.pdf</w:t>
-      </w:r>
-    </w:p>
-    <w:p/>
-    <w:p>
       <w:pPr>
-        <w:spacing w:after="0" w:line="240" w:lineRule="auto"/>
+        <w:autoSpaceDN w:val="0"/>
+        <w:autoSpaceDE w:val="0"/>
+        <w:widowControl/>
+        <w:spacing w:line="240" w:lineRule="auto" w:before="0" w:after="0"/>
+        <w:ind w:left="0" w:right="0" w:firstLine="0"/>
+        <w:jc w:val="center"/>
       </w:pPr>
       <w:r>
-        <w:rPr>
-          <w:rFonts w:ascii="Courier New" w:hAnsi="Courier New" w:eastAsia="Courier New"/>
-          <w:sz w:val="15"/>
-        </w:rPr>
-        <w:t xml:space="preserve">                          INTERNATIONAL COMPARISON PROGRAM (ICP)</w:t>
-        <w:br/>
-        <w:br/>
-        <w:t xml:space="preserve">                                MEETING OF THE GOVERNING BOARD</w:t>
-        <w:br/>
-        <w:br/>
-        <w:t xml:space="preserve">                                          FEBRUARY 26, 2023</w:t>
-        <w:br/>
-        <w:br/>
-        <w:t xml:space="preserve">                                          MEETING MINUTES</w:t>
-        <w:br/>
-        <w:br/>
-        <w:br/>
-        <w:t>The third meeting of the International Comparison Program (ICP) Governing Board for the 2021 cycle took</w:t>
-        <w:br/>
-        <w:t>place on February 26, 2023, at the Millennium Hilton New York One UN Plaza, New York, United States,</w:t>
-        <w:br/>
-        <w:t>as a hybrid event.</w:t>
-        <w:br/>
-        <w:br/>
-        <w:t>The main objectives of the meeting were to review the status of the 2021 cycle at the global and regional</w:t>
-        <w:br/>
-        <w:t>levels. In attendance were the Board members and observers, and Board secretariat staff, as listed in</w:t>
-        <w:br/>
-        <w:t>Annex 2. The agenda and presentation accompanying the meeting are available here.</w:t>
-        <w:br/>
-        <w:br/>
-        <w:t>Welcome address, opening remarks and adoption of the agenda</w:t>
-        <w:br/>
-        <w:br/>
-        <w:t>The Chair, Mr. Markus Sovala, Director General of Statistics Finland, opened the meeting. He invited Ms.</w:t>
-        <w:br/>
-        <w:t>Haishan Fu, Chief Statistician and Director of the Development Data Group, World Bank, to provide</w:t>
-        <w:br/>
-        <w:t>opening remarks. She noted the positive progress with the ICP 2021 cycle despite the setbacks caused by</w:t>
-        <w:br/>
-        <w:t>both the COVID-19 pandemic and the war in Ukraine and looked forward to the timely publication of</w:t>
-        <w:br/>
-        <w:t>results.</w:t>
-        <w:br/>
-        <w:br/>
-        <w:t>The Chair presented the proposed agenda to the Board for adoption.</w:t>
-        <w:br/>
-        <w:br/>
-        <w:t xml:space="preserve">      The Governing Board adopted the proposed meeting agenda.</w:t>
-        <w:br/>
-        <w:br/>
-        <w:t>Global progress with ICP 2021 cycle</w:t>
-        <w:br/>
-        <w:br/>
-        <w:t>Ms. Nada Hamadeh, Manager, Economic, Debt and Price Data Unit, World Bank, presented the global</w:t>
-        <w:br/>
-        <w:t>progress report for the ICP 2021 cycle, covering the 2021 cycle timeline and milestones, participation and</w:t>
-        <w:br/>
-        <w:t>data submission status, governance activities, risks and mitigation measures, replicability and</w:t>
-        <w:br/>
-        <w:t>transparency of ICP results, and uses and outreach.</w:t>
-        <w:br/>
-        <w:br/>
-        <w:t>The number of participating economies for the ICP 2021 cycle is expected to be similar to the ICP 2017</w:t>
-        <w:br/>
-        <w:t>cycle, during which 176 economies participated. Operational activities are still ongoing in all ICP regions</w:t>
-        <w:br/>
-        <w:t>according to schedule, despite the delays in selected regions and economies caused mainly by the</w:t>
-        <w:br/>
-        <w:t>disruptions brought about by the COVID-19 pandemic.</w:t>
-        <w:br/>
-        <w:br/>
-        <w:br/>
-        <w:t xml:space="preserve">                                                    1</w:t>
-      </w:r>
-    </w:p>
-    <w:p>
-      <w:r>
-        <w:br w:type="page"/>
+        <w:drawing>
+          <wp:inline xmlns:a="http://schemas.openxmlformats.org/drawingml/2006/main" xmlns:pic="http://schemas.openxmlformats.org/drawingml/2006/picture">
+            <wp:extent cx="1198879" cy="723900"/>
+            <wp:docPr id="1" name="Picture 1"/>
+            <wp:cNvGraphicFramePr>
+              <a:graphicFrameLocks noChangeAspect="1"/>
+            </wp:cNvGraphicFramePr>
+            <a:graphic>
+              <a:graphicData uri="http://schemas.openxmlformats.org/drawingml/2006/picture">
+                <pic:pic>
+                  <pic:nvPicPr>
+                    <pic:cNvPr id="0" name="image.png"/>
+                    <pic:cNvPicPr/>
+                  </pic:nvPicPr>
+                  <pic:blipFill>
+                    <a:blip r:embed="rId9"/>
+                    <a:stretch>
+                      <a:fillRect/>
+                    </a:stretch>
+                  </pic:blipFill>
+                  <pic:spPr>
+                    <a:xfrm>
+                      <a:off x="0" y="0"/>
+                      <a:ext cx="1198879" cy="723900"/>
+                    </a:xfrm>
+                    <a:prstGeom prst="rect"/>
+                  </pic:spPr>
+                </pic:pic>
+              </a:graphicData>
+            </a:graphic>
+          </wp:inline>
+        </w:drawing>
       </w:r>
     </w:p>
     <w:p>
       <w:pPr>
-        <w:spacing w:after="0" w:line="240" w:lineRule="auto"/>
+        <w:autoSpaceDN w:val="0"/>
+        <w:autoSpaceDE w:val="0"/>
+        <w:widowControl/>
+        <w:spacing w:line="197" w:lineRule="auto" w:before="362" w:after="0"/>
+        <w:ind w:left="0" w:right="0" w:firstLine="0"/>
+        <w:jc w:val="center"/>
       </w:pPr>
       <w:r>
         <w:rPr>
-          <w:rFonts w:ascii="Courier New" w:hAnsi="Courier New" w:eastAsia="Courier New"/>
-          <w:sz w:val="15"/>
+          <w:rFonts w:ascii="Calibri" w:hAnsi="Calibri" w:eastAsia="Calibri"/>
+          <w:b/>
+          <w:i w:val="0"/>
+          <w:color w:val="000000"/>
+          <w:sz w:val="24"/>
         </w:rPr>
-        <w:t>Meeting frequency for all governance and coordination bodies is expected to increase in this final year of</w:t>
-        <w:br/>
-        <w:t>the cycle, with a 4th quarter of 2023 virtual meeting envisaged for the Governing Board. Results are</w:t>
-        <w:br/>
-        <w:t>scheduled to be released by the end of2023, with outreach activities anticipated for the first half of 2024.</w:t>
-        <w:br/>
-        <w:t>The ICP report submitted for information to the United Nations Statistical Commission’s 54th session</w:t>
-        <w:br/>
-        <w:t>invites members to ensure the timely completion of the 2021 cycle, begin preparations for the 2024 cycle,</w:t>
-        <w:br/>
-        <w:t>and incorporate the ICP into national statistical programs.</w:t>
-        <w:br/>
-        <w:br/>
-        <w:t>Ms. Hamadeh updated the Board on Sir Angus Deaton’s intention to step down as Technical Advisory</w:t>
-        <w:br/>
-        <w:t>Group (TAG) Chair and that Mr. Paul Schreyer, Chief Statistician and Director of Statistics and Data</w:t>
-        <w:br/>
-        <w:t>Directorate, Organisation for Economic Cooperation and Development (OECD), and current TAG Alternate</w:t>
-        <w:br/>
-        <w:t>Chair, has agreed to take up the role of TAG Chair going forward. She noted that a few vacant membership</w:t>
-        <w:br/>
-        <w:t>positions existed on the TAG.</w:t>
-        <w:br/>
-        <w:br/>
-        <w:t>Mr. Schreyer updated the Board on the most recent meeting of the TAG, held in December 2022, which</w:t>
-        <w:br/>
-        <w:t>discussed the impact of COVID-19 and war in Ukraine on ICP, the ICP Research Agenda, and new uses of</w:t>
-        <w:br/>
-        <w:t>PPPs and ICP data. Regarding the impact of the pandemic on data collected by Eurostat and OECD, Mr.</w:t>
-        <w:br/>
-        <w:t>Schreyer noted a negligible effect on annual average prices, but a more pronounced effect on expenditure</w:t>
-        <w:br/>
-        <w:t>weights. Furthermore, as Russia is no longer participating in the OECD comparison, and thereby</w:t>
-        <w:br/>
-        <w:t>preventing the linking of the Commonwealth of Independent States (CIS) region through Russia,</w:t>
-        <w:br/>
-        <w:t>experiments are underway to link the CIS region directly to the global program, following the standard ICP</w:t>
-        <w:br/>
-        <w:t>linking methodology. The next TAG meeting is scheduled for summer 2023.</w:t>
-        <w:br/>
-        <w:br/>
-        <w:t>Ms. Hamadeh noted recent uses of purchasing power parities (PPPs) and ICP data, including the World</w:t>
-        <w:br/>
-        <w:t>Bank update of the international poverty lines to 2017 PPPs, which recognized the stability of the ICP</w:t>
-        <w:br/>
-        <w:t>methodology and results between the most recent ICP cycles. She also noted the use of ICP food price and</w:t>
-        <w:br/>
-        <w:t>expenditure data in new diet cost and affordability indicators published by the Food Prices for Nutrition</w:t>
-        <w:br/>
-        <w:t>project and used by United Nations agencies in monitoring food security.</w:t>
-        <w:br/>
-        <w:br/>
-        <w:t>She also noted a forthcoming World Bank paper exploring the use of PPPs, instead of market exchange</w:t>
-        <w:br/>
-        <w:t>rates through the Atlas method, in classifying economies by income level. The classification is used both</w:t>
-        <w:br/>
-        <w:t>for operational purposes, to determine lending terms, and for analytical purposes, to broadly group</w:t>
-        <w:br/>
-        <w:t>countries by level of development. A consultation on the paper is currently underway.</w:t>
-        <w:br/>
-        <w:br/>
-        <w:t>Ms. Hamadeh closed her presentation by suggesting that the Board consider sending a letter to National</w:t>
-        <w:br/>
-        <w:t>Statistical Offices (NSOs) urging them to complete the 2021 cycle in a timely manner and to begin</w:t>
-        <w:br/>
-        <w:t>preparations for the 2024 cycle.</w:t>
-        <w:br/>
-        <w:br/>
-        <w:t xml:space="preserve">      The ICP Governing Board noted:</w:t>
-        <w:br/>
-        <w:t xml:space="preserve">      - the progress made with the ICP 2021 cycle, despite the Covid-19 pandemic and the</w:t>
-        <w:br/>
-        <w:t xml:space="preserve">         war in Ukraine;</w:t>
-        <w:br/>
-        <w:t xml:space="preserve">      - the need to identify a new approach to link the CIS region into the global set of ICP</w:t>
-        <w:br/>
-        <w:t xml:space="preserve">         results;</w:t>
-        <w:br/>
-        <w:t xml:space="preserve">      - the need to approach the NSOs on completing the ICP 2021 cycle activities in a timely</w:t>
-        <w:br/>
-        <w:t xml:space="preserve">         manner and to begin preparations for the ICP 2024 cycle;</w:t>
-        <w:br/>
-        <w:t xml:space="preserve">      - the need to identify sustained funding for the program and to strengthen advocacy</w:t>
-        <w:br/>
-        <w:t xml:space="preserve">         efforts; and</w:t>
-        <w:br/>
-        <w:t xml:space="preserve">      - the current and anticipated uses of PPPs.</w:t>
-        <w:br/>
-        <w:br/>
-        <w:t xml:space="preserve">                                                     2</w:t>
-      </w:r>
-    </w:p>
-    <w:p>
-      <w:r>
-        <w:br w:type="page"/>
+        <w:t xml:space="preserve">INTERNATIONAL COMPARISON PROGRAM (ICP) </w:t>
       </w:r>
     </w:p>
     <w:p>
       <w:pPr>
-        <w:spacing w:after="0" w:line="240" w:lineRule="auto"/>
+        <w:autoSpaceDN w:val="0"/>
+        <w:autoSpaceDE w:val="0"/>
+        <w:widowControl/>
+        <w:spacing w:line="197" w:lineRule="auto" w:before="394" w:after="0"/>
+        <w:ind w:left="0" w:right="0" w:firstLine="0"/>
+        <w:jc w:val="center"/>
       </w:pPr>
       <w:r>
         <w:rPr>
-          <w:rFonts w:ascii="Courier New" w:hAnsi="Courier New" w:eastAsia="Courier New"/>
-          <w:sz w:val="15"/>
+          <w:rFonts w:ascii="Calibri" w:hAnsi="Calibri" w:eastAsia="Calibri"/>
+          <w:b/>
+          <w:i w:val="0"/>
+          <w:color w:val="000000"/>
+          <w:sz w:val="24"/>
         </w:rPr>
-        <w:t>Regional progress reports</w:t>
-        <w:br/>
-        <w:br/>
-        <w:t>Africa</w:t>
-        <w:br/>
-        <w:t>Mr. Louis Kouakou, Acting Director, Statistics Department, African Development Bank (AfDB), briefed the</w:t>
-        <w:br/>
-        <w:t>Board on the implementation of the 2021 cycle in the Africa region, including the status of data and</w:t>
-        <w:br/>
-        <w:t>metadata submissions and validation, and workshops and technical assistance provided to countries. He</w:t>
-        <w:br/>
-        <w:t>emphasized the need to have a sufficient lead time for each cycle to ensure countries had sufficient time</w:t>
-        <w:br/>
-        <w:t>to prepare and find resources. He also noted that countries needed support in leveraging consumer price</w:t>
-        <w:br/>
-        <w:t>index (CPI) data for ICP price collection.</w:t>
-        <w:br/>
-        <w:br/>
-        <w:t>Asia and Pacific</w:t>
-        <w:br/>
-        <w:t>Mr. Kaushal Joshi, Principal Statistician, Statistics and Data Innovation, Asian Development Bank (ADB),</w:t>
-        <w:br/>
-        <w:t>briefed the Board on the implementation of the 2021 cycle in the Asia region, including the status of data</w:t>
-        <w:br/>
-        <w:t>and metadata submissions and validation, and workshops and technical assistance provided to countries.</w:t>
-        <w:br/>
-        <w:t>He noted that where surveys were delayed beyond 2021 a standardized methodology for backcasting data</w:t>
-        <w:br/>
-        <w:t>had been adopted, while regular regional workshops continue, and bespoke technical assistance has been</w:t>
-        <w:br/>
-        <w:t>carried out in several economies. Mr. Joshi noted the use of the ICP Asia Pacific data management tool by</w:t>
-        <w:br/>
-        <w:t>economies and the development and piloting of a CAPI tool for household data collection, and initiated</w:t>
-        <w:br/>
-        <w:t>work on web-scraping.</w:t>
-        <w:br/>
-        <w:br/>
-        <w:t>Commonwealth of Independent States</w:t>
-        <w:br/>
-        <w:t>Mr. Andrey Kosarev, Deputy Chairman, Interstate Statistical Committee of the Commonwealth of</w:t>
-        <w:br/>
-        <w:t>Independent States (CIS-STAT), briefed the Board on the implementation of the 2021 cycle in the CIS</w:t>
-        <w:br/>
-        <w:t>region, including the status of data and metadata submissions and validation, and workshops and</w:t>
-        <w:br/>
-        <w:t>technical assistance provided to countries. He noted the need for the CIS linking to the global program to</w:t>
-        <w:br/>
-        <w:t>be modified, and the preference of not applying productivity adjustment at reginal stage. Furthermore,</w:t>
-        <w:br/>
-        <w:t>he said it was important to minimize the breaks for the CIS economies in the global ICP time series.</w:t>
-        <w:br/>
-        <w:br/>
-        <w:t>Latin America and the Caribbean</w:t>
-        <w:br/>
-        <w:t>Mr. Ronaldo Ocampo, Director, Statistics Division, United Nations Economic Commission for Latin America</w:t>
-        <w:br/>
-        <w:t>and the Caribbean (UN-ECLAC), briefed the Board on the implementation of the 2021 cycle in the Latin</w:t>
-        <w:br/>
-        <w:t>America and the Caribbean region, including the status of data and metadata submissions and validation,</w:t>
-        <w:br/>
-        <w:t>and workshops and technical assistance provided to countries. He noted that some economies have faced</w:t>
-        <w:br/>
-        <w:t>natural disasters and complex political situations, which have had an impact on their statistical operations,</w:t>
-        <w:br/>
-        <w:t>and the support of the Caribbean Community and Common Market (CARICOM) for the program. Technical</w:t>
-        <w:br/>
-        <w:t>assistance has been provided to economies on the compilation of expenditures and price surveys and</w:t>
-        <w:br/>
-        <w:t>frequent regional workshops continue throughout the cycle.</w:t>
-        <w:br/>
-        <w:br/>
-        <w:t>Western Asia</w:t>
-        <w:br/>
-        <w:t>Mr. Majed Skaini, Statistician, Statistics Division, United Nations Economic and Social Commission for</w:t>
-        <w:br/>
-        <w:t>Western Asia (UN-ESCWA), briefed the Board on the implementation of the 2021 cycle in the Western</w:t>
-        <w:br/>
-        <w:t>Asia region, including the status of data and metadata submissions and validation, and workshops and</w:t>
-        <w:br/>
-        <w:t>technical assistance provided to countries. He noted that advocacy to integrate the ICP with other</w:t>
-        <w:br/>
-        <w:t>statistical programs had helped participation rates, while positioning the ICP as an ongoing activity helped</w:t>
-        <w:br/>
-        <w:t>to secure regional support. He also noted that the United Arab Emirates are producing subnational PPPs</w:t>
-        <w:br/>
-        <w:t>and are harmonizing data collection with subnational CPI lists for that purpose. Regional workshops and</w:t>
-        <w:br/>
-        <w:br/>
-        <w:br/>
-        <w:t xml:space="preserve">                                                     3</w:t>
-      </w:r>
-    </w:p>
-    <w:p>
-      <w:r>
-        <w:br w:type="page"/>
+        <w:t xml:space="preserve">MEETING OF THE GOVERNING BOARD </w:t>
       </w:r>
     </w:p>
     <w:p>
       <w:pPr>
-        <w:spacing w:after="0" w:line="240" w:lineRule="auto"/>
+        <w:autoSpaceDN w:val="0"/>
+        <w:autoSpaceDE w:val="0"/>
+        <w:widowControl/>
+        <w:spacing w:line="197" w:lineRule="auto" w:before="392" w:after="0"/>
+        <w:ind w:left="0" w:right="0" w:firstLine="0"/>
+        <w:jc w:val="center"/>
       </w:pPr>
       <w:r>
         <w:rPr>
-          <w:rFonts w:ascii="Courier New" w:hAnsi="Courier New" w:eastAsia="Courier New"/>
-          <w:sz w:val="15"/>
+          <w:rFonts w:ascii="Calibri" w:hAnsi="Calibri" w:eastAsia="Calibri"/>
+          <w:b/>
+          <w:i w:val="0"/>
+          <w:color w:val="000000"/>
+          <w:sz w:val="24"/>
         </w:rPr>
-        <w:t>economy-specific technical assistance continues, while the region works with AfDB on dual-participating</w:t>
-        <w:br/>
-        <w:t>economies and collaborates with UN-ECLAC on ICP and CPI activities.</w:t>
-        <w:br/>
-        <w:br/>
-        <w:t>Eurostat-OECD PPP Programme</w:t>
-        <w:br/>
-        <w:t>Ms. Mariana Kotzeva, Director General, Eurostat, reported on two aspects regarding the Eurostat-OECD</w:t>
-        <w:br/>
-        <w:t>PPP Programme. First, an update of the Eurostat-OECD methodological manual on PPPs is currently</w:t>
-        <w:br/>
-        <w:t>underway and will be published in 2023. Second, Georgia and Ukraine are participating in the Programme</w:t>
-        <w:br/>
-        <w:t>under Eurostat’s coordination. Efforts are underway to secure all required datasets for Ukraine’s full</w:t>
-        <w:br/>
-        <w:t>participation in the ICP 2021 cycle.</w:t>
-        <w:br/>
-        <w:br/>
-        <w:t xml:space="preserve">      The Governing Board noted:</w:t>
-        <w:br/>
-        <w:t xml:space="preserve">      - the progress made with implementing the ICP 2021 cycle in each region; and</w:t>
-        <w:br/>
-        <w:t xml:space="preserve">      - the importance of ICP results and participation benefits the Program brings in terms</w:t>
-        <w:br/>
-        <w:t xml:space="preserve">         of strengthening statistical capacity.</w:t>
-        <w:br/>
-        <w:br/>
-        <w:t>Next meeting and any other business</w:t>
-        <w:br/>
-        <w:br/>
-        <w:t>Mr. Sovala suggested that the next ICP Governing Board meeting be held virtually in 4th quarter of 2023.</w:t>
-        <w:br/>
-        <w:t>He closed the meeting by thanking the Board members and observers for their participation and</w:t>
-        <w:br/>
-        <w:t>contributions.</w:t>
-        <w:br/>
-        <w:br/>
-        <w:t xml:space="preserve">      The Governing Board agreed to hold the next meeting virtually in 4th quarter of 2023.</w:t>
-        <w:br/>
-        <w:br/>
-        <w:br/>
-        <w:t xml:space="preserve">                                                   4</w:t>
-      </w:r>
-    </w:p>
-    <w:p>
-      <w:r>
-        <w:br w:type="page"/>
+        <w:t xml:space="preserve">FEBRUARY 26, 2023 </w:t>
       </w:r>
     </w:p>
     <w:p>
       <w:pPr>
-        <w:spacing w:after="0" w:line="240" w:lineRule="auto"/>
+        <w:autoSpaceDN w:val="0"/>
+        <w:autoSpaceDE w:val="0"/>
+        <w:widowControl/>
+        <w:spacing w:line="197" w:lineRule="auto" w:before="394" w:after="0"/>
+        <w:ind w:left="0" w:right="0" w:firstLine="0"/>
+        <w:jc w:val="center"/>
       </w:pPr>
       <w:r>
         <w:rPr>
-          <w:rFonts w:ascii="Courier New" w:hAnsi="Courier New" w:eastAsia="Courier New"/>
-          <w:sz w:val="15"/>
+          <w:rFonts w:ascii="Calibri" w:hAnsi="Calibri" w:eastAsia="Calibri"/>
+          <w:b/>
+          <w:i w:val="0"/>
+          <w:color w:val="000000"/>
+          <w:sz w:val="24"/>
         </w:rPr>
-        <w:t>Annex 1: Meeting Agenda</w:t>
-        <w:br/>
-        <w:br/>
-        <w:br/>
-        <w:t xml:space="preserve">                 International Comparison Program (ICP)</w:t>
-        <w:br/>
-        <w:t xml:space="preserve">                     Meeting of the Governing Board</w:t>
-        <w:br/>
-        <w:br/>
-        <w:t xml:space="preserve">                                      February 26, 2023</w:t>
-        <w:br/>
-        <w:br/>
-        <w:br/>
-        <w:t xml:space="preserve">                          Millennium Hilton New York One UN Plaza</w:t>
-        <w:br/>
-        <w:t xml:space="preserve">                                      New York, USA</w:t>
-        <w:br/>
-        <w:br/>
-        <w:br/>
-        <w:t xml:space="preserve">                                           Agenda</w:t>
-        <w:br/>
-        <w:br/>
-        <w:br/>
-        <w:t>5:00 – 5:15 pm     Opening remarks and adoption of the agenda, Meeting Chair</w:t>
-        <w:br/>
-        <w:br/>
-        <w:t>5:15 – 6.00 pm     Overall progress with ICP 2021 cycle, ICP Global Office</w:t>
-        <w:br/>
-        <w:br/>
-        <w:t>6:00 – 6:45 pm     Regional progress with ICP 2021 cycle, Regional Implementing Agencies</w:t>
-        <w:br/>
-        <w:br/>
-        <w:t>6:45 – 7:00 pm     Any other Business and Closing remarks, Meeting Chair</w:t>
-        <w:br/>
-        <w:br/>
-        <w:br/>
-        <w:t xml:space="preserve">                                              5</w:t>
-      </w:r>
-    </w:p>
-    <w:p>
-      <w:r>
-        <w:br w:type="page"/>
+        <w:t xml:space="preserve">MEETING MINUTES </w:t>
       </w:r>
     </w:p>
     <w:p>
       <w:pPr>
-        <w:spacing w:after="0" w:line="240" w:lineRule="auto"/>
+        <w:autoSpaceDN w:val="0"/>
+        <w:autoSpaceDE w:val="0"/>
+        <w:widowControl/>
+        <w:spacing w:line="245" w:lineRule="auto" w:before="650" w:after="0"/>
+        <w:ind w:left="10" w:right="20" w:hanging="10"/>
+        <w:jc w:val="both"/>
       </w:pPr>
       <w:r>
         <w:rPr>
-          <w:rFonts w:ascii="Courier New" w:hAnsi="Courier New" w:eastAsia="Courier New"/>
-          <w:sz w:val="15"/>
+          <w:rFonts w:ascii="Calibri" w:hAnsi="Calibri" w:eastAsia="Calibri"/>
+          <w:b w:val="0"/>
+          <w:i w:val="0"/>
+          <w:color w:val="000000"/>
+          <w:sz w:val="22"/>
         </w:rPr>
-        <w:t>Annex 2: List of Participants</w:t>
-        <w:br/>
-        <w:br/>
-        <w:t xml:space="preserve"> Country / Organization                    Participant</w:t>
-        <w:br/>
-        <w:t xml:space="preserve"> Argentina                                 Marco Lavagna, Director, National Institute of Statistics and</w:t>
-        <w:br/>
-        <w:t xml:space="preserve">                                           Censuses (INDEC) of Argentina</w:t>
-        <w:br/>
-        <w:t xml:space="preserve">                                           Pedro Lines, Technical Director, INDEC</w:t>
-        <w:br/>
-        <w:t xml:space="preserve">                                           Santiago Boffi, National Director of Price Statistics, INDEC</w:t>
-        <w:br/>
-        <w:t xml:space="preserve">                                           Martín Chojo, Director of Institutional and International</w:t>
-        <w:br/>
-        <w:t xml:space="preserve">                                           Relations, INDEC</w:t>
-        <w:br/>
-        <w:t xml:space="preserve"> Finland (Co-Chair)                        Markus Sovala, Director General, Statistics Finland, Co-Chair</w:t>
-        <w:br/>
-        <w:t xml:space="preserve">                                           Timo Koskimaki, Director of International Affairs, Statistics</w:t>
-        <w:br/>
-        <w:t xml:space="preserve">                                           Finland</w:t>
-        <w:br/>
-        <w:t xml:space="preserve">                                           Mari Yla-Jarkko, Director, Business Statistics, Statistics Finland</w:t>
-        <w:br/>
-        <w:t xml:space="preserve"> Malaysia                                  Mohd Uzir Mahidin, Chief Statistician, Department of Statistics</w:t>
-        <w:br/>
-        <w:t xml:space="preserve">                                           Malaysia</w:t>
-        <w:br/>
-        <w:t xml:space="preserve">                                           Ms. Ezatul Nisha Abul Rahman, Director of Strategic</w:t>
-        <w:br/>
-        <w:t xml:space="preserve">                                           Communication and International Statistics Division,</w:t>
-        <w:br/>
-        <w:t xml:space="preserve">                                           Department of Statistics Malaysia</w:t>
-        <w:br/>
-        <w:t xml:space="preserve"> Mexico                                    Arturo Blancas, Director General, Economic Statistics, Instituto</w:t>
-        <w:br/>
-        <w:t xml:space="preserve">                                           Nacional de Estadistica y Georgrafia (INEGI)</w:t>
-        <w:br/>
-        <w:t xml:space="preserve">                                           Jorge Reyes, Deputy Director General of Prices Indices, INEGI</w:t>
-        <w:br/>
-        <w:t xml:space="preserve"> African Development Bank                  Kouakou K. Louis, Acting Director, Statistics Department</w:t>
-        <w:br/>
-        <w:t xml:space="preserve">                                           Ben Paul Mungyereza, Manager, Statistics Department</w:t>
-        <w:br/>
-        <w:t xml:space="preserve">                                           Gregoire Mboya De Loubassou, Senior Statistician, Statistics</w:t>
-        <w:br/>
-        <w:t xml:space="preserve">                                           Department</w:t>
-        <w:br/>
-        <w:t xml:space="preserve"> Asian Development Bank                    Elaine Tan, Advisor, Office of the Chief Economist and Director</w:t>
-        <w:br/>
-        <w:t xml:space="preserve">                                           General, and Head, Statistics and Data Innovation</w:t>
-        <w:br/>
-        <w:t xml:space="preserve">                                           Kaushal Joshi, Principal Statistician, Statistics and Data</w:t>
-        <w:br/>
-        <w:t xml:space="preserve">                                           Innovation</w:t>
-        <w:br/>
-        <w:t xml:space="preserve"> Eurostat                                  Mariana Kotzeva, Director General, Eurostat</w:t>
-        <w:br/>
-        <w:t xml:space="preserve"> International Monetary Fund               Albert Kroese, Chief Statistician</w:t>
-        <w:br/>
-        <w:t xml:space="preserve">                                           Brian Graf, Senior Economist, Real Sector Statistics Division</w:t>
-        <w:br/>
-        <w:t xml:space="preserve"> Interstate Statistical Committee of the Andrey Kosarev, Deputy Chairman</w:t>
-        <w:br/>
-        <w:t xml:space="preserve"> Commonwealth of Independent States</w:t>
-        <w:br/>
-        <w:t xml:space="preserve"> Organization for Economic Co-operation Paul Schreyer, Chief Statistician and Director of Statistics and</w:t>
-        <w:br/>
-        <w:t xml:space="preserve"> and Development                         Data Directorate</w:t>
-        <w:br/>
-        <w:t xml:space="preserve"> United Nations Economic and Social Haidar Fraihat, Cluster Leader of the Statistics, Information</w:t>
-        <w:br/>
-        <w:t xml:space="preserve"> Commission for Western Asia             Society and Technology Cluster</w:t>
-        <w:br/>
-        <w:t xml:space="preserve">                                         Majed Skaini, Statistician, Statistics Division</w:t>
-        <w:br/>
-        <w:t xml:space="preserve"> United Nations Economic Commission for Rolando Ocampo, Director, Statistics Division</w:t>
-        <w:br/>
-        <w:t xml:space="preserve"> Latin America and the Caribbean</w:t>
-        <w:br/>
-        <w:t xml:space="preserve"> United Nations Statistics Division     Stefan Schweinfest, Director, Statistics Division</w:t>
-        <w:br/>
-        <w:br/>
-        <w:t xml:space="preserve"> World Bank                                Haishan Fu, Chief Statistician, and Director, Development Data</w:t>
-        <w:br/>
-        <w:t xml:space="preserve">                                           Group</w:t>
-        <w:br/>
-        <w:br/>
-        <w:br/>
-        <w:t xml:space="preserve">                                                 6</w:t>
+        <w:t xml:space="preserve">The third meeting of the International Comparison Program (ICP) Governing Board for the 2021 cycle took </w:t>
       </w:r>
-    </w:p>
-    <w:p>
       <w:r>
-        <w:br w:type="page"/>
+        <w:rPr>
+          <w:rFonts w:ascii="Calibri" w:hAnsi="Calibri" w:eastAsia="Calibri"/>
+          <w:b w:val="0"/>
+          <w:i w:val="0"/>
+          <w:color w:val="000000"/>
+          <w:sz w:val="22"/>
+        </w:rPr>
+        <w:t xml:space="preserve">place on February 26, 2023, at the Millennium Hilton New York One UN Plaza, New York, United States, </w:t>
+      </w:r>
+      <w:r>
+        <w:rPr>
+          <w:rFonts w:ascii="Calibri" w:hAnsi="Calibri" w:eastAsia="Calibri"/>
+          <w:b w:val="0"/>
+          <w:i w:val="0"/>
+          <w:color w:val="000000"/>
+          <w:sz w:val="22"/>
+        </w:rPr>
+        <w:t xml:space="preserve">as a hybrid event. </w:t>
       </w:r>
     </w:p>
     <w:p>
       <w:pPr>
-        <w:spacing w:after="0" w:line="240" w:lineRule="auto"/>
+        <w:autoSpaceDN w:val="0"/>
+        <w:autoSpaceDE w:val="0"/>
+        <w:widowControl/>
+        <w:spacing w:line="245" w:lineRule="auto" w:before="348" w:after="0"/>
+        <w:ind w:left="10" w:right="24" w:hanging="10"/>
+        <w:jc w:val="both"/>
       </w:pPr>
       <w:r>
         <w:rPr>
-          <w:rFonts w:ascii="Courier New" w:hAnsi="Courier New" w:eastAsia="Courier New"/>
-          <w:sz w:val="15"/>
+          <w:rFonts w:ascii="Calibri" w:hAnsi="Calibri" w:eastAsia="Calibri"/>
+          <w:b w:val="0"/>
+          <w:i w:val="0"/>
+          <w:color w:val="000000"/>
+          <w:sz w:val="22"/>
         </w:rPr>
-        <w:t>Nada Hamadeh, Manager, Economic, Debt and Price Data</w:t>
-        <w:br/>
-        <w:t>Unit, Development Data Group</w:t>
-        <w:br/>
-        <w:t>Marko Rissanen, ICP Program Lead and Senior Statistician,</w:t>
-        <w:br/>
-        <w:t>Development Data Group</w:t>
-        <w:br/>
-        <w:t>Edie Purdie, Consultant, Development Data Group</w:t>
-        <w:br/>
-        <w:t>Nancy Kebe, Development Data Group</w:t>
-        <w:br/>
-        <w:t>Catherine Van Rompaey, Program Manager, Development</w:t>
-        <w:br/>
-        <w:t>Data Group</w:t>
-        <w:br/>
-        <w:br/>
-        <w:br/>
-        <w:t xml:space="preserve">     7</w:t>
+        <w:t xml:space="preserve">The main objectives of the meeting were to review the status of the 2021 cycle at the global and regional </w:t>
+      </w:r>
+      <w:r>
+        <w:rPr>
+          <w:rFonts w:ascii="Calibri" w:hAnsi="Calibri" w:eastAsia="Calibri"/>
+          <w:b w:val="0"/>
+          <w:i w:val="0"/>
+          <w:color w:val="000000"/>
+          <w:sz w:val="22"/>
+        </w:rPr>
+        <w:t xml:space="preserve">levels. In attendance were the Board members and observers, and Board secretariat staff, as listed in </w:t>
+      </w:r>
+      <w:r>
+        <w:rPr>
+          <w:rFonts w:ascii="Calibri" w:hAnsi="Calibri" w:eastAsia="Calibri"/>
+          <w:b w:val="0"/>
+          <w:i w:val="0"/>
+          <w:color w:val="000000"/>
+          <w:sz w:val="22"/>
+        </w:rPr>
+        <w:t>Annex 2. The agenda and presentation accompanying the meeting are available</w:t>
+      </w:r>
+      <w:r>
+        <w:rPr>
+          <w:rFonts w:ascii="Calibri" w:hAnsi="Calibri" w:eastAsia="Calibri"/>
+          <w:b w:val="0"/>
+          <w:i w:val="0"/>
+          <w:color w:val="000000"/>
+          <w:sz w:val="22"/>
+        </w:rPr>
+        <w:t xml:space="preserve"> </w:t>
+      </w:r>
+      <w:r>
+        <w:rPr>
+          <w:u w:val="single" w:color="0462c1"/>
+          <w:rFonts w:ascii="Calibri" w:hAnsi="Calibri" w:eastAsia="Calibri"/>
+          <w:b w:val="0"/>
+          <w:i w:val="0"/>
+          <w:color w:val="0563C1"/>
+          <w:sz w:val="22"/>
+        </w:rPr>
+        <w:hyperlink r:id="rId10" w:history="1">
+          <w:r>
+            <w:rPr>
+              <w:rStyle w:val="Hyperlink"/>
+            </w:rPr>
+            <w:t>here</w:t>
+          </w:r>
+        </w:hyperlink>
+      </w:r>
+      <w:r>
+        <w:rPr>
+          <w:rFonts w:ascii="Calibri" w:hAnsi="Calibri" w:eastAsia="Calibri"/>
+          <w:b w:val="0"/>
+          <w:i w:val="0"/>
+          <w:color w:val="000000"/>
+          <w:sz w:val="22"/>
+        </w:rPr>
+        <w:hyperlink r:id="rId10" w:history="1">
+          <w:r>
+            <w:rPr>
+              <w:rStyle w:val="Hyperlink"/>
+            </w:rPr>
+            <w:t>.</w:t>
+          </w:r>
+        </w:hyperlink>
+      </w:r>
+      <w:r>
+        <w:rPr>
+          <w:rFonts w:ascii="Calibri" w:hAnsi="Calibri" w:eastAsia="Calibri"/>
+          <w:b w:val="0"/>
+          <w:i w:val="0"/>
+          <w:color w:val="000000"/>
+          <w:sz w:val="22"/>
+        </w:rPr>
+        <w:t xml:space="preserve"> </w:t>
       </w:r>
     </w:p>
     <w:p>
+      <w:pPr>
+        <w:autoSpaceDN w:val="0"/>
+        <w:autoSpaceDE w:val="0"/>
+        <w:widowControl/>
+        <w:spacing w:line="197" w:lineRule="auto" w:before="346" w:after="0"/>
+        <w:ind w:left="0" w:right="0" w:firstLine="0"/>
+        <w:jc w:val="left"/>
+      </w:pPr>
       <w:r>
-        <w:br w:type="page"/>
+        <w:rPr>
+          <w:rFonts w:ascii="Calibri" w:hAnsi="Calibri" w:eastAsia="Calibri"/>
+          <w:b/>
+          <w:i w:val="0"/>
+          <w:color w:val="000000"/>
+          <w:sz w:val="22"/>
+        </w:rPr>
+        <w:t xml:space="preserve">Welcome address, opening remarks and adoption of the agenda </w:t>
+      </w:r>
+    </w:p>
+    <w:p>
+      <w:pPr>
+        <w:autoSpaceDN w:val="0"/>
+        <w:autoSpaceDE w:val="0"/>
+        <w:widowControl/>
+        <w:spacing w:line="245" w:lineRule="auto" w:before="352" w:after="0"/>
+        <w:ind w:left="10" w:right="22" w:hanging="10"/>
+        <w:jc w:val="both"/>
+      </w:pPr>
+      <w:r>
+        <w:rPr>
+          <w:rFonts w:ascii="Calibri" w:hAnsi="Calibri" w:eastAsia="Calibri"/>
+          <w:b w:val="0"/>
+          <w:i w:val="0"/>
+          <w:color w:val="000000"/>
+          <w:sz w:val="22"/>
+        </w:rPr>
+        <w:t xml:space="preserve">The Chair, Mr. Markus Sovala, Director General of Statistics Finland, opened the meeting. He invited Ms. </w:t>
+      </w:r>
+      <w:r>
+        <w:rPr>
+          <w:rFonts w:ascii="Calibri" w:hAnsi="Calibri" w:eastAsia="Calibri"/>
+          <w:b w:val="0"/>
+          <w:i w:val="0"/>
+          <w:color w:val="000000"/>
+          <w:sz w:val="22"/>
+        </w:rPr>
+        <w:t xml:space="preserve">Haishan Fu, Chief Statistician and Director of the Development Data Group, World Bank, to provide </w:t>
+      </w:r>
+      <w:r>
+        <w:rPr>
+          <w:rFonts w:ascii="Calibri" w:hAnsi="Calibri" w:eastAsia="Calibri"/>
+          <w:b w:val="0"/>
+          <w:i w:val="0"/>
+          <w:color w:val="000000"/>
+          <w:sz w:val="22"/>
+        </w:rPr>
+        <w:t xml:space="preserve">opening remarks. She noted the positive progress with the ICP 2021 cycle despite the setbacks caused by </w:t>
+      </w:r>
+      <w:r>
+        <w:rPr>
+          <w:rFonts w:ascii="Calibri" w:hAnsi="Calibri" w:eastAsia="Calibri"/>
+          <w:b w:val="0"/>
+          <w:i w:val="0"/>
+          <w:color w:val="000000"/>
+          <w:sz w:val="22"/>
+        </w:rPr>
+        <w:t xml:space="preserve">both the COVID-19 pandemic and the war in Ukraine and looked forward to the timely publication of </w:t>
+      </w:r>
+      <w:r>
+        <w:rPr>
+          <w:rFonts w:ascii="Calibri" w:hAnsi="Calibri" w:eastAsia="Calibri"/>
+          <w:b w:val="0"/>
+          <w:i w:val="0"/>
+          <w:color w:val="000000"/>
+          <w:sz w:val="22"/>
+        </w:rPr>
+        <w:t xml:space="preserve">results. </w:t>
+      </w:r>
+    </w:p>
+    <w:p>
+      <w:pPr>
+        <w:autoSpaceDN w:val="0"/>
+        <w:autoSpaceDE w:val="0"/>
+        <w:widowControl/>
+        <w:spacing w:line="197" w:lineRule="auto" w:before="346" w:after="0"/>
+        <w:ind w:left="0" w:right="0" w:firstLine="0"/>
+        <w:jc w:val="left"/>
+      </w:pPr>
+      <w:r>
+        <w:rPr>
+          <w:rFonts w:ascii="Calibri" w:hAnsi="Calibri" w:eastAsia="Calibri"/>
+          <w:b w:val="0"/>
+          <w:i w:val="0"/>
+          <w:color w:val="000000"/>
+          <w:sz w:val="22"/>
+        </w:rPr>
+        <w:t>The Chair presented the proposed</w:t>
+      </w:r>
+      <w:r>
+        <w:rPr>
+          <w:rFonts w:ascii="Calibri" w:hAnsi="Calibri" w:eastAsia="Calibri"/>
+          <w:b w:val="0"/>
+          <w:i w:val="0"/>
+          <w:color w:val="000000"/>
+          <w:sz w:val="22"/>
+        </w:rPr>
+        <w:t xml:space="preserve"> </w:t>
+      </w:r>
+      <w:r>
+        <w:rPr>
+          <w:u w:val="single" w:color="0462c1"/>
+          <w:rFonts w:ascii="Calibri" w:hAnsi="Calibri" w:eastAsia="Calibri"/>
+          <w:b w:val="0"/>
+          <w:i w:val="0"/>
+          <w:color w:val="0563C1"/>
+          <w:sz w:val="22"/>
+        </w:rPr>
+        <w:hyperlink r:id="rId11" w:history="1">
+          <w:r>
+            <w:rPr>
+              <w:rStyle w:val="Hyperlink"/>
+            </w:rPr>
+            <w:t>agenda</w:t>
+          </w:r>
+        </w:hyperlink>
+      </w:r>
+      <w:r>
+        <w:rPr>
+          <w:rFonts w:ascii="Calibri" w:hAnsi="Calibri" w:eastAsia="Calibri"/>
+          <w:b w:val="0"/>
+          <w:i w:val="0"/>
+          <w:color w:val="000000"/>
+          <w:sz w:val="22"/>
+        </w:rPr>
+        <w:t xml:space="preserve"> </w:t>
+      </w:r>
+      <w:r>
+        <w:rPr>
+          <w:rFonts w:ascii="Calibri" w:hAnsi="Calibri" w:eastAsia="Calibri"/>
+          <w:b w:val="0"/>
+          <w:i w:val="0"/>
+          <w:color w:val="000000"/>
+          <w:sz w:val="22"/>
+        </w:rPr>
+        <w:t xml:space="preserve">to the Board for adoption. </w:t>
+      </w:r>
+    </w:p>
+    <w:p>
+      <w:pPr>
+        <w:autoSpaceDN w:val="0"/>
+        <w:autoSpaceDE w:val="0"/>
+        <w:widowControl/>
+        <w:spacing w:line="197" w:lineRule="auto" w:before="346" w:after="0"/>
+        <w:ind w:left="590" w:right="0" w:firstLine="0"/>
+        <w:jc w:val="left"/>
+      </w:pPr>
+      <w:r>
+        <w:rPr>
+          <w:rFonts w:ascii="Calibri" w:hAnsi="Calibri" w:eastAsia="Calibri"/>
+          <w:b/>
+          <w:i/>
+          <w:color w:val="000000"/>
+          <w:sz w:val="22"/>
+        </w:rPr>
+        <w:t>The Governing Board adopted the proposed meeting agenda.</w:t>
+      </w:r>
+    </w:p>
+    <w:p>
+      <w:pPr>
+        <w:autoSpaceDN w:val="0"/>
+        <w:autoSpaceDE w:val="0"/>
+        <w:widowControl/>
+        <w:spacing w:line="197" w:lineRule="auto" w:before="354" w:after="0"/>
+        <w:ind w:left="0" w:right="0" w:firstLine="0"/>
+        <w:jc w:val="left"/>
+      </w:pPr>
+      <w:r>
+        <w:rPr>
+          <w:rFonts w:ascii="Calibri" w:hAnsi="Calibri" w:eastAsia="Calibri"/>
+          <w:b/>
+          <w:i w:val="0"/>
+          <w:color w:val="000000"/>
+          <w:sz w:val="22"/>
+        </w:rPr>
+        <w:t xml:space="preserve">Global progress with ICP 2021 cycle </w:t>
+      </w:r>
+    </w:p>
+    <w:p>
+      <w:pPr>
+        <w:autoSpaceDN w:val="0"/>
+        <w:autoSpaceDE w:val="0"/>
+        <w:widowControl/>
+        <w:spacing w:line="245" w:lineRule="auto" w:before="350" w:after="0"/>
+        <w:ind w:left="10" w:right="20" w:hanging="10"/>
+        <w:jc w:val="both"/>
+      </w:pPr>
+      <w:r>
+        <w:rPr>
+          <w:rFonts w:ascii="Calibri" w:hAnsi="Calibri" w:eastAsia="Calibri"/>
+          <w:b w:val="0"/>
+          <w:i w:val="0"/>
+          <w:color w:val="000000"/>
+          <w:sz w:val="22"/>
+        </w:rPr>
+        <w:t>Ms. Nada Hamadeh, Manager, Economic, Debt and Price Data Unit, World Bank, presented the</w:t>
+      </w:r>
+      <w:r>
+        <w:rPr>
+          <w:rFonts w:ascii="Calibri" w:hAnsi="Calibri" w:eastAsia="Calibri"/>
+          <w:b w:val="0"/>
+          <w:i w:val="0"/>
+          <w:color w:val="000000"/>
+          <w:sz w:val="22"/>
+        </w:rPr>
+        <w:t xml:space="preserve"> </w:t>
+      </w:r>
+      <w:r>
+        <w:rPr>
+          <w:u w:val="single" w:color="0462c1"/>
+          <w:rFonts w:ascii="Calibri" w:hAnsi="Calibri" w:eastAsia="Calibri"/>
+          <w:b w:val="0"/>
+          <w:i w:val="0"/>
+          <w:color w:val="0563C1"/>
+          <w:sz w:val="22"/>
+        </w:rPr>
+        <w:hyperlink r:id="rId12" w:history="1">
+          <w:r>
+            <w:rPr>
+              <w:rStyle w:val="Hyperlink"/>
+            </w:rPr>
+            <w:t>global</w:t>
+          </w:r>
+        </w:hyperlink>
+      </w:r>
+      <w:r>
+        <w:rPr>
+          <w:rFonts w:ascii="Calibri" w:hAnsi="Calibri" w:eastAsia="Calibri"/>
+          <w:b w:val="0"/>
+          <w:i w:val="0"/>
+          <w:color w:val="0563C1"/>
+          <w:sz w:val="22"/>
+        </w:rPr>
+        <w:t xml:space="preserve"> </w:t>
+      </w:r>
+      <w:r>
+        <w:rPr>
+          <w:u w:val="single" w:color="0462c1"/>
+          <w:rFonts w:ascii="Calibri" w:hAnsi="Calibri" w:eastAsia="Calibri"/>
+          <w:b w:val="0"/>
+          <w:i w:val="0"/>
+          <w:color w:val="0563C1"/>
+          <w:sz w:val="22"/>
+        </w:rPr>
+        <w:hyperlink r:id="rId12" w:history="1">
+          <w:r>
+            <w:rPr>
+              <w:rStyle w:val="Hyperlink"/>
+            </w:rPr>
+            <w:t>progress report</w:t>
+          </w:r>
+        </w:hyperlink>
+      </w:r>
+      <w:r>
+        <w:rPr>
+          <w:rFonts w:ascii="Calibri" w:hAnsi="Calibri" w:eastAsia="Calibri"/>
+          <w:b w:val="0"/>
+          <w:i w:val="0"/>
+          <w:color w:val="000000"/>
+          <w:sz w:val="22"/>
+        </w:rPr>
+        <w:t xml:space="preserve"> </w:t>
+      </w:r>
+      <w:r>
+        <w:rPr>
+          <w:rFonts w:ascii="Calibri" w:hAnsi="Calibri" w:eastAsia="Calibri"/>
+          <w:b w:val="0"/>
+          <w:i w:val="0"/>
+          <w:color w:val="000000"/>
+          <w:sz w:val="22"/>
+        </w:rPr>
+        <w:t xml:space="preserve">for the ICP 2021 cycle, covering the 2021 cycle timeline and milestones, participation and </w:t>
+      </w:r>
+      <w:r>
+        <w:rPr>
+          <w:rFonts w:ascii="Calibri" w:hAnsi="Calibri" w:eastAsia="Calibri"/>
+          <w:b w:val="0"/>
+          <w:i w:val="0"/>
+          <w:color w:val="000000"/>
+          <w:sz w:val="22"/>
+        </w:rPr>
+        <w:t xml:space="preserve">data submission status, governance activities, risks and mitigation measures, replicability and </w:t>
+      </w:r>
+      <w:r>
+        <w:rPr>
+          <w:rFonts w:ascii="Calibri" w:hAnsi="Calibri" w:eastAsia="Calibri"/>
+          <w:b w:val="0"/>
+          <w:i w:val="0"/>
+          <w:color w:val="000000"/>
+          <w:sz w:val="22"/>
+        </w:rPr>
+        <w:t xml:space="preserve">transparency of ICP results, and uses and outreach. </w:t>
+      </w:r>
+    </w:p>
+    <w:p>
+      <w:pPr>
+        <w:autoSpaceDN w:val="0"/>
+        <w:autoSpaceDE w:val="0"/>
+        <w:widowControl/>
+        <w:spacing w:line="245" w:lineRule="auto" w:before="344" w:after="0"/>
+        <w:ind w:left="10" w:right="22" w:hanging="10"/>
+        <w:jc w:val="both"/>
+      </w:pPr>
+      <w:r>
+        <w:rPr>
+          <w:rFonts w:ascii="Calibri" w:hAnsi="Calibri" w:eastAsia="Calibri"/>
+          <w:b w:val="0"/>
+          <w:i w:val="0"/>
+          <w:color w:val="000000"/>
+          <w:sz w:val="22"/>
+        </w:rPr>
+        <w:t xml:space="preserve">The number of participating economies for the ICP 2021 cycle is expected to be similar to the ICP 2017 </w:t>
+      </w:r>
+      <w:r>
+        <w:rPr>
+          <w:rFonts w:ascii="Calibri" w:hAnsi="Calibri" w:eastAsia="Calibri"/>
+          <w:b w:val="0"/>
+          <w:i w:val="0"/>
+          <w:color w:val="000000"/>
+          <w:sz w:val="22"/>
+        </w:rPr>
+        <w:t xml:space="preserve">cycle, during which 176 economies participated. Operational activities are still ongoing in all ICP regions </w:t>
+      </w:r>
+      <w:r>
+        <w:rPr>
+          <w:rFonts w:ascii="Calibri" w:hAnsi="Calibri" w:eastAsia="Calibri"/>
+          <w:b w:val="0"/>
+          <w:i w:val="0"/>
+          <w:color w:val="000000"/>
+          <w:sz w:val="22"/>
+        </w:rPr>
+        <w:t xml:space="preserve">according to schedule, despite the delays in selected regions and economies caused mainly by the </w:t>
+      </w:r>
+      <w:r>
+        <w:rPr>
+          <w:rFonts w:ascii="Calibri" w:hAnsi="Calibri" w:eastAsia="Calibri"/>
+          <w:b w:val="0"/>
+          <w:i w:val="0"/>
+          <w:color w:val="000000"/>
+          <w:sz w:val="22"/>
+        </w:rPr>
+        <w:t xml:space="preserve">disruptions brought about by the COVID-19 pandemic. </w:t>
+      </w:r>
+    </w:p>
+    <w:p>
+      <w:pPr>
+        <w:autoSpaceDN w:val="0"/>
+        <w:autoSpaceDE w:val="0"/>
+        <w:widowControl/>
+        <w:spacing w:line="197" w:lineRule="auto" w:before="596" w:after="0"/>
+        <w:ind w:left="0" w:right="0" w:firstLine="0"/>
+        <w:jc w:val="center"/>
+      </w:pPr>
+      <w:r>
+        <w:rPr>
+          <w:rFonts w:ascii="Calibri" w:hAnsi="Calibri" w:eastAsia="Calibri"/>
+          <w:b w:val="0"/>
+          <w:i w:val="0"/>
+          <w:color w:val="000000"/>
+          <w:sz w:val="22"/>
+        </w:rPr>
+        <w:t xml:space="preserve">1 </w:t>
+      </w:r>
+    </w:p>
+    <w:p>
+      <w:pPr>
+        <w:sectPr>
+          <w:pgSz w:w="12240" w:h="15840"/>
+          <w:pgMar w:top="618" w:right="1360" w:bottom="410" w:left="1426" w:header="720" w:footer="720" w:gutter="0"/>
+          <w:cols/>
+          <w:docGrid w:linePitch="360"/>
+        </w:sectPr>
+      </w:pPr>
+    </w:p>
+    <w:p>
+      <w:pPr>
+        <w:autoSpaceDN w:val="0"/>
+        <w:autoSpaceDE w:val="0"/>
+        <w:widowControl/>
+        <w:spacing w:line="220" w:lineRule="exact" w:before="0" w:after="432"/>
+        <w:ind w:left="0" w:right="0"/>
+      </w:pPr>
+    </w:p>
+    <w:p>
+      <w:pPr>
+        <w:autoSpaceDN w:val="0"/>
+        <w:autoSpaceDE w:val="0"/>
+        <w:widowControl/>
+        <w:spacing w:line="245" w:lineRule="auto" w:before="0" w:after="0"/>
+        <w:ind w:left="10" w:right="20" w:hanging="10"/>
+        <w:jc w:val="both"/>
+      </w:pPr>
+      <w:r>
+        <w:rPr>
+          <w:rFonts w:ascii="Calibri" w:hAnsi="Calibri" w:eastAsia="Calibri"/>
+          <w:b w:val="0"/>
+          <w:i w:val="0"/>
+          <w:color w:val="000000"/>
+          <w:sz w:val="22"/>
+        </w:rPr>
+        <w:t xml:space="preserve">Meeting frequency for all governance and coordination bodies is expected to increase in this final year of </w:t>
+      </w:r>
+      <w:r>
+        <w:rPr>
+          <w:rFonts w:ascii="Calibri" w:hAnsi="Calibri" w:eastAsia="Calibri"/>
+          <w:b w:val="0"/>
+          <w:i w:val="0"/>
+          <w:color w:val="000000"/>
+          <w:sz w:val="22"/>
+        </w:rPr>
+        <w:t>the cycle, with a 4</w:t>
+      </w:r>
+      <w:r>
+        <w:rPr>
+          <w:rFonts w:ascii="Calibri" w:hAnsi="Calibri" w:eastAsia="Calibri"/>
+          <w:b w:val="0"/>
+          <w:i w:val="0"/>
+          <w:color w:val="000000"/>
+          <w:sz w:val="14"/>
+        </w:rPr>
+        <w:t>th</w:t>
+      </w:r>
+      <w:r>
+        <w:rPr>
+          <w:rFonts w:ascii="Calibri" w:hAnsi="Calibri" w:eastAsia="Calibri"/>
+          <w:b w:val="0"/>
+          <w:i w:val="0"/>
+          <w:color w:val="000000"/>
+          <w:sz w:val="22"/>
+        </w:rPr>
+        <w:t xml:space="preserve"> quarter of 2023 virtual meeting envisaged for the Governing Board. Results are </w:t>
+      </w:r>
+      <w:r>
+        <w:rPr>
+          <w:rFonts w:ascii="Calibri" w:hAnsi="Calibri" w:eastAsia="Calibri"/>
+          <w:b w:val="0"/>
+          <w:i w:val="0"/>
+          <w:color w:val="000000"/>
+          <w:sz w:val="22"/>
+        </w:rPr>
+        <w:t xml:space="preserve">scheduled to be released by the end of2023, with outreach activities anticipated for the first half of 2024. </w:t>
+      </w:r>
+      <w:r>
+        <w:rPr>
+          <w:rFonts w:ascii="Calibri" w:hAnsi="Calibri" w:eastAsia="Calibri"/>
+          <w:b w:val="0"/>
+          <w:i w:val="0"/>
+          <w:color w:val="000000"/>
+          <w:sz w:val="22"/>
+        </w:rPr>
+        <w:t xml:space="preserve">The </w:t>
+      </w:r>
+      <w:r>
+        <w:rPr>
+          <w:u w:val="single" w:color="0462c1"/>
+          <w:rFonts w:ascii="Calibri" w:hAnsi="Calibri" w:eastAsia="Calibri"/>
+          <w:b w:val="0"/>
+          <w:i w:val="0"/>
+          <w:color w:val="0563C1"/>
+          <w:sz w:val="22"/>
+        </w:rPr>
+        <w:hyperlink r:id="rId13" w:history="1">
+          <w:r>
+            <w:rPr>
+              <w:rStyle w:val="Hyperlink"/>
+            </w:rPr>
+            <w:t>ICP report</w:t>
+          </w:r>
+        </w:hyperlink>
+      </w:r>
+      <w:r>
+        <w:rPr>
+          <w:rFonts w:ascii="Calibri" w:hAnsi="Calibri" w:eastAsia="Calibri"/>
+          <w:b w:val="0"/>
+          <w:i w:val="0"/>
+          <w:color w:val="000000"/>
+          <w:sz w:val="22"/>
+        </w:rPr>
+        <w:t xml:space="preserve"> </w:t>
+      </w:r>
+      <w:r>
+        <w:rPr>
+          <w:rFonts w:ascii="Calibri" w:hAnsi="Calibri" w:eastAsia="Calibri"/>
+          <w:b w:val="0"/>
+          <w:i w:val="0"/>
+          <w:color w:val="000000"/>
+          <w:sz w:val="22"/>
+        </w:rPr>
+        <w:t>submitted for information to the United Nations Statistical Commission’s 54</w:t>
+      </w:r>
+      <w:r>
+        <w:rPr>
+          <w:rFonts w:ascii="Calibri" w:hAnsi="Calibri" w:eastAsia="Calibri"/>
+          <w:b w:val="0"/>
+          <w:i w:val="0"/>
+          <w:color w:val="000000"/>
+          <w:sz w:val="14"/>
+        </w:rPr>
+        <w:t>th</w:t>
+      </w:r>
+      <w:r>
+        <w:rPr>
+          <w:rFonts w:ascii="Calibri" w:hAnsi="Calibri" w:eastAsia="Calibri"/>
+          <w:b w:val="0"/>
+          <w:i w:val="0"/>
+          <w:color w:val="000000"/>
+          <w:sz w:val="22"/>
+        </w:rPr>
+        <w:t xml:space="preserve"> session </w:t>
+      </w:r>
+      <w:r>
+        <w:rPr>
+          <w:rFonts w:ascii="Calibri" w:hAnsi="Calibri" w:eastAsia="Calibri"/>
+          <w:b w:val="0"/>
+          <w:i w:val="0"/>
+          <w:color w:val="000000"/>
+          <w:sz w:val="22"/>
+        </w:rPr>
+        <w:t xml:space="preserve">invites members to ensure the timely completion of the 2021 cycle, begin preparations for the 2024 cycle, </w:t>
+      </w:r>
+      <w:r>
+        <w:rPr>
+          <w:rFonts w:ascii="Calibri" w:hAnsi="Calibri" w:eastAsia="Calibri"/>
+          <w:b w:val="0"/>
+          <w:i w:val="0"/>
+          <w:color w:val="000000"/>
+          <w:sz w:val="22"/>
+        </w:rPr>
+        <w:t xml:space="preserve">and incorporate the ICP into national statistical programs. </w:t>
+      </w:r>
+    </w:p>
+    <w:p>
+      <w:pPr>
+        <w:autoSpaceDN w:val="0"/>
+        <w:autoSpaceDE w:val="0"/>
+        <w:widowControl/>
+        <w:spacing w:line="245" w:lineRule="auto" w:before="348" w:after="0"/>
+        <w:ind w:left="10" w:right="22" w:hanging="10"/>
+        <w:jc w:val="both"/>
+      </w:pPr>
+      <w:r>
+        <w:rPr>
+          <w:rFonts w:ascii="Calibri" w:hAnsi="Calibri" w:eastAsia="Calibri"/>
+          <w:b w:val="0"/>
+          <w:i w:val="0"/>
+          <w:color w:val="000000"/>
+          <w:sz w:val="22"/>
+        </w:rPr>
+        <w:t xml:space="preserve">Ms. Hamadeh updated the Board on Sir Angus Deaton’s intention to step down as Technical Advisory </w:t>
+      </w:r>
+      <w:r>
+        <w:rPr>
+          <w:rFonts w:ascii="Calibri" w:hAnsi="Calibri" w:eastAsia="Calibri"/>
+          <w:b w:val="0"/>
+          <w:i w:val="0"/>
+          <w:color w:val="000000"/>
+          <w:sz w:val="22"/>
+        </w:rPr>
+        <w:t xml:space="preserve">Group (TAG) Chair and that Mr. Paul Schreyer, Chief Statistician and Director of Statistics and Data </w:t>
+      </w:r>
+      <w:r>
+        <w:rPr>
+          <w:rFonts w:ascii="Calibri" w:hAnsi="Calibri" w:eastAsia="Calibri"/>
+          <w:b w:val="0"/>
+          <w:i w:val="0"/>
+          <w:color w:val="000000"/>
+          <w:sz w:val="22"/>
+        </w:rPr>
+        <w:t xml:space="preserve">Directorate, Organisation for Economic Cooperation and Development (OECD), and current TAG Alternate </w:t>
+      </w:r>
+      <w:r>
+        <w:rPr>
+          <w:rFonts w:ascii="Calibri" w:hAnsi="Calibri" w:eastAsia="Calibri"/>
+          <w:b w:val="0"/>
+          <w:i w:val="0"/>
+          <w:color w:val="000000"/>
+          <w:sz w:val="22"/>
+        </w:rPr>
+        <w:t xml:space="preserve">Chair, has agreed to take up the role of TAG Chair going forward. She noted that a few vacant membership </w:t>
+      </w:r>
+      <w:r>
+        <w:rPr>
+          <w:rFonts w:ascii="Calibri" w:hAnsi="Calibri" w:eastAsia="Calibri"/>
+          <w:b w:val="0"/>
+          <w:i w:val="0"/>
+          <w:color w:val="000000"/>
+          <w:sz w:val="22"/>
+        </w:rPr>
+        <w:t xml:space="preserve">positions existed on the TAG. </w:t>
+      </w:r>
+    </w:p>
+    <w:p>
+      <w:pPr>
+        <w:autoSpaceDN w:val="0"/>
+        <w:autoSpaceDE w:val="0"/>
+        <w:widowControl/>
+        <w:spacing w:line="245" w:lineRule="auto" w:before="348" w:after="0"/>
+        <w:ind w:left="10" w:right="20" w:hanging="10"/>
+        <w:jc w:val="both"/>
+      </w:pPr>
+      <w:r>
+        <w:rPr>
+          <w:rFonts w:ascii="Calibri" w:hAnsi="Calibri" w:eastAsia="Calibri"/>
+          <w:b w:val="0"/>
+          <w:i w:val="0"/>
+          <w:color w:val="000000"/>
+          <w:sz w:val="22"/>
+        </w:rPr>
+        <w:t xml:space="preserve">Mr. Schreyer updated the Board on the most recent meeting of the TAG, held in December 2022, which </w:t>
+      </w:r>
+      <w:r>
+        <w:rPr>
+          <w:rFonts w:ascii="Calibri" w:hAnsi="Calibri" w:eastAsia="Calibri"/>
+          <w:b w:val="0"/>
+          <w:i w:val="0"/>
+          <w:color w:val="000000"/>
+          <w:sz w:val="22"/>
+        </w:rPr>
+        <w:t xml:space="preserve">discussed the impact of COVID-19 and war in Ukraine on ICP, the ICP Research Agenda, and new uses of </w:t>
+      </w:r>
+      <w:r>
+        <w:rPr>
+          <w:rFonts w:ascii="Calibri" w:hAnsi="Calibri" w:eastAsia="Calibri"/>
+          <w:b w:val="0"/>
+          <w:i w:val="0"/>
+          <w:color w:val="000000"/>
+          <w:sz w:val="22"/>
+        </w:rPr>
+        <w:t xml:space="preserve">PPPs and ICP data. Regarding the impact of the pandemic on data collected by Eurostat and OECD, Mr. </w:t>
+      </w:r>
+      <w:r>
+        <w:rPr>
+          <w:rFonts w:ascii="Calibri" w:hAnsi="Calibri" w:eastAsia="Calibri"/>
+          <w:b w:val="0"/>
+          <w:i w:val="0"/>
+          <w:color w:val="000000"/>
+          <w:sz w:val="22"/>
+        </w:rPr>
+        <w:t xml:space="preserve">Schreyer noted a negligible effect on annual average prices, but a more pronounced effect on expenditure </w:t>
+      </w:r>
+      <w:r>
+        <w:rPr>
+          <w:rFonts w:ascii="Calibri" w:hAnsi="Calibri" w:eastAsia="Calibri"/>
+          <w:b w:val="0"/>
+          <w:i w:val="0"/>
+          <w:color w:val="000000"/>
+          <w:sz w:val="22"/>
+        </w:rPr>
+        <w:t xml:space="preserve">weights. Furthermore, as Russia is no longer participating in the OECD comparison, and thereby </w:t>
+      </w:r>
+      <w:r>
+        <w:rPr>
+          <w:rFonts w:ascii="Calibri" w:hAnsi="Calibri" w:eastAsia="Calibri"/>
+          <w:b w:val="0"/>
+          <w:i w:val="0"/>
+          <w:color w:val="000000"/>
+          <w:sz w:val="22"/>
+        </w:rPr>
+        <w:t xml:space="preserve">preventing the linking of the Commonwealth of Independent States (CIS) region through Russia, </w:t>
+      </w:r>
+      <w:r>
+        <w:rPr>
+          <w:rFonts w:ascii="Calibri" w:hAnsi="Calibri" w:eastAsia="Calibri"/>
+          <w:b w:val="0"/>
+          <w:i w:val="0"/>
+          <w:color w:val="000000"/>
+          <w:sz w:val="22"/>
+        </w:rPr>
+        <w:t xml:space="preserve">experiments are underway to link the CIS region directly to the global program, following the standard ICP </w:t>
+      </w:r>
+      <w:r>
+        <w:rPr>
+          <w:rFonts w:ascii="Calibri" w:hAnsi="Calibri" w:eastAsia="Calibri"/>
+          <w:b w:val="0"/>
+          <w:i w:val="0"/>
+          <w:color w:val="000000"/>
+          <w:sz w:val="22"/>
+        </w:rPr>
+        <w:t xml:space="preserve">linking methodology. The next TAG meeting is scheduled for summer 2023. </w:t>
+      </w:r>
+    </w:p>
+    <w:p>
+      <w:pPr>
+        <w:autoSpaceDN w:val="0"/>
+        <w:autoSpaceDE w:val="0"/>
+        <w:widowControl/>
+        <w:spacing w:line="245" w:lineRule="auto" w:before="348" w:after="0"/>
+        <w:ind w:left="10" w:right="22" w:hanging="10"/>
+        <w:jc w:val="both"/>
+      </w:pPr>
+      <w:r>
+        <w:rPr>
+          <w:rFonts w:ascii="Calibri" w:hAnsi="Calibri" w:eastAsia="Calibri"/>
+          <w:b w:val="0"/>
+          <w:i w:val="0"/>
+          <w:color w:val="000000"/>
+          <w:sz w:val="22"/>
+        </w:rPr>
+        <w:t xml:space="preserve">Ms. Hamadeh noted recent uses of purchasing power parities (PPPs) and ICP data, including the World </w:t>
+      </w:r>
+      <w:r>
+        <w:rPr>
+          <w:rFonts w:ascii="Calibri" w:hAnsi="Calibri" w:eastAsia="Calibri"/>
+          <w:b w:val="0"/>
+          <w:i w:val="0"/>
+          <w:color w:val="000000"/>
+          <w:sz w:val="22"/>
+        </w:rPr>
+        <w:t xml:space="preserve">Bank update of the international poverty lines to 2017 PPPs, which recognized the stability of the ICP </w:t>
+      </w:r>
+      <w:r>
+        <w:rPr>
+          <w:rFonts w:ascii="Calibri" w:hAnsi="Calibri" w:eastAsia="Calibri"/>
+          <w:b w:val="0"/>
+          <w:i w:val="0"/>
+          <w:color w:val="000000"/>
+          <w:sz w:val="22"/>
+        </w:rPr>
+        <w:t xml:space="preserve">methodology and results between the most recent ICP cycles. She also noted the use of ICP food price and </w:t>
+      </w:r>
+      <w:r>
+        <w:rPr>
+          <w:rFonts w:ascii="Calibri" w:hAnsi="Calibri" w:eastAsia="Calibri"/>
+          <w:b w:val="0"/>
+          <w:i w:val="0"/>
+          <w:color w:val="000000"/>
+          <w:sz w:val="22"/>
+        </w:rPr>
+        <w:t xml:space="preserve">expenditure data in new diet cost and affordability indicators published by the Food Prices for Nutrition </w:t>
+      </w:r>
+      <w:r>
+        <w:rPr>
+          <w:rFonts w:ascii="Calibri" w:hAnsi="Calibri" w:eastAsia="Calibri"/>
+          <w:b w:val="0"/>
+          <w:i w:val="0"/>
+          <w:color w:val="000000"/>
+          <w:sz w:val="22"/>
+        </w:rPr>
+        <w:t xml:space="preserve">project and used by United Nations agencies in monitoring food security. </w:t>
+      </w:r>
+    </w:p>
+    <w:p>
+      <w:pPr>
+        <w:autoSpaceDN w:val="0"/>
+        <w:autoSpaceDE w:val="0"/>
+        <w:widowControl/>
+        <w:spacing w:line="245" w:lineRule="auto" w:before="346" w:after="0"/>
+        <w:ind w:left="10" w:right="22" w:hanging="10"/>
+        <w:jc w:val="both"/>
+      </w:pPr>
+      <w:r>
+        <w:rPr>
+          <w:rFonts w:ascii="Calibri" w:hAnsi="Calibri" w:eastAsia="Calibri"/>
+          <w:b w:val="0"/>
+          <w:i w:val="0"/>
+          <w:color w:val="000000"/>
+          <w:sz w:val="22"/>
+        </w:rPr>
+        <w:t xml:space="preserve">She also noted a forthcoming World Bank paper exploring the use of PPPs, instead of market exchange </w:t>
+      </w:r>
+      <w:r>
+        <w:rPr>
+          <w:rFonts w:ascii="Calibri" w:hAnsi="Calibri" w:eastAsia="Calibri"/>
+          <w:b w:val="0"/>
+          <w:i w:val="0"/>
+          <w:color w:val="000000"/>
+          <w:sz w:val="22"/>
+        </w:rPr>
+        <w:t xml:space="preserve">rates through the Atlas method, in classifying economies by income level. The classification is used both </w:t>
+      </w:r>
+      <w:r>
+        <w:rPr>
+          <w:rFonts w:ascii="Calibri" w:hAnsi="Calibri" w:eastAsia="Calibri"/>
+          <w:b w:val="0"/>
+          <w:i w:val="0"/>
+          <w:color w:val="000000"/>
+          <w:sz w:val="22"/>
+        </w:rPr>
+        <w:t xml:space="preserve">for operational purposes, to determine lending terms, and for analytical purposes, to broadly group </w:t>
+      </w:r>
+      <w:r>
+        <w:rPr>
+          <w:rFonts w:ascii="Calibri" w:hAnsi="Calibri" w:eastAsia="Calibri"/>
+          <w:b w:val="0"/>
+          <w:i w:val="0"/>
+          <w:color w:val="000000"/>
+          <w:sz w:val="22"/>
+        </w:rPr>
+        <w:t xml:space="preserve">countries by level of development. A consultation on the paper is currently underway. </w:t>
+      </w:r>
+    </w:p>
+    <w:p>
+      <w:pPr>
+        <w:autoSpaceDN w:val="0"/>
+        <w:autoSpaceDE w:val="0"/>
+        <w:widowControl/>
+        <w:spacing w:line="245" w:lineRule="auto" w:before="346" w:after="0"/>
+        <w:ind w:left="10" w:right="22" w:hanging="10"/>
+        <w:jc w:val="both"/>
+      </w:pPr>
+      <w:r>
+        <w:rPr>
+          <w:rFonts w:ascii="Calibri" w:hAnsi="Calibri" w:eastAsia="Calibri"/>
+          <w:b w:val="0"/>
+          <w:i w:val="0"/>
+          <w:color w:val="000000"/>
+          <w:sz w:val="22"/>
+        </w:rPr>
+        <w:t xml:space="preserve">Ms. Hamadeh closed her presentation by suggesting that the Board consider sending a letter to National </w:t>
+      </w:r>
+      <w:r>
+        <w:rPr>
+          <w:rFonts w:ascii="Calibri" w:hAnsi="Calibri" w:eastAsia="Calibri"/>
+          <w:b w:val="0"/>
+          <w:i w:val="0"/>
+          <w:color w:val="000000"/>
+          <w:sz w:val="22"/>
+        </w:rPr>
+        <w:t xml:space="preserve">Statistical Offices (NSOs) urging them to complete the 2021 cycle in a timely manner and to begin </w:t>
+      </w:r>
+      <w:r>
+        <w:rPr>
+          <w:rFonts w:ascii="Calibri" w:hAnsi="Calibri" w:eastAsia="Calibri"/>
+          <w:b w:val="0"/>
+          <w:i w:val="0"/>
+          <w:color w:val="000000"/>
+          <w:sz w:val="22"/>
+        </w:rPr>
+        <w:t xml:space="preserve">preparations for the 2024 cycle. </w:t>
+      </w:r>
+    </w:p>
+    <w:p>
+      <w:pPr>
+        <w:autoSpaceDN w:val="0"/>
+        <w:tabs>
+          <w:tab w:pos="950" w:val="left"/>
+        </w:tabs>
+        <w:autoSpaceDE w:val="0"/>
+        <w:widowControl/>
+        <w:spacing w:line="247" w:lineRule="auto" w:before="348" w:after="0"/>
+        <w:ind w:left="590" w:right="576" w:firstLine="0"/>
+        <w:jc w:val="left"/>
+      </w:pPr>
+      <w:r>
+        <w:rPr>
+          <w:rFonts w:ascii="Calibri" w:hAnsi="Calibri" w:eastAsia="Calibri"/>
+          <w:b/>
+          <w:i/>
+          <w:color w:val="000000"/>
+          <w:sz w:val="22"/>
+        </w:rPr>
+        <w:t xml:space="preserve">The ICP Governing Board noted: </w:t>
+      </w:r>
+      <w:r>
+        <w:br/>
+      </w:r>
+      <w:r>
+        <w:rPr>
+          <w:rFonts w:ascii="Calibri" w:hAnsi="Calibri" w:eastAsia="Calibri"/>
+          <w:b/>
+          <w:i/>
+          <w:color w:val="000000"/>
+          <w:sz w:val="22"/>
+        </w:rPr>
+        <w:t>-</w:t>
+      </w:r>
+      <w:r>
+        <w:tab/>
+      </w:r>
+      <w:r>
+        <w:rPr>
+          <w:rFonts w:ascii="Calibri" w:hAnsi="Calibri" w:eastAsia="Calibri"/>
+          <w:b/>
+          <w:i/>
+          <w:color w:val="000000"/>
+          <w:sz w:val="22"/>
+        </w:rPr>
+        <w:t xml:space="preserve">the progress made with the ICP 2021 cycle, despite the Covid-19 pandemic and the </w:t>
+      </w:r>
+      <w:r>
+        <w:tab/>
+      </w:r>
+      <w:r>
+        <w:rPr>
+          <w:rFonts w:ascii="Calibri" w:hAnsi="Calibri" w:eastAsia="Calibri"/>
+          <w:b/>
+          <w:i/>
+          <w:color w:val="000000"/>
+          <w:sz w:val="22"/>
+        </w:rPr>
+        <w:t>war in Ukraine;</w:t>
+      </w:r>
+      <w:r>
+        <w:br/>
+      </w:r>
+      <w:r>
+        <w:rPr>
+          <w:rFonts w:ascii="Calibri" w:hAnsi="Calibri" w:eastAsia="Calibri"/>
+          <w:b/>
+          <w:i/>
+          <w:color w:val="000000"/>
+          <w:sz w:val="22"/>
+        </w:rPr>
+        <w:t>-</w:t>
+      </w:r>
+      <w:r>
+        <w:tab/>
+      </w:r>
+      <w:r>
+        <w:rPr>
+          <w:rFonts w:ascii="Calibri" w:hAnsi="Calibri" w:eastAsia="Calibri"/>
+          <w:b/>
+          <w:i/>
+          <w:color w:val="000000"/>
+          <w:sz w:val="22"/>
+        </w:rPr>
+        <w:t xml:space="preserve">the need to identify a new approach to link the CIS region into the global set of ICP </w:t>
+      </w:r>
+      <w:r>
+        <w:tab/>
+      </w:r>
+      <w:r>
+        <w:rPr>
+          <w:rFonts w:ascii="Calibri" w:hAnsi="Calibri" w:eastAsia="Calibri"/>
+          <w:b/>
+          <w:i/>
+          <w:color w:val="000000"/>
+          <w:sz w:val="22"/>
+        </w:rPr>
+        <w:t>results;</w:t>
+      </w:r>
+      <w:r>
+        <w:br/>
+      </w:r>
+      <w:r>
+        <w:rPr>
+          <w:rFonts w:ascii="Calibri" w:hAnsi="Calibri" w:eastAsia="Calibri"/>
+          <w:b/>
+          <w:i/>
+          <w:color w:val="000000"/>
+          <w:sz w:val="22"/>
+        </w:rPr>
+        <w:t>-</w:t>
+      </w:r>
+      <w:r>
+        <w:br/>
+      </w:r>
+      <w:r>
+        <w:tab/>
+      </w:r>
+      <w:r>
+        <w:rPr>
+          <w:rFonts w:ascii="Calibri" w:hAnsi="Calibri" w:eastAsia="Calibri"/>
+          <w:b/>
+          <w:i/>
+          <w:color w:val="000000"/>
+          <w:sz w:val="22"/>
+        </w:rPr>
+        <w:t xml:space="preserve">the need to approach the NSOs on completing the ICP 2021 cycle activities in a timely </w:t>
+      </w:r>
+      <w:r>
+        <w:tab/>
+      </w:r>
+      <w:r>
+        <w:rPr>
+          <w:rFonts w:ascii="Calibri" w:hAnsi="Calibri" w:eastAsia="Calibri"/>
+          <w:b/>
+          <w:i/>
+          <w:color w:val="000000"/>
+          <w:sz w:val="22"/>
+        </w:rPr>
+        <w:t>manner and to begin preparations for the ICP 2024 cycle;</w:t>
+      </w:r>
+      <w:r>
+        <w:br/>
+      </w:r>
+      <w:r>
+        <w:rPr>
+          <w:rFonts w:ascii="Calibri" w:hAnsi="Calibri" w:eastAsia="Calibri"/>
+          <w:b/>
+          <w:i/>
+          <w:color w:val="000000"/>
+          <w:sz w:val="22"/>
+        </w:rPr>
+        <w:t>-</w:t>
+      </w:r>
+      <w:r>
+        <w:tab/>
+      </w:r>
+      <w:r>
+        <w:rPr>
+          <w:rFonts w:ascii="Calibri" w:hAnsi="Calibri" w:eastAsia="Calibri"/>
+          <w:b/>
+          <w:i/>
+          <w:color w:val="000000"/>
+          <w:sz w:val="22"/>
+        </w:rPr>
+        <w:t xml:space="preserve">the need to identify sustained funding for the program and to strengthen advocacy </w:t>
+      </w:r>
+      <w:r>
+        <w:tab/>
+      </w:r>
+      <w:r>
+        <w:rPr>
+          <w:rFonts w:ascii="Calibri" w:hAnsi="Calibri" w:eastAsia="Calibri"/>
+          <w:b/>
+          <w:i/>
+          <w:color w:val="000000"/>
+          <w:sz w:val="22"/>
+        </w:rPr>
+        <w:t>efforts; and</w:t>
+      </w:r>
+      <w:r>
+        <w:br/>
+      </w:r>
+      <w:r>
+        <w:rPr>
+          <w:rFonts w:ascii="Calibri" w:hAnsi="Calibri" w:eastAsia="Calibri"/>
+          <w:b/>
+          <w:i/>
+          <w:color w:val="000000"/>
+          <w:sz w:val="22"/>
+        </w:rPr>
+        <w:t>-</w:t>
+      </w:r>
+      <w:r>
+        <w:tab/>
+      </w:r>
+      <w:r>
+        <w:rPr>
+          <w:rFonts w:ascii="Calibri" w:hAnsi="Calibri" w:eastAsia="Calibri"/>
+          <w:b/>
+          <w:i/>
+          <w:color w:val="000000"/>
+          <w:sz w:val="22"/>
+        </w:rPr>
+        <w:t>the current and anticipated uses of PPPs.</w:t>
+      </w:r>
+    </w:p>
+    <w:p>
+      <w:pPr>
+        <w:autoSpaceDN w:val="0"/>
+        <w:autoSpaceDE w:val="0"/>
+        <w:widowControl/>
+        <w:spacing w:line="197" w:lineRule="auto" w:before="356" w:after="0"/>
+        <w:ind w:left="0" w:right="0" w:firstLine="0"/>
+        <w:jc w:val="center"/>
+      </w:pPr>
+      <w:r>
+        <w:rPr>
+          <w:rFonts w:ascii="Calibri" w:hAnsi="Calibri" w:eastAsia="Calibri"/>
+          <w:b w:val="0"/>
+          <w:i w:val="0"/>
+          <w:color w:val="000000"/>
+          <w:sz w:val="22"/>
+        </w:rPr>
+        <w:t xml:space="preserve">2 </w:t>
+      </w:r>
+    </w:p>
+    <w:p>
+      <w:pPr>
+        <w:sectPr>
+          <w:pgSz w:w="12240" w:h="15840"/>
+          <w:pgMar w:top="652" w:right="1360" w:bottom="410" w:left="1426" w:header="720" w:footer="720" w:gutter="0"/>
+          <w:cols/>
+          <w:docGrid w:linePitch="360"/>
+        </w:sectPr>
+      </w:pPr>
+    </w:p>
+    <w:p>
+      <w:pPr>
+        <w:autoSpaceDN w:val="0"/>
+        <w:autoSpaceDE w:val="0"/>
+        <w:widowControl/>
+        <w:spacing w:line="220" w:lineRule="exact" w:before="0" w:after="432"/>
+        <w:ind w:left="0" w:right="0"/>
+      </w:pPr>
+    </w:p>
+    <w:p>
+      <w:pPr>
+        <w:autoSpaceDN w:val="0"/>
+        <w:autoSpaceDE w:val="0"/>
+        <w:widowControl/>
+        <w:spacing w:line="197" w:lineRule="auto" w:before="0" w:after="0"/>
+        <w:ind w:left="0" w:right="0" w:firstLine="0"/>
+        <w:jc w:val="left"/>
+      </w:pPr>
+      <w:r>
+        <w:rPr>
+          <w:rFonts w:ascii="Calibri" w:hAnsi="Calibri" w:eastAsia="Calibri"/>
+          <w:b/>
+          <w:i w:val="0"/>
+          <w:color w:val="000000"/>
+          <w:sz w:val="22"/>
+        </w:rPr>
+        <w:t>Regional progress reports</w:t>
+      </w:r>
+    </w:p>
+    <w:p>
+      <w:pPr>
+        <w:autoSpaceDN w:val="0"/>
+        <w:autoSpaceDE w:val="0"/>
+        <w:widowControl/>
+        <w:spacing w:line="245" w:lineRule="auto" w:before="346" w:after="0"/>
+        <w:ind w:left="0" w:right="0" w:firstLine="0"/>
+        <w:jc w:val="left"/>
+      </w:pPr>
+      <w:r>
+        <w:rPr>
+          <w:rFonts w:ascii="Calibri" w:hAnsi="Calibri" w:eastAsia="Calibri"/>
+          <w:b/>
+          <w:i/>
+          <w:color w:val="000000"/>
+          <w:sz w:val="22"/>
+        </w:rPr>
+        <w:t xml:space="preserve">Africa </w:t>
+      </w:r>
+      <w:r>
+        <w:br/>
+      </w:r>
+      <w:r>
+        <w:rPr>
+          <w:rFonts w:ascii="Calibri" w:hAnsi="Calibri" w:eastAsia="Calibri"/>
+          <w:b w:val="0"/>
+          <w:i w:val="0"/>
+          <w:color w:val="000000"/>
+          <w:sz w:val="22"/>
+        </w:rPr>
+        <w:t xml:space="preserve">Mr. Louis Kouakou, Acting Director, Statistics Department, African Development Bank (AfDB), briefed the </w:t>
+      </w:r>
+      <w:r>
+        <w:rPr>
+          <w:rFonts w:ascii="Calibri" w:hAnsi="Calibri" w:eastAsia="Calibri"/>
+          <w:b w:val="0"/>
+          <w:i w:val="0"/>
+          <w:color w:val="000000"/>
+          <w:sz w:val="22"/>
+        </w:rPr>
+        <w:t xml:space="preserve">Board on the implementation of the 2021 cycle in the Africa region, including the status of data and </w:t>
+      </w:r>
+      <w:r>
+        <w:rPr>
+          <w:rFonts w:ascii="Calibri" w:hAnsi="Calibri" w:eastAsia="Calibri"/>
+          <w:b w:val="0"/>
+          <w:i w:val="0"/>
+          <w:color w:val="000000"/>
+          <w:sz w:val="22"/>
+        </w:rPr>
+        <w:t xml:space="preserve">metadata submissions and validation, and workshops and technical assistance provided to countries. He </w:t>
+      </w:r>
+      <w:r>
+        <w:rPr>
+          <w:rFonts w:ascii="Calibri" w:hAnsi="Calibri" w:eastAsia="Calibri"/>
+          <w:b w:val="0"/>
+          <w:i w:val="0"/>
+          <w:color w:val="000000"/>
+          <w:sz w:val="22"/>
+        </w:rPr>
+        <w:t xml:space="preserve">emphasized the need to have a sufficient lead time for each cycle to ensure countries had sufficient time </w:t>
+      </w:r>
+      <w:r>
+        <w:rPr>
+          <w:rFonts w:ascii="Calibri" w:hAnsi="Calibri" w:eastAsia="Calibri"/>
+          <w:b w:val="0"/>
+          <w:i w:val="0"/>
+          <w:color w:val="000000"/>
+          <w:sz w:val="22"/>
+        </w:rPr>
+        <w:t xml:space="preserve">to prepare and find resources. He also noted that countries needed support in leveraging consumer price </w:t>
+      </w:r>
+      <w:r>
+        <w:rPr>
+          <w:rFonts w:ascii="Calibri" w:hAnsi="Calibri" w:eastAsia="Calibri"/>
+          <w:b w:val="0"/>
+          <w:i w:val="0"/>
+          <w:color w:val="000000"/>
+          <w:sz w:val="22"/>
+        </w:rPr>
+        <w:t xml:space="preserve">index (CPI) data for ICP price collection. </w:t>
+      </w:r>
+    </w:p>
+    <w:p>
+      <w:pPr>
+        <w:autoSpaceDN w:val="0"/>
+        <w:autoSpaceDE w:val="0"/>
+        <w:widowControl/>
+        <w:spacing w:line="245" w:lineRule="auto" w:before="346" w:after="0"/>
+        <w:ind w:left="0" w:right="0" w:firstLine="0"/>
+        <w:jc w:val="left"/>
+      </w:pPr>
+      <w:r>
+        <w:rPr>
+          <w:rFonts w:ascii="Calibri" w:hAnsi="Calibri" w:eastAsia="Calibri"/>
+          <w:b/>
+          <w:i/>
+          <w:color w:val="000000"/>
+          <w:sz w:val="22"/>
+        </w:rPr>
+        <w:t xml:space="preserve">Asia and Pacific </w:t>
+      </w:r>
+      <w:r>
+        <w:br/>
+      </w:r>
+      <w:r>
+        <w:rPr>
+          <w:rFonts w:ascii="Calibri" w:hAnsi="Calibri" w:eastAsia="Calibri"/>
+          <w:b w:val="0"/>
+          <w:i w:val="0"/>
+          <w:color w:val="000000"/>
+          <w:sz w:val="22"/>
+        </w:rPr>
+        <w:t xml:space="preserve">Mr. Kaushal Joshi, Principal Statistician, Statistics and Data Innovation, Asian Development Bank (ADB), </w:t>
+      </w:r>
+      <w:r>
+        <w:rPr>
+          <w:rFonts w:ascii="Calibri" w:hAnsi="Calibri" w:eastAsia="Calibri"/>
+          <w:b w:val="0"/>
+          <w:i w:val="0"/>
+          <w:color w:val="000000"/>
+          <w:sz w:val="22"/>
+        </w:rPr>
+        <w:t>briefed the Board on the implementation of the 2021 cycle in the</w:t>
+      </w:r>
+      <w:r>
+        <w:rPr>
+          <w:rFonts w:ascii="Calibri" w:hAnsi="Calibri" w:eastAsia="Calibri"/>
+          <w:b w:val="0"/>
+          <w:i w:val="0"/>
+          <w:color w:val="000000"/>
+          <w:sz w:val="22"/>
+        </w:rPr>
+        <w:hyperlink r:id="rId14" w:history="1">
+          <w:r>
+            <w:rPr>
+              <w:rStyle w:val="Hyperlink"/>
+            </w:rPr>
+            <w:t xml:space="preserve"> Asia region,</w:t>
+          </w:r>
+        </w:hyperlink>
+      </w:r>
+      <w:r>
+        <w:rPr>
+          <w:rFonts w:ascii="Calibri" w:hAnsi="Calibri" w:eastAsia="Calibri"/>
+          <w:b w:val="0"/>
+          <w:i w:val="0"/>
+          <w:color w:val="000000"/>
+          <w:sz w:val="22"/>
+        </w:rPr>
+        <w:t xml:space="preserve"> including the status of data </w:t>
+      </w:r>
+      <w:r>
+        <w:rPr>
+          <w:rFonts w:ascii="Calibri" w:hAnsi="Calibri" w:eastAsia="Calibri"/>
+          <w:b w:val="0"/>
+          <w:i w:val="0"/>
+          <w:color w:val="000000"/>
+          <w:sz w:val="22"/>
+        </w:rPr>
+        <w:t xml:space="preserve">and metadata submissions and validation, and workshops and technical assistance provided to countries. </w:t>
+      </w:r>
+      <w:r>
+        <w:rPr>
+          <w:rFonts w:ascii="Calibri" w:hAnsi="Calibri" w:eastAsia="Calibri"/>
+          <w:b w:val="0"/>
+          <w:i w:val="0"/>
+          <w:color w:val="000000"/>
+          <w:sz w:val="22"/>
+        </w:rPr>
+        <w:t xml:space="preserve">He noted that where surveys were delayed beyond 2021 a standardized methodology for backcasting data </w:t>
+      </w:r>
+      <w:r>
+        <w:rPr>
+          <w:rFonts w:ascii="Calibri" w:hAnsi="Calibri" w:eastAsia="Calibri"/>
+          <w:b w:val="0"/>
+          <w:i w:val="0"/>
+          <w:color w:val="000000"/>
+          <w:sz w:val="22"/>
+        </w:rPr>
+        <w:t xml:space="preserve">had been adopted, while regular regional workshops continue, and bespoke technical assistance has been </w:t>
+      </w:r>
+      <w:r>
+        <w:rPr>
+          <w:rFonts w:ascii="Calibri" w:hAnsi="Calibri" w:eastAsia="Calibri"/>
+          <w:b w:val="0"/>
+          <w:i w:val="0"/>
+          <w:color w:val="000000"/>
+          <w:sz w:val="22"/>
+        </w:rPr>
+        <w:t xml:space="preserve">carried out in several economies. Mr. Joshi noted the use of the ICP Asia Pacific data management tool by </w:t>
+      </w:r>
+      <w:r>
+        <w:rPr>
+          <w:rFonts w:ascii="Calibri" w:hAnsi="Calibri" w:eastAsia="Calibri"/>
+          <w:b w:val="0"/>
+          <w:i w:val="0"/>
+          <w:color w:val="000000"/>
+          <w:sz w:val="22"/>
+        </w:rPr>
+        <w:t xml:space="preserve">economies and the development and piloting of a CAPI tool for household data collection, and initiated </w:t>
+      </w:r>
+      <w:r>
+        <w:rPr>
+          <w:rFonts w:ascii="Calibri" w:hAnsi="Calibri" w:eastAsia="Calibri"/>
+          <w:b w:val="0"/>
+          <w:i w:val="0"/>
+          <w:color w:val="000000"/>
+          <w:sz w:val="22"/>
+        </w:rPr>
+        <w:t>work on web-scraping.</w:t>
+      </w:r>
+    </w:p>
+    <w:p>
+      <w:pPr>
+        <w:autoSpaceDN w:val="0"/>
+        <w:autoSpaceDE w:val="0"/>
+        <w:widowControl/>
+        <w:spacing w:line="245" w:lineRule="auto" w:before="348" w:after="0"/>
+        <w:ind w:left="0" w:right="0" w:firstLine="0"/>
+        <w:jc w:val="left"/>
+      </w:pPr>
+      <w:r>
+        <w:rPr>
+          <w:rFonts w:ascii="Calibri" w:hAnsi="Calibri" w:eastAsia="Calibri"/>
+          <w:b/>
+          <w:i/>
+          <w:color w:val="000000"/>
+          <w:sz w:val="22"/>
+        </w:rPr>
+        <w:t xml:space="preserve">Commonwealth of Independent States </w:t>
+      </w:r>
+      <w:r>
+        <w:br/>
+      </w:r>
+      <w:r>
+        <w:rPr>
+          <w:rFonts w:ascii="Calibri" w:hAnsi="Calibri" w:eastAsia="Calibri"/>
+          <w:b w:val="0"/>
+          <w:i w:val="0"/>
+          <w:color w:val="000000"/>
+          <w:sz w:val="22"/>
+        </w:rPr>
+        <w:t xml:space="preserve">Mr. Andrey Kosarev, Deputy Chairman, Interstate Statistical Committee of the Commonwealth of </w:t>
+      </w:r>
+      <w:r>
+        <w:rPr>
+          <w:rFonts w:ascii="Calibri" w:hAnsi="Calibri" w:eastAsia="Calibri"/>
+          <w:b w:val="0"/>
+          <w:i w:val="0"/>
+          <w:color w:val="000000"/>
+          <w:sz w:val="22"/>
+        </w:rPr>
+        <w:t xml:space="preserve">Independent States (CIS-STAT), briefed the Board on the implementation of the 2021 cycle in the CIS </w:t>
+      </w:r>
+      <w:r>
+        <w:rPr>
+          <w:rFonts w:ascii="Calibri" w:hAnsi="Calibri" w:eastAsia="Calibri"/>
+          <w:b w:val="0"/>
+          <w:i w:val="0"/>
+          <w:color w:val="000000"/>
+          <w:sz w:val="22"/>
+        </w:rPr>
+        <w:t xml:space="preserve">region, including the status of data and metadata submissions and validation, and workshops and </w:t>
+      </w:r>
+      <w:r>
+        <w:rPr>
+          <w:rFonts w:ascii="Calibri" w:hAnsi="Calibri" w:eastAsia="Calibri"/>
+          <w:b w:val="0"/>
+          <w:i w:val="0"/>
+          <w:color w:val="000000"/>
+          <w:sz w:val="22"/>
+        </w:rPr>
+        <w:t xml:space="preserve">technical assistance provided to countries. He noted the need for the CIS linking to the global program to </w:t>
+      </w:r>
+      <w:r>
+        <w:rPr>
+          <w:rFonts w:ascii="Calibri" w:hAnsi="Calibri" w:eastAsia="Calibri"/>
+          <w:b w:val="0"/>
+          <w:i w:val="0"/>
+          <w:color w:val="000000"/>
+          <w:sz w:val="22"/>
+        </w:rPr>
+        <w:t xml:space="preserve">be modified, and the preference of not applying productivity adjustment at reginal stage. Furthermore, </w:t>
+      </w:r>
+      <w:r>
+        <w:rPr>
+          <w:rFonts w:ascii="Calibri" w:hAnsi="Calibri" w:eastAsia="Calibri"/>
+          <w:b w:val="0"/>
+          <w:i w:val="0"/>
+          <w:color w:val="000000"/>
+          <w:sz w:val="22"/>
+        </w:rPr>
+        <w:t xml:space="preserve">he said it was important to minimize the breaks for the CIS economies in the global ICP time series. </w:t>
+      </w:r>
+    </w:p>
+    <w:p>
+      <w:pPr>
+        <w:autoSpaceDN w:val="0"/>
+        <w:autoSpaceDE w:val="0"/>
+        <w:widowControl/>
+        <w:spacing w:line="245" w:lineRule="auto" w:before="348" w:after="0"/>
+        <w:ind w:left="0" w:right="0" w:firstLine="0"/>
+        <w:jc w:val="left"/>
+      </w:pPr>
+      <w:r>
+        <w:rPr>
+          <w:rFonts w:ascii="Calibri" w:hAnsi="Calibri" w:eastAsia="Calibri"/>
+          <w:b/>
+          <w:i/>
+          <w:color w:val="000000"/>
+          <w:sz w:val="22"/>
+        </w:rPr>
+        <w:t xml:space="preserve">Latin America and the Caribbean </w:t>
+      </w:r>
+      <w:r>
+        <w:br/>
+      </w:r>
+      <w:r>
+        <w:rPr>
+          <w:rFonts w:ascii="Calibri" w:hAnsi="Calibri" w:eastAsia="Calibri"/>
+          <w:b w:val="0"/>
+          <w:i w:val="0"/>
+          <w:color w:val="000000"/>
+          <w:sz w:val="22"/>
+        </w:rPr>
+        <w:t xml:space="preserve">Mr. Ronaldo Ocampo, Director, Statistics Division, United Nations Economic Commission for Latin America </w:t>
+      </w:r>
+      <w:r>
+        <w:rPr>
+          <w:rFonts w:ascii="Calibri" w:hAnsi="Calibri" w:eastAsia="Calibri"/>
+          <w:b w:val="0"/>
+          <w:i w:val="0"/>
+          <w:color w:val="000000"/>
+          <w:sz w:val="22"/>
+        </w:rPr>
+        <w:t xml:space="preserve">and the Caribbean (UN-ECLAC), briefed the Board on the implementation of the 2021 cycle in the Latin </w:t>
+      </w:r>
+      <w:r>
+        <w:rPr>
+          <w:rFonts w:ascii="Calibri" w:hAnsi="Calibri" w:eastAsia="Calibri"/>
+          <w:b w:val="0"/>
+          <w:i w:val="0"/>
+          <w:color w:val="000000"/>
+          <w:sz w:val="22"/>
+        </w:rPr>
+        <w:t xml:space="preserve">America and the Caribbean region, including the status of data and metadata submissions and validation, </w:t>
+      </w:r>
+      <w:r>
+        <w:rPr>
+          <w:rFonts w:ascii="Calibri" w:hAnsi="Calibri" w:eastAsia="Calibri"/>
+          <w:b w:val="0"/>
+          <w:i w:val="0"/>
+          <w:color w:val="000000"/>
+          <w:sz w:val="22"/>
+        </w:rPr>
+        <w:t xml:space="preserve">and workshops and technical assistance provided to countries. He noted that some economies have faced </w:t>
+      </w:r>
+      <w:r>
+        <w:rPr>
+          <w:rFonts w:ascii="Calibri" w:hAnsi="Calibri" w:eastAsia="Calibri"/>
+          <w:b w:val="0"/>
+          <w:i w:val="0"/>
+          <w:color w:val="000000"/>
+          <w:sz w:val="22"/>
+        </w:rPr>
+        <w:t xml:space="preserve">natural disasters and complex political situations, which have had an impact on their statistical operations, </w:t>
+      </w:r>
+      <w:r>
+        <w:rPr>
+          <w:rFonts w:ascii="Calibri" w:hAnsi="Calibri" w:eastAsia="Calibri"/>
+          <w:b w:val="0"/>
+          <w:i w:val="0"/>
+          <w:color w:val="000000"/>
+          <w:sz w:val="22"/>
+        </w:rPr>
+        <w:t xml:space="preserve">and the support of the Caribbean Community and Common Market (CARICOM) for the program. Technical </w:t>
+      </w:r>
+      <w:r>
+        <w:rPr>
+          <w:rFonts w:ascii="Calibri" w:hAnsi="Calibri" w:eastAsia="Calibri"/>
+          <w:b w:val="0"/>
+          <w:i w:val="0"/>
+          <w:color w:val="000000"/>
+          <w:sz w:val="22"/>
+        </w:rPr>
+        <w:t xml:space="preserve">assistance has been provided to economies on the compilation of expenditures and price surveys and </w:t>
+      </w:r>
+      <w:r>
+        <w:rPr>
+          <w:rFonts w:ascii="Calibri" w:hAnsi="Calibri" w:eastAsia="Calibri"/>
+          <w:b w:val="0"/>
+          <w:i w:val="0"/>
+          <w:color w:val="000000"/>
+          <w:sz w:val="22"/>
+        </w:rPr>
+        <w:t xml:space="preserve">frequent regional workshops continue throughout the cycle. </w:t>
+      </w:r>
+    </w:p>
+    <w:p>
+      <w:pPr>
+        <w:autoSpaceDN w:val="0"/>
+        <w:autoSpaceDE w:val="0"/>
+        <w:widowControl/>
+        <w:spacing w:line="245" w:lineRule="auto" w:before="348" w:after="0"/>
+        <w:ind w:left="0" w:right="0" w:firstLine="0"/>
+        <w:jc w:val="left"/>
+      </w:pPr>
+      <w:r>
+        <w:rPr>
+          <w:rFonts w:ascii="Calibri" w:hAnsi="Calibri" w:eastAsia="Calibri"/>
+          <w:b/>
+          <w:i/>
+          <w:color w:val="000000"/>
+          <w:sz w:val="22"/>
+        </w:rPr>
+        <w:t xml:space="preserve">Western Asia </w:t>
+      </w:r>
+      <w:r>
+        <w:br/>
+      </w:r>
+      <w:r>
+        <w:rPr>
+          <w:rFonts w:ascii="Calibri" w:hAnsi="Calibri" w:eastAsia="Calibri"/>
+          <w:b w:val="0"/>
+          <w:i w:val="0"/>
+          <w:color w:val="000000"/>
+          <w:sz w:val="22"/>
+        </w:rPr>
+        <w:t xml:space="preserve">Mr. Majed Skaini, Statistician, Statistics Division, United Nations Economic and Social Commission for </w:t>
+      </w:r>
+      <w:r>
+        <w:rPr>
+          <w:rFonts w:ascii="Calibri" w:hAnsi="Calibri" w:eastAsia="Calibri"/>
+          <w:b w:val="0"/>
+          <w:i w:val="0"/>
+          <w:color w:val="000000"/>
+          <w:sz w:val="22"/>
+        </w:rPr>
+        <w:t xml:space="preserve">Western Asia (UN-ESCWA), briefed the Board on the implementation of the 2021 cycle in the Western </w:t>
+      </w:r>
+      <w:r>
+        <w:rPr>
+          <w:rFonts w:ascii="Calibri" w:hAnsi="Calibri" w:eastAsia="Calibri"/>
+          <w:b w:val="0"/>
+          <w:i w:val="0"/>
+          <w:color w:val="000000"/>
+          <w:sz w:val="22"/>
+        </w:rPr>
+        <w:t xml:space="preserve">Asia region, including the status of data and metadata submissions and validation, and workshops and </w:t>
+      </w:r>
+      <w:r>
+        <w:rPr>
+          <w:rFonts w:ascii="Calibri" w:hAnsi="Calibri" w:eastAsia="Calibri"/>
+          <w:b w:val="0"/>
+          <w:i w:val="0"/>
+          <w:color w:val="000000"/>
+          <w:sz w:val="22"/>
+        </w:rPr>
+        <w:t xml:space="preserve">technical assistance provided to countries. He noted that advocacy to integrate the ICP with other </w:t>
+      </w:r>
+      <w:r>
+        <w:rPr>
+          <w:rFonts w:ascii="Calibri" w:hAnsi="Calibri" w:eastAsia="Calibri"/>
+          <w:b w:val="0"/>
+          <w:i w:val="0"/>
+          <w:color w:val="000000"/>
+          <w:sz w:val="22"/>
+        </w:rPr>
+        <w:t xml:space="preserve">statistical programs had helped participation rates, while positioning the ICP as an ongoing activity helped </w:t>
+      </w:r>
+      <w:r>
+        <w:rPr>
+          <w:rFonts w:ascii="Calibri" w:hAnsi="Calibri" w:eastAsia="Calibri"/>
+          <w:b w:val="0"/>
+          <w:i w:val="0"/>
+          <w:color w:val="000000"/>
+          <w:sz w:val="22"/>
+        </w:rPr>
+        <w:t xml:space="preserve">to secure regional support. He also noted that the United Arab Emirates are producing subnational PPPs </w:t>
+      </w:r>
+      <w:r>
+        <w:rPr>
+          <w:rFonts w:ascii="Calibri" w:hAnsi="Calibri" w:eastAsia="Calibri"/>
+          <w:b w:val="0"/>
+          <w:i w:val="0"/>
+          <w:color w:val="000000"/>
+          <w:sz w:val="22"/>
+        </w:rPr>
+        <w:t xml:space="preserve">and are harmonizing data collection with subnational CPI lists for that purpose. Regional workshops and </w:t>
+      </w:r>
+    </w:p>
+    <w:p>
+      <w:pPr>
+        <w:autoSpaceDN w:val="0"/>
+        <w:autoSpaceDE w:val="0"/>
+        <w:widowControl/>
+        <w:spacing w:line="197" w:lineRule="auto" w:before="660" w:after="0"/>
+        <w:ind w:left="0" w:right="0" w:firstLine="0"/>
+        <w:jc w:val="center"/>
+      </w:pPr>
+      <w:r>
+        <w:rPr>
+          <w:rFonts w:ascii="Calibri" w:hAnsi="Calibri" w:eastAsia="Calibri"/>
+          <w:b w:val="0"/>
+          <w:i w:val="0"/>
+          <w:color w:val="000000"/>
+          <w:sz w:val="22"/>
+        </w:rPr>
+        <w:t xml:space="preserve">3 </w:t>
+      </w:r>
+    </w:p>
+    <w:p>
+      <w:pPr>
+        <w:sectPr>
+          <w:pgSz w:w="12240" w:h="15840"/>
+          <w:pgMar w:top="652" w:right="1360" w:bottom="408" w:left="1426" w:header="720" w:footer="720" w:gutter="0"/>
+          <w:cols/>
+          <w:docGrid w:linePitch="360"/>
+        </w:sectPr>
+      </w:pPr>
+    </w:p>
+    <w:p>
+      <w:pPr>
+        <w:autoSpaceDN w:val="0"/>
+        <w:autoSpaceDE w:val="0"/>
+        <w:widowControl/>
+        <w:spacing w:line="220" w:lineRule="exact" w:before="0" w:after="432"/>
+        <w:ind w:left="0" w:right="0"/>
+      </w:pPr>
+    </w:p>
+    <w:p>
+      <w:pPr>
+        <w:autoSpaceDN w:val="0"/>
+        <w:autoSpaceDE w:val="0"/>
+        <w:widowControl/>
+        <w:spacing w:line="245" w:lineRule="auto" w:before="0" w:after="0"/>
+        <w:ind w:left="10" w:right="0" w:firstLine="0"/>
+        <w:jc w:val="left"/>
+      </w:pPr>
+      <w:r>
+        <w:rPr>
+          <w:rFonts w:ascii="Calibri" w:hAnsi="Calibri" w:eastAsia="Calibri"/>
+          <w:b w:val="0"/>
+          <w:i w:val="0"/>
+          <w:color w:val="000000"/>
+          <w:sz w:val="22"/>
+        </w:rPr>
+        <w:t xml:space="preserve">economy-specific technical assistance continues, while the region works with AfDB on dual-participating </w:t>
+      </w:r>
+      <w:r>
+        <w:rPr>
+          <w:rFonts w:ascii="Calibri" w:hAnsi="Calibri" w:eastAsia="Calibri"/>
+          <w:b w:val="0"/>
+          <w:i w:val="0"/>
+          <w:color w:val="000000"/>
+          <w:sz w:val="22"/>
+        </w:rPr>
+        <w:t xml:space="preserve">economies and collaborates with UN-ECLAC on ICP and CPI activities. </w:t>
+      </w:r>
+    </w:p>
+    <w:p>
+      <w:pPr>
+        <w:autoSpaceDN w:val="0"/>
+        <w:autoSpaceDE w:val="0"/>
+        <w:widowControl/>
+        <w:spacing w:line="245" w:lineRule="auto" w:before="346" w:after="0"/>
+        <w:ind w:left="14" w:right="0" w:hanging="14"/>
+        <w:jc w:val="left"/>
+      </w:pPr>
+      <w:r>
+        <w:rPr>
+          <w:rFonts w:ascii="Calibri" w:hAnsi="Calibri" w:eastAsia="Calibri"/>
+          <w:b/>
+          <w:i/>
+          <w:color w:val="000000"/>
+          <w:sz w:val="22"/>
+        </w:rPr>
+        <w:t xml:space="preserve">Eurostat-OECD PPP Programme </w:t>
+      </w:r>
+      <w:r>
+        <w:br/>
+      </w:r>
+      <w:r>
+        <w:rPr>
+          <w:rFonts w:ascii="Calibri" w:hAnsi="Calibri" w:eastAsia="Calibri"/>
+          <w:b w:val="0"/>
+          <w:i w:val="0"/>
+          <w:color w:val="444444"/>
+          <w:sz w:val="22"/>
+        </w:rPr>
+        <w:t xml:space="preserve">Ms. Mariana Kotzeva, Director </w:t>
+      </w:r>
+      <w:r>
+        <w:rPr>
+          <w:rFonts w:ascii="Calibri" w:hAnsi="Calibri" w:eastAsia="Calibri"/>
+          <w:b w:val="0"/>
+          <w:i w:val="0"/>
+          <w:color w:val="000000"/>
+          <w:sz w:val="22"/>
+        </w:rPr>
+        <w:t>General, Eurostat,</w:t>
+      </w:r>
+      <w:r>
+        <w:rPr>
+          <w:rFonts w:ascii="Calibri" w:hAnsi="Calibri" w:eastAsia="Calibri"/>
+          <w:b w:val="0"/>
+          <w:i w:val="0"/>
+          <w:color w:val="000000"/>
+          <w:sz w:val="22"/>
+        </w:rPr>
+        <w:hyperlink r:id="rId15" w:history="1">
+          <w:r>
+            <w:rPr>
+              <w:rStyle w:val="Hyperlink"/>
+            </w:rPr>
+            <w:t xml:space="preserve"> reported on two aspects regarding the Eurostat-OECD </w:t>
+          </w:r>
+        </w:hyperlink>
+      </w:r>
+      <w:r>
+        <w:rPr>
+          <w:rFonts w:ascii="Calibri" w:hAnsi="Calibri" w:eastAsia="Calibri"/>
+          <w:b w:val="0"/>
+          <w:i w:val="0"/>
+          <w:color w:val="000000"/>
+          <w:sz w:val="22"/>
+        </w:rPr>
+        <w:hyperlink r:id="rId15" w:history="1">
+          <w:r>
+            <w:rPr>
+              <w:rStyle w:val="Hyperlink"/>
+            </w:rPr>
+            <w:t>PPP Programme.</w:t>
+          </w:r>
+        </w:hyperlink>
+      </w:r>
+      <w:r>
+        <w:rPr>
+          <w:rFonts w:ascii="Calibri" w:hAnsi="Calibri" w:eastAsia="Calibri"/>
+          <w:b w:val="0"/>
+          <w:i w:val="0"/>
+          <w:color w:val="000000"/>
+          <w:sz w:val="22"/>
+        </w:rPr>
+        <w:t xml:space="preserve"> First, an update of the Eurostat-OECD methodological manual on PPPs is currently </w:t>
+      </w:r>
+      <w:r>
+        <w:rPr>
+          <w:rFonts w:ascii="Calibri" w:hAnsi="Calibri" w:eastAsia="Calibri"/>
+          <w:b w:val="0"/>
+          <w:i w:val="0"/>
+          <w:color w:val="000000"/>
+          <w:sz w:val="22"/>
+        </w:rPr>
+        <w:t xml:space="preserve">underway and will be published in 2023. Second, Georgia and Ukraine are participating in the Programme </w:t>
+      </w:r>
+      <w:r>
+        <w:rPr>
+          <w:rFonts w:ascii="Calibri" w:hAnsi="Calibri" w:eastAsia="Calibri"/>
+          <w:b w:val="0"/>
+          <w:i w:val="0"/>
+          <w:color w:val="000000"/>
+          <w:sz w:val="22"/>
+        </w:rPr>
+        <w:t xml:space="preserve">under Eurostat’s coordination. Efforts are underway to secure all required datasets for Ukraine’s full </w:t>
+      </w:r>
+      <w:r>
+        <w:rPr>
+          <w:rFonts w:ascii="Calibri" w:hAnsi="Calibri" w:eastAsia="Calibri"/>
+          <w:b w:val="0"/>
+          <w:i w:val="0"/>
+          <w:color w:val="000000"/>
+          <w:sz w:val="22"/>
+        </w:rPr>
+        <w:t xml:space="preserve">participation in the ICP 2021 cycle. </w:t>
+      </w:r>
+    </w:p>
+    <w:p>
+      <w:pPr>
+        <w:autoSpaceDN w:val="0"/>
+        <w:tabs>
+          <w:tab w:pos="950" w:val="left"/>
+        </w:tabs>
+        <w:autoSpaceDE w:val="0"/>
+        <w:widowControl/>
+        <w:spacing w:line="245" w:lineRule="auto" w:before="346" w:after="0"/>
+        <w:ind w:left="590" w:right="720" w:firstLine="0"/>
+        <w:jc w:val="left"/>
+      </w:pPr>
+      <w:r>
+        <w:rPr>
+          <w:rFonts w:ascii="Calibri" w:hAnsi="Calibri" w:eastAsia="Calibri"/>
+          <w:b/>
+          <w:i/>
+          <w:color w:val="000000"/>
+          <w:sz w:val="22"/>
+        </w:rPr>
+        <w:t xml:space="preserve">The Governing Board noted: </w:t>
+      </w:r>
+      <w:r>
+        <w:br/>
+      </w:r>
+      <w:r>
+        <w:rPr>
+          <w:rFonts w:ascii="Calibri" w:hAnsi="Calibri" w:eastAsia="Calibri"/>
+          <w:b/>
+          <w:i/>
+          <w:color w:val="000000"/>
+          <w:sz w:val="22"/>
+        </w:rPr>
+        <w:t>-</w:t>
+      </w:r>
+      <w:r>
+        <w:tab/>
+      </w:r>
+      <w:r>
+        <w:rPr>
+          <w:rFonts w:ascii="Calibri" w:hAnsi="Calibri" w:eastAsia="Calibri"/>
+          <w:b/>
+          <w:i/>
+          <w:color w:val="000000"/>
+          <w:sz w:val="22"/>
+        </w:rPr>
+        <w:t xml:space="preserve">the progress made with implementing the ICP 2021 cycle in each region; and </w:t>
+      </w:r>
+      <w:r>
+        <w:rPr>
+          <w:rFonts w:ascii="Calibri" w:hAnsi="Calibri" w:eastAsia="Calibri"/>
+          <w:b/>
+          <w:i/>
+          <w:color w:val="000000"/>
+          <w:sz w:val="24"/>
+        </w:rPr>
+        <w:t>-</w:t>
+      </w:r>
+      <w:r>
+        <w:tab/>
+      </w:r>
+      <w:r>
+        <w:rPr>
+          <w:rFonts w:ascii="Calibri" w:hAnsi="Calibri" w:eastAsia="Calibri"/>
+          <w:b/>
+          <w:i/>
+          <w:color w:val="000000"/>
+          <w:sz w:val="22"/>
+        </w:rPr>
+        <w:t xml:space="preserve">the importance of ICP results and participation benefits the Program brings in terms </w:t>
+      </w:r>
+      <w:r>
+        <w:tab/>
+      </w:r>
+      <w:r>
+        <w:rPr>
+          <w:rFonts w:ascii="Calibri" w:hAnsi="Calibri" w:eastAsia="Calibri"/>
+          <w:b/>
+          <w:i/>
+          <w:color w:val="000000"/>
+          <w:sz w:val="22"/>
+        </w:rPr>
+        <w:t>of strengthening statistical capacity.</w:t>
+      </w:r>
+    </w:p>
+    <w:p>
+      <w:pPr>
+        <w:autoSpaceDN w:val="0"/>
+        <w:autoSpaceDE w:val="0"/>
+        <w:widowControl/>
+        <w:spacing w:line="197" w:lineRule="auto" w:before="356" w:after="0"/>
+        <w:ind w:left="14" w:right="0" w:firstLine="0"/>
+        <w:jc w:val="left"/>
+      </w:pPr>
+      <w:r>
+        <w:rPr>
+          <w:rFonts w:ascii="Calibri" w:hAnsi="Calibri" w:eastAsia="Calibri"/>
+          <w:b/>
+          <w:i w:val="0"/>
+          <w:color w:val="000000"/>
+          <w:sz w:val="22"/>
+        </w:rPr>
+        <w:t xml:space="preserve">Next meeting and any other business </w:t>
+      </w:r>
+    </w:p>
+    <w:p>
+      <w:pPr>
+        <w:autoSpaceDN w:val="0"/>
+        <w:autoSpaceDE w:val="0"/>
+        <w:widowControl/>
+        <w:spacing w:line="245" w:lineRule="auto" w:before="334" w:after="0"/>
+        <w:ind w:left="10" w:right="20" w:hanging="10"/>
+        <w:jc w:val="both"/>
+      </w:pPr>
+      <w:r>
+        <w:rPr>
+          <w:rFonts w:ascii="Calibri" w:hAnsi="Calibri" w:eastAsia="Calibri"/>
+          <w:b w:val="0"/>
+          <w:i w:val="0"/>
+          <w:color w:val="000000"/>
+          <w:sz w:val="22"/>
+        </w:rPr>
+        <w:t>Mr. Sovala suggested that the next ICP Governing Board meeting be held virtually in 4</w:t>
+      </w:r>
+      <w:r>
+        <w:rPr>
+          <w:rFonts w:ascii="Calibri" w:hAnsi="Calibri" w:eastAsia="Calibri"/>
+          <w:b w:val="0"/>
+          <w:i w:val="0"/>
+          <w:color w:val="000000"/>
+          <w:sz w:val="14"/>
+        </w:rPr>
+        <w:t>th</w:t>
+      </w:r>
+      <w:r>
+        <w:rPr>
+          <w:rFonts w:ascii="Calibri" w:hAnsi="Calibri" w:eastAsia="Calibri"/>
+          <w:b w:val="0"/>
+          <w:i w:val="0"/>
+          <w:color w:val="000000"/>
+          <w:sz w:val="22"/>
+        </w:rPr>
+        <w:t xml:space="preserve"> quarter of 2023. </w:t>
+      </w:r>
+      <w:r>
+        <w:rPr>
+          <w:rFonts w:ascii="Calibri" w:hAnsi="Calibri" w:eastAsia="Calibri"/>
+          <w:b w:val="0"/>
+          <w:i w:val="0"/>
+          <w:color w:val="000000"/>
+          <w:sz w:val="22"/>
+        </w:rPr>
+        <w:t xml:space="preserve">He closed the meeting by thanking the Board members and observers for their participation and </w:t>
+      </w:r>
+      <w:r>
+        <w:rPr>
+          <w:rFonts w:ascii="Calibri" w:hAnsi="Calibri" w:eastAsia="Calibri"/>
+          <w:b w:val="0"/>
+          <w:i w:val="0"/>
+          <w:color w:val="000000"/>
+          <w:sz w:val="22"/>
+        </w:rPr>
+        <w:t xml:space="preserve">contributions. </w:t>
+      </w:r>
+    </w:p>
+    <w:p>
+      <w:pPr>
+        <w:autoSpaceDN w:val="0"/>
+        <w:autoSpaceDE w:val="0"/>
+        <w:widowControl/>
+        <w:spacing w:line="211" w:lineRule="auto" w:before="328" w:after="0"/>
+        <w:ind w:left="590" w:right="0" w:firstLine="0"/>
+        <w:jc w:val="left"/>
+      </w:pPr>
+      <w:r>
+        <w:rPr>
+          <w:rFonts w:ascii="Calibri" w:hAnsi="Calibri" w:eastAsia="Calibri"/>
+          <w:b/>
+          <w:i/>
+          <w:color w:val="000000"/>
+          <w:sz w:val="22"/>
+        </w:rPr>
+        <w:t>The Governing Board agreed to hold the next meeting</w:t>
+      </w:r>
+      <w:r>
+        <w:rPr>
+          <w:rFonts w:ascii="Calibri" w:hAnsi="Calibri" w:eastAsia="Calibri"/>
+          <w:b/>
+          <w:i/>
+          <w:color w:val="000000"/>
+          <w:sz w:val="22"/>
+        </w:rPr>
+        <w:t>virtually in 4</w:t>
+      </w:r>
+      <w:r>
+        <w:rPr>
+          <w:rFonts w:ascii="Calibri" w:hAnsi="Calibri" w:eastAsia="Calibri"/>
+          <w:b/>
+          <w:i/>
+          <w:color w:val="000000"/>
+          <w:sz w:val="14"/>
+        </w:rPr>
+        <w:t>th</w:t>
+      </w:r>
+      <w:r>
+        <w:rPr>
+          <w:rFonts w:ascii="Calibri" w:hAnsi="Calibri" w:eastAsia="Calibri"/>
+          <w:b/>
+          <w:i/>
+          <w:color w:val="000000"/>
+          <w:sz w:val="22"/>
+        </w:rPr>
+        <w:t xml:space="preserve"> quarter of 2023. </w:t>
+      </w:r>
+    </w:p>
+    <w:p>
+      <w:pPr>
+        <w:autoSpaceDN w:val="0"/>
+        <w:autoSpaceDE w:val="0"/>
+        <w:widowControl/>
+        <w:spacing w:line="197" w:lineRule="auto" w:before="7316" w:after="0"/>
+        <w:ind w:left="0" w:right="0" w:firstLine="0"/>
+        <w:jc w:val="center"/>
+      </w:pPr>
+      <w:r>
+        <w:rPr>
+          <w:rFonts w:ascii="Calibri" w:hAnsi="Calibri" w:eastAsia="Calibri"/>
+          <w:b w:val="0"/>
+          <w:i w:val="0"/>
+          <w:color w:val="000000"/>
+          <w:sz w:val="22"/>
+        </w:rPr>
+        <w:t xml:space="preserve">4 </w:t>
+      </w:r>
+    </w:p>
+    <w:p>
+      <w:pPr>
+        <w:sectPr>
+          <w:pgSz w:w="12240" w:h="15840"/>
+          <w:pgMar w:top="652" w:right="1360" w:bottom="410" w:left="1426" w:header="720" w:footer="720" w:gutter="0"/>
+          <w:cols/>
+          <w:docGrid w:linePitch="360"/>
+        </w:sectPr>
+      </w:pPr>
+    </w:p>
+    <w:p>
+      <w:pPr>
+        <w:autoSpaceDN w:val="0"/>
+        <w:autoSpaceDE w:val="0"/>
+        <w:widowControl/>
+        <w:spacing w:line="220" w:lineRule="exact" w:before="0" w:after="434"/>
+        <w:ind w:left="0" w:right="0"/>
+      </w:pPr>
+    </w:p>
+    <w:p>
+      <w:pPr>
+        <w:autoSpaceDN w:val="0"/>
+        <w:autoSpaceDE w:val="0"/>
+        <w:widowControl/>
+        <w:spacing w:line="197" w:lineRule="auto" w:before="0" w:after="0"/>
+        <w:ind w:left="0" w:right="0" w:firstLine="0"/>
+        <w:jc w:val="left"/>
+      </w:pPr>
+      <w:r>
+        <w:rPr>
+          <w:rFonts w:ascii="Calibri" w:hAnsi="Calibri" w:eastAsia="Calibri"/>
+          <w:b/>
+          <w:i w:val="0"/>
+          <w:color w:val="000000"/>
+          <w:sz w:val="24"/>
+        </w:rPr>
+        <w:t xml:space="preserve">Annex 1: Meeting Agenda </w:t>
+      </w:r>
+    </w:p>
+    <w:p>
+      <w:pPr>
+        <w:autoSpaceDN w:val="0"/>
+        <w:autoSpaceDE w:val="0"/>
+        <w:widowControl/>
+        <w:spacing w:line="240" w:lineRule="auto" w:before="1730" w:after="0"/>
+        <w:ind w:left="0" w:right="0" w:firstLine="0"/>
+        <w:jc w:val="center"/>
+      </w:pPr>
+      <w:r>
+        <w:drawing>
+          <wp:inline xmlns:a="http://schemas.openxmlformats.org/drawingml/2006/main" xmlns:pic="http://schemas.openxmlformats.org/drawingml/2006/picture">
+            <wp:extent cx="1198880" cy="725169"/>
+            <wp:docPr id="2" name="Picture 2"/>
+            <wp:cNvGraphicFramePr>
+              <a:graphicFrameLocks noChangeAspect="1"/>
+            </wp:cNvGraphicFramePr>
+            <a:graphic>
+              <a:graphicData uri="http://schemas.openxmlformats.org/drawingml/2006/picture">
+                <pic:pic>
+                  <pic:nvPicPr>
+                    <pic:cNvPr id="0" name="image.png"/>
+                    <pic:cNvPicPr/>
+                  </pic:nvPicPr>
+                  <pic:blipFill>
+                    <a:blip r:embed="rId16"/>
+                    <a:stretch>
+                      <a:fillRect/>
+                    </a:stretch>
+                  </pic:blipFill>
+                  <pic:spPr>
+                    <a:xfrm>
+                      <a:off x="0" y="0"/>
+                      <a:ext cx="1198880" cy="725169"/>
+                    </a:xfrm>
+                    <a:prstGeom prst="rect"/>
+                  </pic:spPr>
+                </pic:pic>
+              </a:graphicData>
+            </a:graphic>
+          </wp:inline>
+        </w:drawing>
+      </w:r>
+    </w:p>
+    <w:p>
+      <w:pPr>
+        <w:autoSpaceDN w:val="0"/>
+        <w:autoSpaceDE w:val="0"/>
+        <w:widowControl/>
+        <w:spacing w:line="197" w:lineRule="auto" w:before="932" w:after="0"/>
+        <w:ind w:left="0" w:right="0" w:firstLine="0"/>
+        <w:jc w:val="center"/>
+      </w:pPr>
+      <w:r>
+        <w:rPr>
+          <w:rFonts w:ascii="Calibri" w:hAnsi="Calibri" w:eastAsia="Calibri"/>
+          <w:b/>
+          <w:i w:val="0"/>
+          <w:color w:val="000000"/>
+          <w:sz w:val="32"/>
+        </w:rPr>
+        <w:t xml:space="preserve">International Comparison Program (ICP) </w:t>
+      </w:r>
+    </w:p>
+    <w:p>
+      <w:pPr>
+        <w:autoSpaceDN w:val="0"/>
+        <w:autoSpaceDE w:val="0"/>
+        <w:widowControl/>
+        <w:spacing w:line="197" w:lineRule="auto" w:before="92" w:after="0"/>
+        <w:ind w:left="0" w:right="0" w:firstLine="0"/>
+        <w:jc w:val="center"/>
+      </w:pPr>
+      <w:r>
+        <w:rPr>
+          <w:rFonts w:ascii="Calibri" w:hAnsi="Calibri" w:eastAsia="Calibri"/>
+          <w:b/>
+          <w:i w:val="0"/>
+          <w:color w:val="000000"/>
+          <w:sz w:val="32"/>
+        </w:rPr>
+        <w:t xml:space="preserve">Meeting of the Governing Board </w:t>
+      </w:r>
+    </w:p>
+    <w:p>
+      <w:pPr>
+        <w:autoSpaceDN w:val="0"/>
+        <w:autoSpaceDE w:val="0"/>
+        <w:widowControl/>
+        <w:spacing w:line="197" w:lineRule="auto" w:before="636" w:after="0"/>
+        <w:ind w:left="0" w:right="0" w:firstLine="0"/>
+        <w:jc w:val="center"/>
+      </w:pPr>
+      <w:r>
+        <w:rPr>
+          <w:rFonts w:ascii="Calibri" w:hAnsi="Calibri" w:eastAsia="Calibri"/>
+          <w:b/>
+          <w:i w:val="0"/>
+          <w:color w:val="000000"/>
+          <w:sz w:val="22"/>
+        </w:rPr>
+        <w:t xml:space="preserve">February 26, 2023 </w:t>
+      </w:r>
+    </w:p>
+    <w:p>
+      <w:pPr>
+        <w:autoSpaceDN w:val="0"/>
+        <w:autoSpaceDE w:val="0"/>
+        <w:widowControl/>
+        <w:spacing w:line="197" w:lineRule="auto" w:before="628" w:after="0"/>
+        <w:ind w:left="0" w:right="0" w:firstLine="0"/>
+        <w:jc w:val="center"/>
+      </w:pPr>
+      <w:r>
+        <w:rPr>
+          <w:rFonts w:ascii="Calibri" w:hAnsi="Calibri" w:eastAsia="Calibri"/>
+          <w:b/>
+          <w:i w:val="0"/>
+          <w:color w:val="000000"/>
+          <w:sz w:val="22"/>
+        </w:rPr>
+        <w:t xml:space="preserve">Millennium Hilton New York One UN Plaza </w:t>
+      </w:r>
+    </w:p>
+    <w:p>
+      <w:pPr>
+        <w:autoSpaceDN w:val="0"/>
+        <w:autoSpaceDE w:val="0"/>
+        <w:widowControl/>
+        <w:spacing w:line="197" w:lineRule="auto" w:before="64" w:after="0"/>
+        <w:ind w:left="0" w:right="0" w:firstLine="0"/>
+        <w:jc w:val="center"/>
+      </w:pPr>
+      <w:r>
+        <w:rPr>
+          <w:rFonts w:ascii="Calibri" w:hAnsi="Calibri" w:eastAsia="Calibri"/>
+          <w:b/>
+          <w:i w:val="0"/>
+          <w:color w:val="000000"/>
+          <w:sz w:val="22"/>
+        </w:rPr>
+        <w:t xml:space="preserve">New York, USA </w:t>
+      </w:r>
+    </w:p>
+    <w:p>
+      <w:pPr>
+        <w:autoSpaceDN w:val="0"/>
+        <w:autoSpaceDE w:val="0"/>
+        <w:widowControl/>
+        <w:spacing w:line="197" w:lineRule="auto" w:before="630" w:after="0"/>
+        <w:ind w:left="0" w:right="0" w:firstLine="0"/>
+        <w:jc w:val="center"/>
+      </w:pPr>
+      <w:r>
+        <w:rPr>
+          <w:rFonts w:ascii="Calibri" w:hAnsi="Calibri" w:eastAsia="Calibri"/>
+          <w:b/>
+          <w:i w:val="0"/>
+          <w:color w:val="000000"/>
+          <w:sz w:val="22"/>
+        </w:rPr>
+        <w:t xml:space="preserve">Agenda </w:t>
+      </w:r>
+    </w:p>
+    <w:p>
+      <w:pPr>
+        <w:autoSpaceDN w:val="0"/>
+        <w:tabs>
+          <w:tab w:pos="2174" w:val="left"/>
+        </w:tabs>
+        <w:autoSpaceDE w:val="0"/>
+        <w:widowControl/>
+        <w:spacing w:line="197" w:lineRule="auto" w:before="914" w:after="0"/>
+        <w:ind w:left="14" w:right="0" w:firstLine="0"/>
+        <w:jc w:val="left"/>
+      </w:pPr>
+      <w:r>
+        <w:rPr>
+          <w:rFonts w:ascii="Calibri" w:hAnsi="Calibri" w:eastAsia="Calibri"/>
+          <w:b/>
+          <w:i w:val="0"/>
+          <w:color w:val="000000"/>
+          <w:sz w:val="22"/>
+        </w:rPr>
+        <w:t xml:space="preserve">5:00 – 5:15 pm </w:t>
+      </w:r>
+      <w:r>
+        <w:tab/>
+      </w:r>
+      <w:r>
+        <w:rPr>
+          <w:rFonts w:ascii="Calibri" w:hAnsi="Calibri" w:eastAsia="Calibri"/>
+          <w:b/>
+          <w:i w:val="0"/>
+          <w:color w:val="000000"/>
+          <w:sz w:val="22"/>
+        </w:rPr>
+        <w:t xml:space="preserve">Opening remarks and adoption of the agenda, </w:t>
+      </w:r>
+      <w:r>
+        <w:rPr>
+          <w:rFonts w:ascii="Calibri" w:hAnsi="Calibri" w:eastAsia="Calibri"/>
+          <w:b/>
+          <w:i/>
+          <w:color w:val="000000"/>
+          <w:sz w:val="22"/>
+        </w:rPr>
+        <w:t>Meeting Chair</w:t>
+      </w:r>
+    </w:p>
+    <w:p>
+      <w:pPr>
+        <w:autoSpaceDN w:val="0"/>
+        <w:tabs>
+          <w:tab w:pos="2174" w:val="left"/>
+        </w:tabs>
+        <w:autoSpaceDE w:val="0"/>
+        <w:widowControl/>
+        <w:spacing w:line="197" w:lineRule="auto" w:before="346" w:after="0"/>
+        <w:ind w:left="14" w:right="0" w:firstLine="0"/>
+        <w:jc w:val="left"/>
+      </w:pPr>
+      <w:r>
+        <w:rPr>
+          <w:rFonts w:ascii="Calibri" w:hAnsi="Calibri" w:eastAsia="Calibri"/>
+          <w:b/>
+          <w:i w:val="0"/>
+          <w:color w:val="000000"/>
+          <w:sz w:val="22"/>
+        </w:rPr>
+        <w:t xml:space="preserve">5:15 – 6.00 pm </w:t>
+      </w:r>
+      <w:r>
+        <w:tab/>
+      </w:r>
+      <w:r>
+        <w:rPr>
+          <w:rFonts w:ascii="Calibri" w:hAnsi="Calibri" w:eastAsia="Calibri"/>
+          <w:b/>
+          <w:i w:val="0"/>
+          <w:color w:val="000000"/>
+          <w:sz w:val="22"/>
+        </w:rPr>
+        <w:t xml:space="preserve">Overall progress with ICP 2021 cycle, </w:t>
+      </w:r>
+      <w:r>
+        <w:rPr>
+          <w:rFonts w:ascii="Calibri" w:hAnsi="Calibri" w:eastAsia="Calibri"/>
+          <w:b/>
+          <w:i/>
+          <w:color w:val="000000"/>
+          <w:sz w:val="22"/>
+        </w:rPr>
+        <w:t>ICP Global Office</w:t>
+      </w:r>
+    </w:p>
+    <w:p>
+      <w:pPr>
+        <w:autoSpaceDN w:val="0"/>
+        <w:tabs>
+          <w:tab w:pos="2174" w:val="left"/>
+        </w:tabs>
+        <w:autoSpaceDE w:val="0"/>
+        <w:widowControl/>
+        <w:spacing w:line="197" w:lineRule="auto" w:before="348" w:after="0"/>
+        <w:ind w:left="14" w:right="0" w:firstLine="0"/>
+        <w:jc w:val="left"/>
+      </w:pPr>
+      <w:r>
+        <w:rPr>
+          <w:rFonts w:ascii="Calibri" w:hAnsi="Calibri" w:eastAsia="Calibri"/>
+          <w:b/>
+          <w:i w:val="0"/>
+          <w:color w:val="000000"/>
+          <w:sz w:val="22"/>
+        </w:rPr>
+        <w:t xml:space="preserve">6:00 – 6:45 pm </w:t>
+      </w:r>
+      <w:r>
+        <w:tab/>
+      </w:r>
+      <w:r>
+        <w:rPr>
+          <w:rFonts w:ascii="Calibri" w:hAnsi="Calibri" w:eastAsia="Calibri"/>
+          <w:b/>
+          <w:i w:val="0"/>
+          <w:color w:val="000000"/>
+          <w:sz w:val="22"/>
+        </w:rPr>
+        <w:t xml:space="preserve">Regional progress with ICP 2021 cycle, </w:t>
+      </w:r>
+      <w:r>
+        <w:rPr>
+          <w:rFonts w:ascii="Calibri" w:hAnsi="Calibri" w:eastAsia="Calibri"/>
+          <w:b/>
+          <w:i/>
+          <w:color w:val="000000"/>
+          <w:sz w:val="22"/>
+        </w:rPr>
+        <w:t>Regional Implementing Agencies</w:t>
+      </w:r>
+    </w:p>
+    <w:p>
+      <w:pPr>
+        <w:autoSpaceDN w:val="0"/>
+        <w:tabs>
+          <w:tab w:pos="2174" w:val="left"/>
+        </w:tabs>
+        <w:autoSpaceDE w:val="0"/>
+        <w:widowControl/>
+        <w:spacing w:line="197" w:lineRule="auto" w:before="344" w:after="0"/>
+        <w:ind w:left="14" w:right="0" w:firstLine="0"/>
+        <w:jc w:val="left"/>
+      </w:pPr>
+      <w:r>
+        <w:rPr>
+          <w:rFonts w:ascii="Calibri" w:hAnsi="Calibri" w:eastAsia="Calibri"/>
+          <w:b/>
+          <w:i w:val="0"/>
+          <w:color w:val="000000"/>
+          <w:sz w:val="22"/>
+        </w:rPr>
+        <w:t xml:space="preserve">6:45 – 7:00 pm </w:t>
+      </w:r>
+      <w:r>
+        <w:tab/>
+      </w:r>
+      <w:r>
+        <w:rPr>
+          <w:rFonts w:ascii="Calibri" w:hAnsi="Calibri" w:eastAsia="Calibri"/>
+          <w:b/>
+          <w:i w:val="0"/>
+          <w:color w:val="000000"/>
+          <w:sz w:val="22"/>
+        </w:rPr>
+        <w:t xml:space="preserve">Any other Business and Closing remarks, </w:t>
+      </w:r>
+      <w:r>
+        <w:rPr>
+          <w:rFonts w:ascii="Calibri" w:hAnsi="Calibri" w:eastAsia="Calibri"/>
+          <w:b/>
+          <w:i/>
+          <w:color w:val="000000"/>
+          <w:sz w:val="22"/>
+        </w:rPr>
+        <w:t>Meeting Chair</w:t>
+      </w:r>
+    </w:p>
+    <w:p>
+      <w:pPr>
+        <w:autoSpaceDN w:val="0"/>
+        <w:autoSpaceDE w:val="0"/>
+        <w:widowControl/>
+        <w:spacing w:line="197" w:lineRule="auto" w:before="3040" w:after="0"/>
+        <w:ind w:left="0" w:right="0" w:firstLine="0"/>
+        <w:jc w:val="center"/>
+      </w:pPr>
+      <w:r>
+        <w:rPr>
+          <w:rFonts w:ascii="Calibri" w:hAnsi="Calibri" w:eastAsia="Calibri"/>
+          <w:b w:val="0"/>
+          <w:i w:val="0"/>
+          <w:color w:val="000000"/>
+          <w:sz w:val="22"/>
+        </w:rPr>
+        <w:t xml:space="preserve">5 </w:t>
+      </w:r>
+    </w:p>
+    <w:p>
+      <w:pPr>
+        <w:sectPr>
+          <w:pgSz w:w="12240" w:h="15840"/>
+          <w:pgMar w:top="654" w:right="1440" w:bottom="408" w:left="1426" w:header="720" w:footer="720" w:gutter="0"/>
+          <w:cols/>
+          <w:docGrid w:linePitch="360"/>
+        </w:sectPr>
+      </w:pPr>
+    </w:p>
+    <w:p>
+      <w:pPr>
+        <w:autoSpaceDN w:val="0"/>
+        <w:autoSpaceDE w:val="0"/>
+        <w:widowControl/>
+        <w:spacing w:line="220" w:lineRule="exact" w:before="0" w:after="434"/>
+        <w:ind w:left="0" w:right="0"/>
+      </w:pPr>
+    </w:p>
+    <w:p>
+      <w:pPr>
+        <w:autoSpaceDN w:val="0"/>
+        <w:autoSpaceDE w:val="0"/>
+        <w:widowControl/>
+        <w:spacing w:line="197" w:lineRule="auto" w:before="0" w:after="306"/>
+        <w:ind w:left="0" w:right="0" w:firstLine="0"/>
+        <w:jc w:val="left"/>
+      </w:pPr>
+      <w:r>
+        <w:rPr>
+          <w:rFonts w:ascii="Calibri" w:hAnsi="Calibri" w:eastAsia="Calibri"/>
+          <w:b/>
+          <w:i w:val="0"/>
+          <w:color w:val="000000"/>
+          <w:sz w:val="24"/>
+        </w:rPr>
+        <w:t>Annex 2: List of Participants</w:t>
+      </w:r>
+    </w:p>
+    <w:tbl>
+      <w:tblPr>
+        <w:tblW w:type="auto" w:w="0"/>
+        <w:tblLayout w:type="fixed"/>
+        <w:tblLook w:firstColumn="1" w:firstRow="1" w:lastColumn="0" w:lastRow="0" w:noHBand="0" w:noVBand="1" w:val="04A0"/>
+        <w:tblInd w:w="4.000000000000057" w:type="dxa"/>
+      </w:tblPr>
+      <w:tblGrid>
+        <w:gridCol w:w="4866"/>
+        <w:gridCol w:w="4866"/>
+      </w:tblGrid>
+      <w:tr>
+        <w:trPr>
+          <w:trHeight w:hRule="exact" w:val="298"/>
+        </w:trPr>
+        <w:tc>
+          <w:tcPr>
+            <w:tcW w:type="dxa" w:w="3958"/>
+            <w:tcBorders>
+              <w:start w:sz="4.0" w:val="single" w:color="#000000"/>
+              <w:top w:sz="3.199999999999932" w:val="single" w:color="#000000"/>
+              <w:end w:sz="4.0" w:val="single" w:color="#000000"/>
+              <w:bottom w:sz="4.0" w:val="single" w:color="#000000"/>
+            </w:tcBorders>
+            <w:shd w:fill="d8d9d8"/>
+            <w:tcMar>
+              <w:start w:w="0" w:type="dxa"/>
+              <w:end w:w="0" w:type="dxa"/>
+            </w:tcMar>
+          </w:tcPr>
+          <w:p>
+            <w:pPr>
+              <w:autoSpaceDN w:val="0"/>
+              <w:autoSpaceDE w:val="0"/>
+              <w:widowControl/>
+              <w:spacing w:line="197" w:lineRule="auto" w:before="54" w:after="0"/>
+              <w:ind w:left="104" w:right="0" w:firstLine="0"/>
+              <w:jc w:val="left"/>
+            </w:pPr>
+            <w:r>
+              <w:rPr>
+                <w:rFonts w:ascii="Calibri" w:hAnsi="Calibri" w:eastAsia="Calibri"/>
+                <w:b/>
+                <w:i w:val="0"/>
+                <w:color w:val="000000"/>
+                <w:sz w:val="22"/>
+              </w:rPr>
+              <w:t xml:space="preserve">Country / Organization </w:t>
+            </w:r>
+          </w:p>
+        </w:tc>
+        <w:tc>
+          <w:tcPr>
+            <w:tcW w:type="dxa" w:w="5746"/>
+            <w:tcBorders>
+              <w:start w:sz="4.0" w:val="single" w:color="#000000"/>
+              <w:top w:sz="3.199999999999932" w:val="single" w:color="#000000"/>
+              <w:end w:sz="4.0" w:val="single" w:color="#000000"/>
+              <w:bottom w:sz="4.0" w:val="single" w:color="#000000"/>
+            </w:tcBorders>
+            <w:shd w:fill="d8d9d8"/>
+            <w:tcMar>
+              <w:start w:w="0" w:type="dxa"/>
+              <w:end w:w="0" w:type="dxa"/>
+            </w:tcMar>
+          </w:tcPr>
+          <w:p>
+            <w:pPr>
+              <w:autoSpaceDN w:val="0"/>
+              <w:autoSpaceDE w:val="0"/>
+              <w:widowControl/>
+              <w:spacing w:line="197" w:lineRule="auto" w:before="54" w:after="0"/>
+              <w:ind w:left="102" w:right="0" w:firstLine="0"/>
+              <w:jc w:val="left"/>
+            </w:pPr>
+            <w:r>
+              <w:rPr>
+                <w:rFonts w:ascii="Calibri" w:hAnsi="Calibri" w:eastAsia="Calibri"/>
+                <w:b/>
+                <w:i w:val="0"/>
+                <w:color w:val="000000"/>
+                <w:sz w:val="22"/>
+              </w:rPr>
+              <w:t>Participant</w:t>
+            </w:r>
+          </w:p>
+        </w:tc>
+      </w:tr>
+      <w:tr>
+        <w:trPr>
+          <w:trHeight w:hRule="exact" w:val="548"/>
+        </w:trPr>
+        <w:tc>
+          <w:tcPr>
+            <w:tcW w:type="dxa" w:w="3958"/>
+            <w:vMerge w:val="restart"/>
+            <w:tcBorders>
+              <w:start w:sz="4.0" w:val="single" w:color="#000000"/>
+              <w:top w:sz="4.0" w:val="single" w:color="#000000"/>
+              <w:end w:sz="4.0" w:val="single" w:color="#000000"/>
+              <w:bottom w:sz="4.0" w:val="single" w:color="#000000"/>
+            </w:tcBorders>
+            <w:tcMar>
+              <w:start w:w="0" w:type="dxa"/>
+              <w:end w:w="0" w:type="dxa"/>
+            </w:tcMar>
+            <w:tcMar>
+              <w:start w:w="0" w:type="dxa"/>
+              <w:end w:w="0" w:type="dxa"/>
+            </w:tcMar>
+            <w:tcMar>
+              <w:start w:w="0" w:type="dxa"/>
+              <w:end w:w="0" w:type="dxa"/>
+            </w:tcMar>
+            <w:tcMar>
+              <w:start w:w="0" w:type="dxa"/>
+              <w:end w:w="0" w:type="dxa"/>
+            </w:tcMar>
+          </w:tcPr>
+          <w:p>
+            <w:pPr>
+              <w:autoSpaceDN w:val="0"/>
+              <w:autoSpaceDE w:val="0"/>
+              <w:widowControl/>
+              <w:spacing w:line="197" w:lineRule="auto" w:before="44" w:after="0"/>
+              <w:ind w:left="104" w:right="0" w:firstLine="0"/>
+              <w:jc w:val="left"/>
+            </w:pPr>
+            <w:r>
+              <w:rPr>
+                <w:rFonts w:ascii="Calibri" w:hAnsi="Calibri" w:eastAsia="Calibri"/>
+                <w:b/>
+                <w:i w:val="0"/>
+                <w:color w:val="000000"/>
+                <w:sz w:val="22"/>
+              </w:rPr>
+              <w:t xml:space="preserve">Argentina </w:t>
+            </w:r>
+          </w:p>
+        </w:tc>
+        <w:tc>
+          <w:tcPr>
+            <w:tcW w:type="dxa" w:w="5746"/>
+            <w:tcBorders>
+              <w:start w:sz="4.0" w:val="single" w:color="#000000"/>
+              <w:top w:sz="4.0" w:val="single" w:color="#000000"/>
+              <w:end w:sz="4.0" w:val="single" w:color="#000000"/>
+              <w:bottom w:sz="4.0" w:val="single" w:color="#000000"/>
+            </w:tcBorders>
+            <w:tcMar>
+              <w:start w:w="0" w:type="dxa"/>
+              <w:end w:w="0" w:type="dxa"/>
+            </w:tcMar>
+          </w:tcPr>
+          <w:p>
+            <w:pPr>
+              <w:autoSpaceDN w:val="0"/>
+              <w:autoSpaceDE w:val="0"/>
+              <w:widowControl/>
+              <w:spacing w:line="245" w:lineRule="auto" w:before="44" w:after="0"/>
+              <w:ind w:left="110" w:right="0" w:hanging="8"/>
+              <w:jc w:val="left"/>
+            </w:pPr>
+            <w:r>
+              <w:rPr>
+                <w:rFonts w:ascii="Calibri" w:hAnsi="Calibri" w:eastAsia="Calibri"/>
+                <w:b w:val="0"/>
+                <w:i w:val="0"/>
+                <w:color w:val="000000"/>
+                <w:sz w:val="22"/>
+              </w:rPr>
+              <w:t xml:space="preserve">Marco Lavagna, Director, National Institute of Statistics and </w:t>
+            </w:r>
+            <w:r>
+              <w:rPr>
+                <w:rFonts w:ascii="Calibri" w:hAnsi="Calibri" w:eastAsia="Calibri"/>
+                <w:b w:val="0"/>
+                <w:i w:val="0"/>
+                <w:color w:val="000000"/>
+                <w:sz w:val="22"/>
+              </w:rPr>
+              <w:t xml:space="preserve">Censuses (INDEC) of Argentina </w:t>
+            </w:r>
+          </w:p>
+        </w:tc>
+      </w:tr>
+      <w:tr>
+        <w:trPr>
+          <w:trHeight w:hRule="exact" w:val="298"/>
+        </w:trPr>
+        <w:tc>
+          <w:tcPr>
+            <w:tcW w:type="dxa" w:w="4866"/>
+            <w:vMerge/>
+            <w:tcBorders>
+              <w:start w:sz="4.0" w:val="single" w:color="#000000"/>
+              <w:top w:sz="4.0" w:val="single" w:color="#000000"/>
+              <w:end w:sz="4.0" w:val="single" w:color="#000000"/>
+              <w:bottom w:sz="4.0" w:val="single" w:color="#000000"/>
+            </w:tcBorders>
+          </w:tcPr>
+          <w:p/>
+        </w:tc>
+        <w:tc>
+          <w:tcPr>
+            <w:tcW w:type="dxa" w:w="5746"/>
+            <w:tcBorders>
+              <w:start w:sz="4.0" w:val="single" w:color="#000000"/>
+              <w:top w:sz="4.0" w:val="single" w:color="#000000"/>
+              <w:end w:sz="4.0" w:val="single" w:color="#000000"/>
+              <w:bottom w:sz="4.0" w:val="single" w:color="#000000"/>
+            </w:tcBorders>
+            <w:tcMar>
+              <w:start w:w="0" w:type="dxa"/>
+              <w:end w:w="0" w:type="dxa"/>
+            </w:tcMar>
+          </w:tcPr>
+          <w:p>
+            <w:pPr>
+              <w:autoSpaceDN w:val="0"/>
+              <w:autoSpaceDE w:val="0"/>
+              <w:widowControl/>
+              <w:spacing w:line="197" w:lineRule="auto" w:before="42" w:after="0"/>
+              <w:ind w:left="102" w:right="0" w:firstLine="0"/>
+              <w:jc w:val="left"/>
+            </w:pPr>
+            <w:r>
+              <w:rPr>
+                <w:rFonts w:ascii="Calibri" w:hAnsi="Calibri" w:eastAsia="Calibri"/>
+                <w:b w:val="0"/>
+                <w:i w:val="0"/>
+                <w:color w:val="000000"/>
+                <w:sz w:val="22"/>
+              </w:rPr>
+              <w:t xml:space="preserve">Pedro Lines, Technical Director, INDEC </w:t>
+            </w:r>
+          </w:p>
+        </w:tc>
+      </w:tr>
+      <w:tr>
+        <w:trPr>
+          <w:trHeight w:hRule="exact" w:val="296"/>
+        </w:trPr>
+        <w:tc>
+          <w:tcPr>
+            <w:tcW w:type="dxa" w:w="4866"/>
+            <w:vMerge/>
+            <w:tcBorders>
+              <w:start w:sz="4.0" w:val="single" w:color="#000000"/>
+              <w:top w:sz="4.0" w:val="single" w:color="#000000"/>
+              <w:end w:sz="4.0" w:val="single" w:color="#000000"/>
+              <w:bottom w:sz="4.0" w:val="single" w:color="#000000"/>
+            </w:tcBorders>
+          </w:tcPr>
+          <w:p/>
+        </w:tc>
+        <w:tc>
+          <w:tcPr>
+            <w:tcW w:type="dxa" w:w="5746"/>
+            <w:tcBorders>
+              <w:start w:sz="4.0" w:val="single" w:color="#000000"/>
+              <w:top w:sz="4.0" w:val="single" w:color="#000000"/>
+              <w:end w:sz="4.0" w:val="single" w:color="#000000"/>
+              <w:bottom w:sz="3.2000000000000455" w:val="single" w:color="#000000"/>
+            </w:tcBorders>
+            <w:tcMar>
+              <w:start w:w="0" w:type="dxa"/>
+              <w:end w:w="0" w:type="dxa"/>
+            </w:tcMar>
+          </w:tcPr>
+          <w:p>
+            <w:pPr>
+              <w:autoSpaceDN w:val="0"/>
+              <w:autoSpaceDE w:val="0"/>
+              <w:widowControl/>
+              <w:spacing w:line="197" w:lineRule="auto" w:before="42" w:after="0"/>
+              <w:ind w:left="102" w:right="0" w:firstLine="0"/>
+              <w:jc w:val="left"/>
+            </w:pPr>
+            <w:r>
+              <w:rPr>
+                <w:rFonts w:ascii="Calibri" w:hAnsi="Calibri" w:eastAsia="Calibri"/>
+                <w:b w:val="0"/>
+                <w:i w:val="0"/>
+                <w:color w:val="000000"/>
+                <w:sz w:val="22"/>
+              </w:rPr>
+              <w:t xml:space="preserve">Santiago Boffi, National Director of Price Statistics, INDEC </w:t>
+            </w:r>
+          </w:p>
+        </w:tc>
+      </w:tr>
+      <w:tr>
+        <w:trPr>
+          <w:trHeight w:hRule="exact" w:val="546"/>
+        </w:trPr>
+        <w:tc>
+          <w:tcPr>
+            <w:tcW w:type="dxa" w:w="4866"/>
+            <w:vMerge/>
+            <w:tcBorders>
+              <w:start w:sz="4.0" w:val="single" w:color="#000000"/>
+              <w:top w:sz="4.0" w:val="single" w:color="#000000"/>
+              <w:end w:sz="4.0" w:val="single" w:color="#000000"/>
+              <w:bottom w:sz="4.0" w:val="single" w:color="#000000"/>
+            </w:tcBorders>
+          </w:tcPr>
+          <w:p/>
+        </w:tc>
+        <w:tc>
+          <w:tcPr>
+            <w:tcW w:type="dxa" w:w="5746"/>
+            <w:tcBorders>
+              <w:start w:sz="4.0" w:val="single" w:color="#000000"/>
+              <w:top w:sz="3.2000000000000455" w:val="single" w:color="#000000"/>
+              <w:end w:sz="4.0" w:val="single" w:color="#000000"/>
+              <w:bottom w:sz="4.0" w:val="single" w:color="#000000"/>
+            </w:tcBorders>
+            <w:tcMar>
+              <w:start w:w="0" w:type="dxa"/>
+              <w:end w:w="0" w:type="dxa"/>
+            </w:tcMar>
+          </w:tcPr>
+          <w:p>
+            <w:pPr>
+              <w:autoSpaceDN w:val="0"/>
+              <w:autoSpaceDE w:val="0"/>
+              <w:widowControl/>
+              <w:spacing w:line="245" w:lineRule="auto" w:before="44" w:after="0"/>
+              <w:ind w:left="110" w:right="0" w:hanging="8"/>
+              <w:jc w:val="left"/>
+            </w:pPr>
+            <w:r>
+              <w:rPr>
+                <w:rFonts w:ascii="Calibri" w:hAnsi="Calibri" w:eastAsia="Calibri"/>
+                <w:b w:val="0"/>
+                <w:i w:val="0"/>
+                <w:color w:val="000000"/>
+                <w:sz w:val="22"/>
+              </w:rPr>
+              <w:t xml:space="preserve">Martín Chojo, Director of Institutional and International </w:t>
+            </w:r>
+            <w:r>
+              <w:rPr>
+                <w:rFonts w:ascii="Calibri" w:hAnsi="Calibri" w:eastAsia="Calibri"/>
+                <w:b w:val="0"/>
+                <w:i w:val="0"/>
+                <w:color w:val="000000"/>
+                <w:sz w:val="22"/>
+              </w:rPr>
+              <w:t xml:space="preserve">Relations, INDEC </w:t>
+            </w:r>
+          </w:p>
+        </w:tc>
+      </w:tr>
+      <w:tr>
+        <w:trPr>
+          <w:trHeight w:hRule="exact" w:val="300"/>
+        </w:trPr>
+        <w:tc>
+          <w:tcPr>
+            <w:tcW w:type="dxa" w:w="3958"/>
+            <w:vMerge w:val="restart"/>
+            <w:tcBorders>
+              <w:start w:sz="4.0" w:val="single" w:color="#000000"/>
+              <w:top w:sz="4.0" w:val="single" w:color="#000000"/>
+              <w:end w:sz="4.0" w:val="single" w:color="#000000"/>
+              <w:bottom w:sz="4.0" w:val="single" w:color="#000000"/>
+            </w:tcBorders>
+            <w:tcMar>
+              <w:start w:w="0" w:type="dxa"/>
+              <w:end w:w="0" w:type="dxa"/>
+            </w:tcMar>
+            <w:tcMar>
+              <w:start w:w="0" w:type="dxa"/>
+              <w:end w:w="0" w:type="dxa"/>
+            </w:tcMar>
+            <w:tcMar>
+              <w:start w:w="0" w:type="dxa"/>
+              <w:end w:w="0" w:type="dxa"/>
+            </w:tcMar>
+          </w:tcPr>
+          <w:p>
+            <w:pPr>
+              <w:autoSpaceDN w:val="0"/>
+              <w:autoSpaceDE w:val="0"/>
+              <w:widowControl/>
+              <w:spacing w:line="197" w:lineRule="auto" w:before="46" w:after="0"/>
+              <w:ind w:left="104" w:right="0" w:firstLine="0"/>
+              <w:jc w:val="left"/>
+            </w:pPr>
+            <w:r>
+              <w:rPr>
+                <w:rFonts w:ascii="Calibri" w:hAnsi="Calibri" w:eastAsia="Calibri"/>
+                <w:b/>
+                <w:i w:val="0"/>
+                <w:color w:val="000000"/>
+                <w:sz w:val="22"/>
+              </w:rPr>
+              <w:t xml:space="preserve">Finland (Co-Chair) </w:t>
+            </w:r>
+          </w:p>
+        </w:tc>
+        <w:tc>
+          <w:tcPr>
+            <w:tcW w:type="dxa" w:w="5746"/>
+            <w:tcBorders>
+              <w:start w:sz="4.0" w:val="single" w:color="#000000"/>
+              <w:top w:sz="4.0" w:val="single" w:color="#000000"/>
+              <w:end w:sz="4.0" w:val="single" w:color="#000000"/>
+              <w:bottom w:sz="4.0" w:val="single" w:color="#000000"/>
+            </w:tcBorders>
+            <w:tcMar>
+              <w:start w:w="0" w:type="dxa"/>
+              <w:end w:w="0" w:type="dxa"/>
+            </w:tcMar>
+          </w:tcPr>
+          <w:p>
+            <w:pPr>
+              <w:autoSpaceDN w:val="0"/>
+              <w:autoSpaceDE w:val="0"/>
+              <w:widowControl/>
+              <w:spacing w:line="197" w:lineRule="auto" w:before="46" w:after="0"/>
+              <w:ind w:left="102" w:right="0" w:firstLine="0"/>
+              <w:jc w:val="left"/>
+            </w:pPr>
+            <w:r>
+              <w:rPr>
+                <w:rFonts w:ascii="Calibri" w:hAnsi="Calibri" w:eastAsia="Calibri"/>
+                <w:b w:val="0"/>
+                <w:i w:val="0"/>
+                <w:color w:val="000000"/>
+                <w:sz w:val="22"/>
+              </w:rPr>
+              <w:t xml:space="preserve">Markus Sovala, Director General, Statistics Finland, Co-Chair </w:t>
+            </w:r>
+          </w:p>
+        </w:tc>
+      </w:tr>
+      <w:tr>
+        <w:trPr>
+          <w:trHeight w:hRule="exact" w:val="548"/>
+        </w:trPr>
+        <w:tc>
+          <w:tcPr>
+            <w:tcW w:type="dxa" w:w="4866"/>
+            <w:vMerge/>
+            <w:tcBorders>
+              <w:start w:sz="4.0" w:val="single" w:color="#000000"/>
+              <w:top w:sz="4.0" w:val="single" w:color="#000000"/>
+              <w:end w:sz="4.0" w:val="single" w:color="#000000"/>
+              <w:bottom w:sz="4.0" w:val="single" w:color="#000000"/>
+            </w:tcBorders>
+          </w:tcPr>
+          <w:p/>
+        </w:tc>
+        <w:tc>
+          <w:tcPr>
+            <w:tcW w:type="dxa" w:w="5746"/>
+            <w:tcBorders>
+              <w:start w:sz="4.0" w:val="single" w:color="#000000"/>
+              <w:top w:sz="4.0" w:val="single" w:color="#000000"/>
+              <w:end w:sz="4.0" w:val="single" w:color="#000000"/>
+              <w:bottom w:sz="4.0" w:val="single" w:color="#000000"/>
+            </w:tcBorders>
+            <w:tcMar>
+              <w:start w:w="0" w:type="dxa"/>
+              <w:end w:w="0" w:type="dxa"/>
+            </w:tcMar>
+          </w:tcPr>
+          <w:p>
+            <w:pPr>
+              <w:autoSpaceDN w:val="0"/>
+              <w:autoSpaceDE w:val="0"/>
+              <w:widowControl/>
+              <w:spacing w:line="245" w:lineRule="auto" w:before="46" w:after="0"/>
+              <w:ind w:left="110" w:right="0" w:hanging="8"/>
+              <w:jc w:val="left"/>
+            </w:pPr>
+            <w:r>
+              <w:rPr>
+                <w:rFonts w:ascii="Calibri" w:hAnsi="Calibri" w:eastAsia="Calibri"/>
+                <w:b w:val="0"/>
+                <w:i w:val="0"/>
+                <w:color w:val="000000"/>
+                <w:sz w:val="22"/>
+              </w:rPr>
+              <w:t xml:space="preserve">Timo Koskimaki, Director of International Affairs, Statistics </w:t>
+            </w:r>
+            <w:r>
+              <w:rPr>
+                <w:rFonts w:ascii="Calibri" w:hAnsi="Calibri" w:eastAsia="Calibri"/>
+                <w:b w:val="0"/>
+                <w:i w:val="0"/>
+                <w:color w:val="000000"/>
+                <w:sz w:val="22"/>
+              </w:rPr>
+              <w:t xml:space="preserve">Finland </w:t>
+            </w:r>
+          </w:p>
+        </w:tc>
+      </w:tr>
+      <w:tr>
+        <w:trPr>
+          <w:trHeight w:hRule="exact" w:val="300"/>
+        </w:trPr>
+        <w:tc>
+          <w:tcPr>
+            <w:tcW w:type="dxa" w:w="4866"/>
+            <w:vMerge/>
+            <w:tcBorders>
+              <w:start w:sz="4.0" w:val="single" w:color="#000000"/>
+              <w:top w:sz="4.0" w:val="single" w:color="#000000"/>
+              <w:end w:sz="4.0" w:val="single" w:color="#000000"/>
+              <w:bottom w:sz="4.0" w:val="single" w:color="#000000"/>
+            </w:tcBorders>
+          </w:tcPr>
+          <w:p/>
+        </w:tc>
+        <w:tc>
+          <w:tcPr>
+            <w:tcW w:type="dxa" w:w="5746"/>
+            <w:tcBorders>
+              <w:start w:sz="4.0" w:val="single" w:color="#000000"/>
+              <w:top w:sz="4.0" w:val="single" w:color="#000000"/>
+              <w:end w:sz="4.0" w:val="single" w:color="#000000"/>
+              <w:bottom w:sz="4.0" w:val="single" w:color="#000000"/>
+            </w:tcBorders>
+            <w:tcMar>
+              <w:start w:w="0" w:type="dxa"/>
+              <w:end w:w="0" w:type="dxa"/>
+            </w:tcMar>
+          </w:tcPr>
+          <w:p>
+            <w:pPr>
+              <w:autoSpaceDN w:val="0"/>
+              <w:autoSpaceDE w:val="0"/>
+              <w:widowControl/>
+              <w:spacing w:line="197" w:lineRule="auto" w:before="46" w:after="0"/>
+              <w:ind w:left="0" w:right="0" w:firstLine="0"/>
+              <w:jc w:val="center"/>
+            </w:pPr>
+            <w:r>
+              <w:rPr>
+                <w:rFonts w:ascii="Calibri" w:hAnsi="Calibri" w:eastAsia="Calibri"/>
+                <w:b w:val="0"/>
+                <w:i w:val="0"/>
+                <w:color w:val="000000"/>
+                <w:sz w:val="22"/>
+              </w:rPr>
+              <w:t xml:space="preserve">Mari Yla-Jarkko, Director, Business Statistics, Statistics Finland </w:t>
+            </w:r>
+          </w:p>
+        </w:tc>
+      </w:tr>
+      <w:tr>
+        <w:trPr>
+          <w:trHeight w:hRule="exact" w:val="546"/>
+        </w:trPr>
+        <w:tc>
+          <w:tcPr>
+            <w:tcW w:type="dxa" w:w="3958"/>
+            <w:vMerge w:val="restart"/>
+            <w:tcBorders>
+              <w:start w:sz="4.0" w:val="single" w:color="#000000"/>
+              <w:top w:sz="4.0" w:val="single" w:color="#000000"/>
+              <w:end w:sz="4.0" w:val="single" w:color="#000000"/>
+              <w:bottom w:sz="4.0" w:val="single" w:color="#000000"/>
+            </w:tcBorders>
+            <w:tcMar>
+              <w:start w:w="0" w:type="dxa"/>
+              <w:end w:w="0" w:type="dxa"/>
+            </w:tcMar>
+            <w:tcMar>
+              <w:start w:w="0" w:type="dxa"/>
+              <w:end w:w="0" w:type="dxa"/>
+            </w:tcMar>
+          </w:tcPr>
+          <w:p>
+            <w:pPr>
+              <w:autoSpaceDN w:val="0"/>
+              <w:autoSpaceDE w:val="0"/>
+              <w:widowControl/>
+              <w:spacing w:line="197" w:lineRule="auto" w:before="42" w:after="0"/>
+              <w:ind w:left="104" w:right="0" w:firstLine="0"/>
+              <w:jc w:val="left"/>
+            </w:pPr>
+            <w:r>
+              <w:rPr>
+                <w:rFonts w:ascii="Calibri" w:hAnsi="Calibri" w:eastAsia="Calibri"/>
+                <w:b/>
+                <w:i w:val="0"/>
+                <w:color w:val="000000"/>
+                <w:sz w:val="22"/>
+              </w:rPr>
+              <w:t>Malaysia</w:t>
+            </w:r>
+          </w:p>
+        </w:tc>
+        <w:tc>
+          <w:tcPr>
+            <w:tcW w:type="dxa" w:w="5746"/>
+            <w:tcBorders>
+              <w:start w:sz="4.0" w:val="single" w:color="#000000"/>
+              <w:top w:sz="4.0" w:val="single" w:color="#000000"/>
+              <w:end w:sz="4.0" w:val="single" w:color="#000000"/>
+              <w:bottom w:sz="4.0" w:val="single" w:color="#000000"/>
+            </w:tcBorders>
+            <w:tcMar>
+              <w:start w:w="0" w:type="dxa"/>
+              <w:end w:w="0" w:type="dxa"/>
+            </w:tcMar>
+          </w:tcPr>
+          <w:p>
+            <w:pPr>
+              <w:autoSpaceDN w:val="0"/>
+              <w:autoSpaceDE w:val="0"/>
+              <w:widowControl/>
+              <w:spacing w:line="245" w:lineRule="auto" w:before="42" w:after="0"/>
+              <w:ind w:left="110" w:right="0" w:hanging="8"/>
+              <w:jc w:val="left"/>
+            </w:pPr>
+            <w:r>
+              <w:rPr>
+                <w:rFonts w:ascii="Calibri" w:hAnsi="Calibri" w:eastAsia="Calibri"/>
+                <w:b w:val="0"/>
+                <w:i w:val="0"/>
+                <w:color w:val="000000"/>
+                <w:sz w:val="22"/>
+              </w:rPr>
+              <w:t xml:space="preserve">Mohd Uzir Mahidin, Chief Statistician, Department of Statistics </w:t>
+            </w:r>
+            <w:r>
+              <w:rPr>
+                <w:rFonts w:ascii="Calibri" w:hAnsi="Calibri" w:eastAsia="Calibri"/>
+                <w:b w:val="0"/>
+                <w:i w:val="0"/>
+                <w:color w:val="000000"/>
+                <w:sz w:val="22"/>
+              </w:rPr>
+              <w:t xml:space="preserve">Malaysia </w:t>
+            </w:r>
+          </w:p>
+        </w:tc>
+      </w:tr>
+      <w:tr>
+        <w:trPr>
+          <w:trHeight w:hRule="exact" w:val="814"/>
+        </w:trPr>
+        <w:tc>
+          <w:tcPr>
+            <w:tcW w:type="dxa" w:w="4866"/>
+            <w:vMerge/>
+            <w:tcBorders>
+              <w:start w:sz="4.0" w:val="single" w:color="#000000"/>
+              <w:top w:sz="4.0" w:val="single" w:color="#000000"/>
+              <w:end w:sz="4.0" w:val="single" w:color="#000000"/>
+              <w:bottom w:sz="4.0" w:val="single" w:color="#000000"/>
+            </w:tcBorders>
+          </w:tcPr>
+          <w:p/>
+        </w:tc>
+        <w:tc>
+          <w:tcPr>
+            <w:tcW w:type="dxa" w:w="5746"/>
+            <w:tcBorders>
+              <w:start w:sz="4.0" w:val="single" w:color="#000000"/>
+              <w:top w:sz="4.0" w:val="single" w:color="#000000"/>
+              <w:end w:sz="4.0" w:val="single" w:color="#000000"/>
+              <w:bottom w:sz="4.0" w:val="single" w:color="#000000"/>
+            </w:tcBorders>
+            <w:tcMar>
+              <w:start w:w="0" w:type="dxa"/>
+              <w:end w:w="0" w:type="dxa"/>
+            </w:tcMar>
+          </w:tcPr>
+          <w:p>
+            <w:pPr>
+              <w:autoSpaceDN w:val="0"/>
+              <w:autoSpaceDE w:val="0"/>
+              <w:widowControl/>
+              <w:spacing w:line="197" w:lineRule="auto" w:before="44" w:after="24"/>
+              <w:ind w:left="0" w:right="0" w:firstLine="0"/>
+              <w:jc w:val="center"/>
+            </w:pPr>
+            <w:r>
+              <w:rPr>
+                <w:rFonts w:ascii="Calibri" w:hAnsi="Calibri" w:eastAsia="Calibri"/>
+                <w:b w:val="0"/>
+                <w:i w:val="0"/>
+                <w:color w:val="000000"/>
+                <w:sz w:val="22"/>
+              </w:rPr>
+              <w:t xml:space="preserve">Ms. Ezatul Nisha Abul Rahman, Director of Strategic </w:t>
+            </w:r>
+          </w:p>
+          <w:tbl>
+            <w:tblPr>
+              <w:tblW w:type="auto" w:w="0"/>
+              <w:tblLayout w:type="fixed"/>
+              <w:tblLook w:firstColumn="1" w:firstRow="1" w:lastColumn="0" w:lastRow="0" w:noHBand="0" w:noVBand="1" w:val="04A0"/>
+              <w:tblInd w:w="52.000000000000455" w:type="dxa"/>
+            </w:tblPr>
+            <w:tblGrid>
+              <w:gridCol w:w="1149"/>
+              <w:gridCol w:w="1149"/>
+              <w:gridCol w:w="1149"/>
+              <w:gridCol w:w="1149"/>
+              <w:gridCol w:w="1149"/>
+            </w:tblGrid>
+            <w:tr>
+              <w:trPr>
+                <w:trHeight w:hRule="exact" w:val="268"/>
+              </w:trPr>
+              <w:tc>
+                <w:tcPr>
+                  <w:tcW w:type="dxa" w:w="1620"/>
+                  <w:tcBorders/>
+                  <w:tcMar>
+                    <w:start w:w="0" w:type="dxa"/>
+                    <w:end w:w="0" w:type="dxa"/>
+                  </w:tcMar>
+                </w:tcPr>
+                <w:p>
+                  <w:pPr>
+                    <w:autoSpaceDN w:val="0"/>
+                    <w:autoSpaceDE w:val="0"/>
+                    <w:widowControl/>
+                    <w:spacing w:line="197" w:lineRule="auto" w:before="24" w:after="0"/>
+                    <w:ind w:left="0" w:right="0" w:firstLine="0"/>
+                    <w:jc w:val="center"/>
+                  </w:pPr>
+                  <w:r>
+                    <w:rPr>
+                      <w:rFonts w:ascii="Calibri" w:hAnsi="Calibri" w:eastAsia="Calibri"/>
+                      <w:b w:val="0"/>
+                      <w:i w:val="0"/>
+                      <w:color w:val="000000"/>
+                      <w:sz w:val="22"/>
+                    </w:rPr>
+                    <w:t xml:space="preserve">Communication </w:t>
+                  </w:r>
+                </w:p>
+              </w:tc>
+              <w:tc>
+                <w:tcPr>
+                  <w:tcW w:type="dxa" w:w="600"/>
+                  <w:tcBorders/>
+                  <w:tcMar>
+                    <w:start w:w="0" w:type="dxa"/>
+                    <w:end w:w="0" w:type="dxa"/>
+                  </w:tcMar>
+                </w:tcPr>
+                <w:p>
+                  <w:pPr>
+                    <w:autoSpaceDN w:val="0"/>
+                    <w:autoSpaceDE w:val="0"/>
+                    <w:widowControl/>
+                    <w:spacing w:line="197" w:lineRule="auto" w:before="24" w:after="0"/>
+                    <w:ind w:left="0" w:right="0" w:firstLine="0"/>
+                    <w:jc w:val="center"/>
+                  </w:pPr>
+                  <w:r>
+                    <w:rPr>
+                      <w:rFonts w:ascii="Calibri" w:hAnsi="Calibri" w:eastAsia="Calibri"/>
+                      <w:b w:val="0"/>
+                      <w:i w:val="0"/>
+                      <w:color w:val="000000"/>
+                      <w:sz w:val="22"/>
+                    </w:rPr>
+                    <w:t xml:space="preserve">and </w:t>
+                  </w:r>
+                </w:p>
+              </w:tc>
+              <w:tc>
+                <w:tcPr>
+                  <w:tcW w:type="dxa" w:w="1420"/>
+                  <w:tcBorders/>
+                  <w:tcMar>
+                    <w:start w:w="0" w:type="dxa"/>
+                    <w:end w:w="0" w:type="dxa"/>
+                  </w:tcMar>
+                </w:tcPr>
+                <w:p>
+                  <w:pPr>
+                    <w:autoSpaceDN w:val="0"/>
+                    <w:autoSpaceDE w:val="0"/>
+                    <w:widowControl/>
+                    <w:spacing w:line="197" w:lineRule="auto" w:before="24" w:after="0"/>
+                    <w:ind w:left="0" w:right="0" w:firstLine="0"/>
+                    <w:jc w:val="center"/>
+                  </w:pPr>
+                  <w:r>
+                    <w:rPr>
+                      <w:rFonts w:ascii="Calibri" w:hAnsi="Calibri" w:eastAsia="Calibri"/>
+                      <w:b w:val="0"/>
+                      <w:i w:val="0"/>
+                      <w:color w:val="000000"/>
+                      <w:sz w:val="22"/>
+                    </w:rPr>
+                    <w:t xml:space="preserve">International </w:t>
+                  </w:r>
+                </w:p>
+              </w:tc>
+              <w:tc>
+                <w:tcPr>
+                  <w:tcW w:type="dxa" w:w="1060"/>
+                  <w:tcBorders/>
+                  <w:tcMar>
+                    <w:start w:w="0" w:type="dxa"/>
+                    <w:end w:w="0" w:type="dxa"/>
+                  </w:tcMar>
+                </w:tcPr>
+                <w:p>
+                  <w:pPr>
+                    <w:autoSpaceDN w:val="0"/>
+                    <w:autoSpaceDE w:val="0"/>
+                    <w:widowControl/>
+                    <w:spacing w:line="197" w:lineRule="auto" w:before="24" w:after="0"/>
+                    <w:ind w:left="0" w:right="0" w:firstLine="0"/>
+                    <w:jc w:val="center"/>
+                  </w:pPr>
+                  <w:r>
+                    <w:rPr>
+                      <w:rFonts w:ascii="Calibri" w:hAnsi="Calibri" w:eastAsia="Calibri"/>
+                      <w:b w:val="0"/>
+                      <w:i w:val="0"/>
+                      <w:color w:val="000000"/>
+                      <w:sz w:val="22"/>
+                    </w:rPr>
+                    <w:t xml:space="preserve">Statistics </w:t>
+                  </w:r>
+                </w:p>
+              </w:tc>
+              <w:tc>
+                <w:tcPr>
+                  <w:tcW w:type="dxa" w:w="940"/>
+                  <w:tcBorders/>
+                  <w:tcMar>
+                    <w:start w:w="0" w:type="dxa"/>
+                    <w:end w:w="0" w:type="dxa"/>
+                  </w:tcMar>
+                </w:tcPr>
+                <w:p>
+                  <w:pPr>
+                    <w:autoSpaceDN w:val="0"/>
+                    <w:autoSpaceDE w:val="0"/>
+                    <w:widowControl/>
+                    <w:spacing w:line="197" w:lineRule="auto" w:before="24" w:after="0"/>
+                    <w:ind w:left="116" w:right="0" w:firstLine="0"/>
+                    <w:jc w:val="left"/>
+                  </w:pPr>
+                  <w:r>
+                    <w:rPr>
+                      <w:rFonts w:ascii="Calibri" w:hAnsi="Calibri" w:eastAsia="Calibri"/>
+                      <w:b w:val="0"/>
+                      <w:i w:val="0"/>
+                      <w:color w:val="000000"/>
+                      <w:sz w:val="22"/>
+                    </w:rPr>
+                    <w:t xml:space="preserve">Division, </w:t>
+                  </w:r>
+                </w:p>
+              </w:tc>
+            </w:tr>
+          </w:tbl>
+          <w:p>
+            <w:pPr>
+              <w:autoSpaceDN w:val="0"/>
+              <w:autoSpaceDE w:val="0"/>
+              <w:widowControl/>
+              <w:spacing w:line="197" w:lineRule="auto" w:before="22" w:after="0"/>
+              <w:ind w:left="110" w:right="0" w:firstLine="0"/>
+              <w:jc w:val="left"/>
+            </w:pPr>
+            <w:r>
+              <w:rPr>
+                <w:rFonts w:ascii="Calibri" w:hAnsi="Calibri" w:eastAsia="Calibri"/>
+                <w:b w:val="0"/>
+                <w:i w:val="0"/>
+                <w:color w:val="000000"/>
+                <w:sz w:val="22"/>
+              </w:rPr>
+              <w:t xml:space="preserve">Department of Statistics Malaysia </w:t>
+            </w:r>
+          </w:p>
+        </w:tc>
+      </w:tr>
+      <w:tr>
+        <w:trPr>
+          <w:trHeight w:hRule="exact" w:val="586"/>
+        </w:trPr>
+        <w:tc>
+          <w:tcPr>
+            <w:tcW w:type="dxa" w:w="3958"/>
+            <w:vMerge w:val="restart"/>
+            <w:tcBorders>
+              <w:start w:sz="4.0" w:val="single" w:color="#000000"/>
+              <w:top w:sz="4.0" w:val="single" w:color="#000000"/>
+              <w:end w:sz="4.0" w:val="single" w:color="#000000"/>
+              <w:bottom w:sz="4.0" w:val="single" w:color="#000000"/>
+            </w:tcBorders>
+            <w:tcMar>
+              <w:start w:w="0" w:type="dxa"/>
+              <w:end w:w="0" w:type="dxa"/>
+            </w:tcMar>
+            <w:tcMar>
+              <w:start w:w="0" w:type="dxa"/>
+              <w:end w:w="0" w:type="dxa"/>
+            </w:tcMar>
+          </w:tcPr>
+          <w:p>
+            <w:pPr>
+              <w:autoSpaceDN w:val="0"/>
+              <w:autoSpaceDE w:val="0"/>
+              <w:widowControl/>
+              <w:spacing w:line="197" w:lineRule="auto" w:before="44" w:after="0"/>
+              <w:ind w:left="104" w:right="0" w:firstLine="0"/>
+              <w:jc w:val="left"/>
+            </w:pPr>
+            <w:r>
+              <w:rPr>
+                <w:rFonts w:ascii="Calibri" w:hAnsi="Calibri" w:eastAsia="Calibri"/>
+                <w:b/>
+                <w:i w:val="0"/>
+                <w:color w:val="000000"/>
+                <w:sz w:val="22"/>
+              </w:rPr>
+              <w:t>Mexico</w:t>
+            </w:r>
+          </w:p>
+        </w:tc>
+        <w:tc>
+          <w:tcPr>
+            <w:tcW w:type="dxa" w:w="5746"/>
+            <w:tcBorders>
+              <w:start w:sz="4.0" w:val="single" w:color="#000000"/>
+              <w:top w:sz="4.0" w:val="single" w:color="#000000"/>
+              <w:end w:sz="4.0" w:val="single" w:color="#000000"/>
+              <w:bottom w:sz="4.0" w:val="single" w:color="#000000"/>
+            </w:tcBorders>
+            <w:tcMar>
+              <w:start w:w="0" w:type="dxa"/>
+              <w:end w:w="0" w:type="dxa"/>
+            </w:tcMar>
+          </w:tcPr>
+          <w:p>
+            <w:pPr>
+              <w:autoSpaceDN w:val="0"/>
+              <w:autoSpaceDE w:val="0"/>
+              <w:widowControl/>
+              <w:spacing w:line="245" w:lineRule="auto" w:before="44" w:after="0"/>
+              <w:ind w:left="110" w:right="0" w:hanging="8"/>
+              <w:jc w:val="left"/>
+            </w:pPr>
+            <w:r>
+              <w:rPr>
+                <w:rFonts w:ascii="Calibri" w:hAnsi="Calibri" w:eastAsia="Calibri"/>
+                <w:b w:val="0"/>
+                <w:i w:val="0"/>
+                <w:color w:val="000000"/>
+                <w:sz w:val="22"/>
+              </w:rPr>
+              <w:t xml:space="preserve">Arturo Blancas, Director General, Economic Statistics, Instituto </w:t>
+            </w:r>
+            <w:r>
+              <w:rPr>
+                <w:rFonts w:ascii="Calibri" w:hAnsi="Calibri" w:eastAsia="Calibri"/>
+                <w:b w:val="0"/>
+                <w:i w:val="0"/>
+                <w:color w:val="000000"/>
+                <w:sz w:val="22"/>
+              </w:rPr>
+              <w:t xml:space="preserve">Nacional de Estadistica y Georgrafia (INEGI) </w:t>
+            </w:r>
+          </w:p>
+        </w:tc>
+      </w:tr>
+      <w:tr>
+        <w:trPr>
+          <w:trHeight w:hRule="exact" w:val="300"/>
+        </w:trPr>
+        <w:tc>
+          <w:tcPr>
+            <w:tcW w:type="dxa" w:w="4866"/>
+            <w:vMerge/>
+            <w:tcBorders>
+              <w:start w:sz="4.0" w:val="single" w:color="#000000"/>
+              <w:top w:sz="4.0" w:val="single" w:color="#000000"/>
+              <w:end w:sz="4.0" w:val="single" w:color="#000000"/>
+              <w:bottom w:sz="4.0" w:val="single" w:color="#000000"/>
+            </w:tcBorders>
+          </w:tcPr>
+          <w:p/>
+        </w:tc>
+        <w:tc>
+          <w:tcPr>
+            <w:tcW w:type="dxa" w:w="5746"/>
+            <w:tcBorders>
+              <w:start w:sz="4.0" w:val="single" w:color="#000000"/>
+              <w:top w:sz="4.0" w:val="single" w:color="#000000"/>
+              <w:end w:sz="4.0" w:val="single" w:color="#000000"/>
+              <w:bottom w:sz="4.0" w:val="single" w:color="#000000"/>
+            </w:tcBorders>
+            <w:tcMar>
+              <w:start w:w="0" w:type="dxa"/>
+              <w:end w:w="0" w:type="dxa"/>
+            </w:tcMar>
+          </w:tcPr>
+          <w:p>
+            <w:pPr>
+              <w:autoSpaceDN w:val="0"/>
+              <w:autoSpaceDE w:val="0"/>
+              <w:widowControl/>
+              <w:spacing w:line="197" w:lineRule="auto" w:before="46" w:after="0"/>
+              <w:ind w:left="0" w:right="0" w:firstLine="0"/>
+              <w:jc w:val="center"/>
+            </w:pPr>
+            <w:r>
+              <w:rPr>
+                <w:rFonts w:ascii="Calibri" w:hAnsi="Calibri" w:eastAsia="Calibri"/>
+                <w:b w:val="0"/>
+                <w:i w:val="0"/>
+                <w:color w:val="000000"/>
+                <w:sz w:val="22"/>
+              </w:rPr>
+              <w:t xml:space="preserve">Jorge Reyes, Deputy Director General of Prices Indices, INEGI </w:t>
+            </w:r>
+          </w:p>
+        </w:tc>
+      </w:tr>
+      <w:tr>
+        <w:trPr>
+          <w:trHeight w:hRule="exact" w:val="298"/>
+        </w:trPr>
+        <w:tc>
+          <w:tcPr>
+            <w:tcW w:type="dxa" w:w="3958"/>
+            <w:vMerge w:val="restart"/>
+            <w:tcBorders>
+              <w:start w:sz="4.0" w:val="single" w:color="#000000"/>
+              <w:top w:sz="4.0" w:val="single" w:color="#000000"/>
+              <w:end w:sz="4.0" w:val="single" w:color="#000000"/>
+              <w:bottom w:sz="3.199999999999818" w:val="single" w:color="#000000"/>
+            </w:tcBorders>
+            <w:tcMar>
+              <w:start w:w="0" w:type="dxa"/>
+              <w:end w:w="0" w:type="dxa"/>
+            </w:tcMar>
+            <w:tcMar>
+              <w:start w:w="0" w:type="dxa"/>
+              <w:end w:w="0" w:type="dxa"/>
+            </w:tcMar>
+            <w:tcMar>
+              <w:start w:w="0" w:type="dxa"/>
+              <w:end w:w="0" w:type="dxa"/>
+            </w:tcMar>
+          </w:tcPr>
+          <w:p>
+            <w:pPr>
+              <w:autoSpaceDN w:val="0"/>
+              <w:autoSpaceDE w:val="0"/>
+              <w:widowControl/>
+              <w:spacing w:line="197" w:lineRule="auto" w:before="42" w:after="0"/>
+              <w:ind w:left="104" w:right="0" w:firstLine="0"/>
+              <w:jc w:val="left"/>
+            </w:pPr>
+            <w:r>
+              <w:rPr>
+                <w:rFonts w:ascii="Calibri" w:hAnsi="Calibri" w:eastAsia="Calibri"/>
+                <w:b/>
+                <w:i w:val="0"/>
+                <w:color w:val="000000"/>
+                <w:sz w:val="22"/>
+              </w:rPr>
+              <w:t xml:space="preserve">African Development Bank </w:t>
+            </w:r>
+          </w:p>
+        </w:tc>
+        <w:tc>
+          <w:tcPr>
+            <w:tcW w:type="dxa" w:w="5746"/>
+            <w:tcBorders>
+              <w:start w:sz="4.0" w:val="single" w:color="#000000"/>
+              <w:top w:sz="4.0" w:val="single" w:color="#000000"/>
+              <w:end w:sz="4.0" w:val="single" w:color="#000000"/>
+              <w:bottom w:sz="4.0" w:val="single" w:color="#000000"/>
+            </w:tcBorders>
+            <w:tcMar>
+              <w:start w:w="0" w:type="dxa"/>
+              <w:end w:w="0" w:type="dxa"/>
+            </w:tcMar>
+          </w:tcPr>
+          <w:p>
+            <w:pPr>
+              <w:autoSpaceDN w:val="0"/>
+              <w:autoSpaceDE w:val="0"/>
+              <w:widowControl/>
+              <w:spacing w:line="197" w:lineRule="auto" w:before="42" w:after="0"/>
+              <w:ind w:left="102" w:right="0" w:firstLine="0"/>
+              <w:jc w:val="left"/>
+            </w:pPr>
+            <w:r>
+              <w:rPr>
+                <w:rFonts w:ascii="Calibri" w:hAnsi="Calibri" w:eastAsia="Calibri"/>
+                <w:b w:val="0"/>
+                <w:i w:val="0"/>
+                <w:color w:val="000000"/>
+                <w:sz w:val="22"/>
+              </w:rPr>
+              <w:t xml:space="preserve">Kouakou K. Louis, Acting Director, Statistics Department </w:t>
+            </w:r>
+          </w:p>
+        </w:tc>
+      </w:tr>
+      <w:tr>
+        <w:trPr>
+          <w:trHeight w:hRule="exact" w:val="296"/>
+        </w:trPr>
+        <w:tc>
+          <w:tcPr>
+            <w:tcW w:type="dxa" w:w="4866"/>
+            <w:vMerge/>
+            <w:tcBorders>
+              <w:start w:sz="4.0" w:val="single" w:color="#000000"/>
+              <w:top w:sz="4.0" w:val="single" w:color="#000000"/>
+              <w:end w:sz="4.0" w:val="single" w:color="#000000"/>
+              <w:bottom w:sz="3.199999999999818" w:val="single" w:color="#000000"/>
+            </w:tcBorders>
+          </w:tcPr>
+          <w:p/>
+        </w:tc>
+        <w:tc>
+          <w:tcPr>
+            <w:tcW w:type="dxa" w:w="5746"/>
+            <w:tcBorders>
+              <w:start w:sz="4.0" w:val="single" w:color="#000000"/>
+              <w:top w:sz="4.0" w:val="single" w:color="#000000"/>
+              <w:end w:sz="4.0" w:val="single" w:color="#000000"/>
+              <w:bottom w:sz="4.0" w:val="single" w:color="#000000"/>
+            </w:tcBorders>
+            <w:tcMar>
+              <w:start w:w="0" w:type="dxa"/>
+              <w:end w:w="0" w:type="dxa"/>
+            </w:tcMar>
+          </w:tcPr>
+          <w:p>
+            <w:pPr>
+              <w:autoSpaceDN w:val="0"/>
+              <w:autoSpaceDE w:val="0"/>
+              <w:widowControl/>
+              <w:spacing w:line="197" w:lineRule="auto" w:before="40" w:after="0"/>
+              <w:ind w:left="102" w:right="0" w:firstLine="0"/>
+              <w:jc w:val="left"/>
+            </w:pPr>
+            <w:r>
+              <w:rPr>
+                <w:rFonts w:ascii="Calibri" w:hAnsi="Calibri" w:eastAsia="Calibri"/>
+                <w:b w:val="0"/>
+                <w:i w:val="0"/>
+                <w:color w:val="000000"/>
+                <w:sz w:val="22"/>
+              </w:rPr>
+              <w:t xml:space="preserve">Ben Paul Mungyereza, Manager, Statistics Department </w:t>
+            </w:r>
+          </w:p>
+        </w:tc>
+      </w:tr>
+      <w:tr>
+        <w:trPr>
+          <w:trHeight w:hRule="exact" w:val="548"/>
+        </w:trPr>
+        <w:tc>
+          <w:tcPr>
+            <w:tcW w:type="dxa" w:w="4866"/>
+            <w:vMerge/>
+            <w:tcBorders>
+              <w:start w:sz="4.0" w:val="single" w:color="#000000"/>
+              <w:top w:sz="4.0" w:val="single" w:color="#000000"/>
+              <w:end w:sz="4.0" w:val="single" w:color="#000000"/>
+              <w:bottom w:sz="3.199999999999818" w:val="single" w:color="#000000"/>
+            </w:tcBorders>
+          </w:tcPr>
+          <w:p/>
+        </w:tc>
+        <w:tc>
+          <w:tcPr>
+            <w:tcW w:type="dxa" w:w="5746"/>
+            <w:tcBorders>
+              <w:start w:sz="4.0" w:val="single" w:color="#000000"/>
+              <w:top w:sz="4.0" w:val="single" w:color="#000000"/>
+              <w:end w:sz="4.0" w:val="single" w:color="#000000"/>
+              <w:bottom w:sz="3.199999999999818" w:val="single" w:color="#000000"/>
+            </w:tcBorders>
+            <w:tcMar>
+              <w:start w:w="0" w:type="dxa"/>
+              <w:end w:w="0" w:type="dxa"/>
+            </w:tcMar>
+          </w:tcPr>
+          <w:p>
+            <w:pPr>
+              <w:autoSpaceDN w:val="0"/>
+              <w:autoSpaceDE w:val="0"/>
+              <w:widowControl/>
+              <w:spacing w:line="245" w:lineRule="auto" w:before="42" w:after="0"/>
+              <w:ind w:left="110" w:right="0" w:hanging="8"/>
+              <w:jc w:val="left"/>
+            </w:pPr>
+            <w:r>
+              <w:rPr>
+                <w:rFonts w:ascii="Calibri" w:hAnsi="Calibri" w:eastAsia="Calibri"/>
+                <w:b w:val="0"/>
+                <w:i w:val="0"/>
+                <w:color w:val="000000"/>
+                <w:sz w:val="22"/>
+              </w:rPr>
+              <w:t xml:space="preserve">Gregoire Mboya De Loubassou, Senior Statistician, Statistics </w:t>
+            </w:r>
+            <w:r>
+              <w:rPr>
+                <w:rFonts w:ascii="Calibri" w:hAnsi="Calibri" w:eastAsia="Calibri"/>
+                <w:b w:val="0"/>
+                <w:i w:val="0"/>
+                <w:color w:val="000000"/>
+                <w:sz w:val="22"/>
+              </w:rPr>
+              <w:t xml:space="preserve">Department </w:t>
+            </w:r>
+          </w:p>
+        </w:tc>
+      </w:tr>
+      <w:tr>
+        <w:trPr>
+          <w:trHeight w:hRule="exact" w:val="548"/>
+        </w:trPr>
+        <w:tc>
+          <w:tcPr>
+            <w:tcW w:type="dxa" w:w="3958"/>
+            <w:vMerge w:val="restart"/>
+            <w:tcBorders>
+              <w:start w:sz="4.0" w:val="single" w:color="#000000"/>
+              <w:top w:sz="3.199999999999818" w:val="single" w:color="#000000"/>
+              <w:end w:sz="4.0" w:val="single" w:color="#000000"/>
+              <w:bottom w:sz="3.199999999999818" w:val="single" w:color="#000000"/>
+            </w:tcBorders>
+            <w:tcMar>
+              <w:start w:w="0" w:type="dxa"/>
+              <w:end w:w="0" w:type="dxa"/>
+            </w:tcMar>
+            <w:tcMar>
+              <w:start w:w="0" w:type="dxa"/>
+              <w:end w:w="0" w:type="dxa"/>
+            </w:tcMar>
+          </w:tcPr>
+          <w:p>
+            <w:pPr>
+              <w:autoSpaceDN w:val="0"/>
+              <w:autoSpaceDE w:val="0"/>
+              <w:widowControl/>
+              <w:spacing w:line="197" w:lineRule="auto" w:before="44" w:after="0"/>
+              <w:ind w:left="104" w:right="0" w:firstLine="0"/>
+              <w:jc w:val="left"/>
+            </w:pPr>
+            <w:r>
+              <w:rPr>
+                <w:rFonts w:ascii="Calibri" w:hAnsi="Calibri" w:eastAsia="Calibri"/>
+                <w:b/>
+                <w:i w:val="0"/>
+                <w:color w:val="000000"/>
+                <w:sz w:val="22"/>
+              </w:rPr>
+              <w:t xml:space="preserve">Asian Development Bank </w:t>
+            </w:r>
+          </w:p>
+        </w:tc>
+        <w:tc>
+          <w:tcPr>
+            <w:tcW w:type="dxa" w:w="5746"/>
+            <w:tcBorders>
+              <w:start w:sz="4.0" w:val="single" w:color="#000000"/>
+              <w:top w:sz="3.199999999999818" w:val="single" w:color="#000000"/>
+              <w:end w:sz="4.0" w:val="single" w:color="#000000"/>
+              <w:bottom w:sz="4.0" w:val="single" w:color="#000000"/>
+            </w:tcBorders>
+            <w:tcMar>
+              <w:start w:w="0" w:type="dxa"/>
+              <w:end w:w="0" w:type="dxa"/>
+            </w:tcMar>
+          </w:tcPr>
+          <w:p>
+            <w:pPr>
+              <w:autoSpaceDN w:val="0"/>
+              <w:autoSpaceDE w:val="0"/>
+              <w:widowControl/>
+              <w:spacing w:line="245" w:lineRule="auto" w:before="44" w:after="0"/>
+              <w:ind w:left="110" w:right="0" w:hanging="8"/>
+              <w:jc w:val="left"/>
+            </w:pPr>
+            <w:r>
+              <w:rPr>
+                <w:rFonts w:ascii="Calibri" w:hAnsi="Calibri" w:eastAsia="Calibri"/>
+                <w:b w:val="0"/>
+                <w:i w:val="0"/>
+                <w:color w:val="000000"/>
+                <w:sz w:val="22"/>
+              </w:rPr>
+              <w:t xml:space="preserve">Elaine Tan, Advisor, Office of the Chief Economist and Director </w:t>
+            </w:r>
+            <w:r>
+              <w:rPr>
+                <w:rFonts w:ascii="Calibri" w:hAnsi="Calibri" w:eastAsia="Calibri"/>
+                <w:b w:val="0"/>
+                <w:i w:val="0"/>
+                <w:color w:val="000000"/>
+                <w:sz w:val="22"/>
+              </w:rPr>
+              <w:t xml:space="preserve">General, and Head, Statistics and Data Innovation </w:t>
+            </w:r>
+          </w:p>
+        </w:tc>
+      </w:tr>
+      <w:tr>
+        <w:trPr>
+          <w:trHeight w:hRule="exact" w:val="546"/>
+        </w:trPr>
+        <w:tc>
+          <w:tcPr>
+            <w:tcW w:type="dxa" w:w="4866"/>
+            <w:vMerge/>
+            <w:tcBorders>
+              <w:start w:sz="4.0" w:val="single" w:color="#000000"/>
+              <w:top w:sz="3.199999999999818" w:val="single" w:color="#000000"/>
+              <w:end w:sz="4.0" w:val="single" w:color="#000000"/>
+              <w:bottom w:sz="3.199999999999818" w:val="single" w:color="#000000"/>
+            </w:tcBorders>
+          </w:tcPr>
+          <w:p/>
+        </w:tc>
+        <w:tc>
+          <w:tcPr>
+            <w:tcW w:type="dxa" w:w="5746"/>
+            <w:tcBorders>
+              <w:start w:sz="4.0" w:val="single" w:color="#000000"/>
+              <w:top w:sz="4.0" w:val="single" w:color="#000000"/>
+              <w:end w:sz="4.0" w:val="single" w:color="#000000"/>
+              <w:bottom w:sz="3.199999999999818" w:val="single" w:color="#000000"/>
+            </w:tcBorders>
+            <w:tcMar>
+              <w:start w:w="0" w:type="dxa"/>
+              <w:end w:w="0" w:type="dxa"/>
+            </w:tcMar>
+          </w:tcPr>
+          <w:p>
+            <w:pPr>
+              <w:autoSpaceDN w:val="0"/>
+              <w:autoSpaceDE w:val="0"/>
+              <w:widowControl/>
+              <w:spacing w:line="245" w:lineRule="auto" w:before="44" w:after="0"/>
+              <w:ind w:left="110" w:right="0" w:hanging="8"/>
+              <w:jc w:val="left"/>
+            </w:pPr>
+            <w:r>
+              <w:rPr>
+                <w:rFonts w:ascii="Calibri" w:hAnsi="Calibri" w:eastAsia="Calibri"/>
+                <w:b w:val="0"/>
+                <w:i w:val="0"/>
+                <w:color w:val="000000"/>
+                <w:sz w:val="22"/>
+              </w:rPr>
+              <w:t xml:space="preserve">Kaushal Joshi, Principal Statistician, Statistics and Data </w:t>
+            </w:r>
+            <w:r>
+              <w:rPr>
+                <w:rFonts w:ascii="Calibri" w:hAnsi="Calibri" w:eastAsia="Calibri"/>
+                <w:b w:val="0"/>
+                <w:i w:val="0"/>
+                <w:color w:val="000000"/>
+                <w:sz w:val="22"/>
+              </w:rPr>
+              <w:t xml:space="preserve">Innovation </w:t>
+            </w:r>
+          </w:p>
+        </w:tc>
+      </w:tr>
+      <w:tr>
+        <w:trPr>
+          <w:trHeight w:hRule="exact" w:val="298"/>
+        </w:trPr>
+        <w:tc>
+          <w:tcPr>
+            <w:tcW w:type="dxa" w:w="3958"/>
+            <w:tcBorders>
+              <w:start w:sz="4.0" w:val="single" w:color="#000000"/>
+              <w:top w:sz="3.199999999999818" w:val="single" w:color="#000000"/>
+              <w:end w:sz="4.0" w:val="single" w:color="#000000"/>
+              <w:bottom w:sz="3.200000000000273" w:val="single" w:color="#000000"/>
+            </w:tcBorders>
+            <w:tcMar>
+              <w:start w:w="0" w:type="dxa"/>
+              <w:end w:w="0" w:type="dxa"/>
+            </w:tcMar>
+          </w:tcPr>
+          <w:p>
+            <w:pPr>
+              <w:autoSpaceDN w:val="0"/>
+              <w:autoSpaceDE w:val="0"/>
+              <w:widowControl/>
+              <w:spacing w:line="197" w:lineRule="auto" w:before="44" w:after="0"/>
+              <w:ind w:left="104" w:right="0" w:firstLine="0"/>
+              <w:jc w:val="left"/>
+            </w:pPr>
+            <w:r>
+              <w:rPr>
+                <w:rFonts w:ascii="Calibri" w:hAnsi="Calibri" w:eastAsia="Calibri"/>
+                <w:b/>
+                <w:i w:val="0"/>
+                <w:color w:val="000000"/>
+                <w:sz w:val="22"/>
+              </w:rPr>
+              <w:t xml:space="preserve">Eurostat </w:t>
+            </w:r>
+          </w:p>
+        </w:tc>
+        <w:tc>
+          <w:tcPr>
+            <w:tcW w:type="dxa" w:w="5746"/>
+            <w:tcBorders>
+              <w:start w:sz="4.0" w:val="single" w:color="#000000"/>
+              <w:top w:sz="3.199999999999818" w:val="single" w:color="#000000"/>
+              <w:end w:sz="4.0" w:val="single" w:color="#000000"/>
+              <w:bottom w:sz="3.200000000000273" w:val="single" w:color="#000000"/>
+            </w:tcBorders>
+            <w:tcMar>
+              <w:start w:w="0" w:type="dxa"/>
+              <w:end w:w="0" w:type="dxa"/>
+            </w:tcMar>
+          </w:tcPr>
+          <w:p>
+            <w:pPr>
+              <w:autoSpaceDN w:val="0"/>
+              <w:autoSpaceDE w:val="0"/>
+              <w:widowControl/>
+              <w:spacing w:line="197" w:lineRule="auto" w:before="44" w:after="0"/>
+              <w:ind w:left="102" w:right="0" w:firstLine="0"/>
+              <w:jc w:val="left"/>
+            </w:pPr>
+            <w:r>
+              <w:rPr>
+                <w:rFonts w:ascii="Calibri" w:hAnsi="Calibri" w:eastAsia="Calibri"/>
+                <w:b w:val="0"/>
+                <w:i w:val="0"/>
+                <w:color w:val="000000"/>
+                <w:sz w:val="22"/>
+              </w:rPr>
+              <w:t>Mariana Kotzeva, Director General, Eurostat</w:t>
+            </w:r>
+            <w:r>
+              <w:rPr>
+                <w:rFonts w:ascii="Calibri" w:hAnsi="Calibri" w:eastAsia="Calibri"/>
+                <w:b w:val="0"/>
+                <w:i w:val="0"/>
+                <w:color w:val="000000"/>
+                <w:sz w:val="22"/>
+              </w:rPr>
+              <w:t xml:space="preserve"> </w:t>
+            </w:r>
+          </w:p>
+        </w:tc>
+      </w:tr>
+      <w:tr>
+        <w:trPr>
+          <w:trHeight w:hRule="exact" w:val="316"/>
+        </w:trPr>
+        <w:tc>
+          <w:tcPr>
+            <w:tcW w:type="dxa" w:w="3958"/>
+            <w:vMerge w:val="restart"/>
+            <w:tcBorders>
+              <w:start w:sz="4.0" w:val="single" w:color="#000000"/>
+              <w:top w:sz="3.200000000000273" w:val="single" w:color="#000000"/>
+              <w:end w:sz="4.0" w:val="single" w:color="#000000"/>
+              <w:bottom w:sz="3.2000000000007276" w:val="single" w:color="#000000"/>
+            </w:tcBorders>
+            <w:tcMar>
+              <w:start w:w="0" w:type="dxa"/>
+              <w:end w:w="0" w:type="dxa"/>
+            </w:tcMar>
+            <w:tcMar>
+              <w:start w:w="0" w:type="dxa"/>
+              <w:end w:w="0" w:type="dxa"/>
+            </w:tcMar>
+          </w:tcPr>
+          <w:p>
+            <w:pPr>
+              <w:autoSpaceDN w:val="0"/>
+              <w:autoSpaceDE w:val="0"/>
+              <w:widowControl/>
+              <w:spacing w:line="197" w:lineRule="auto" w:before="44" w:after="0"/>
+              <w:ind w:left="104" w:right="0" w:firstLine="0"/>
+              <w:jc w:val="left"/>
+            </w:pPr>
+            <w:r>
+              <w:rPr>
+                <w:rFonts w:ascii="Calibri" w:hAnsi="Calibri" w:eastAsia="Calibri"/>
+                <w:b/>
+                <w:i w:val="0"/>
+                <w:color w:val="000000"/>
+                <w:sz w:val="22"/>
+              </w:rPr>
+              <w:t xml:space="preserve">International Monetary Fund </w:t>
+            </w:r>
+          </w:p>
+        </w:tc>
+        <w:tc>
+          <w:tcPr>
+            <w:tcW w:type="dxa" w:w="5746"/>
+            <w:tcBorders>
+              <w:start w:sz="4.0" w:val="single" w:color="#000000"/>
+              <w:top w:sz="3.200000000000273" w:val="single" w:color="#000000"/>
+              <w:end w:sz="4.0" w:val="single" w:color="#000000"/>
+              <w:bottom w:sz="4.0" w:val="single" w:color="#000000"/>
+            </w:tcBorders>
+            <w:tcMar>
+              <w:start w:w="0" w:type="dxa"/>
+              <w:end w:w="0" w:type="dxa"/>
+            </w:tcMar>
+          </w:tcPr>
+          <w:p>
+            <w:pPr>
+              <w:autoSpaceDN w:val="0"/>
+              <w:autoSpaceDE w:val="0"/>
+              <w:widowControl/>
+              <w:spacing w:line="197" w:lineRule="auto" w:before="44" w:after="0"/>
+              <w:ind w:left="102" w:right="0" w:firstLine="0"/>
+              <w:jc w:val="left"/>
+            </w:pPr>
+            <w:r>
+              <w:rPr>
+                <w:rFonts w:ascii="Calibri" w:hAnsi="Calibri" w:eastAsia="Calibri"/>
+                <w:b w:val="0"/>
+                <w:i w:val="0"/>
+                <w:color w:val="000000"/>
+                <w:sz w:val="22"/>
+              </w:rPr>
+              <w:t xml:space="preserve">Albert Kroese, Chief Statistician </w:t>
+            </w:r>
+          </w:p>
+        </w:tc>
+      </w:tr>
+      <w:tr>
+        <w:trPr>
+          <w:trHeight w:hRule="exact" w:val="332"/>
+        </w:trPr>
+        <w:tc>
+          <w:tcPr>
+            <w:tcW w:type="dxa" w:w="4866"/>
+            <w:vMerge/>
+            <w:tcBorders>
+              <w:start w:sz="4.0" w:val="single" w:color="#000000"/>
+              <w:top w:sz="3.200000000000273" w:val="single" w:color="#000000"/>
+              <w:end w:sz="4.0" w:val="single" w:color="#000000"/>
+              <w:bottom w:sz="3.2000000000007276" w:val="single" w:color="#000000"/>
+            </w:tcBorders>
+          </w:tcPr>
+          <w:p/>
+        </w:tc>
+        <w:tc>
+          <w:tcPr>
+            <w:tcW w:type="dxa" w:w="5746"/>
+            <w:tcBorders>
+              <w:start w:sz="4.0" w:val="single" w:color="#000000"/>
+              <w:top w:sz="4.0" w:val="single" w:color="#000000"/>
+              <w:end w:sz="4.0" w:val="single" w:color="#000000"/>
+              <w:bottom w:sz="3.2000000000007276" w:val="single" w:color="#000000"/>
+            </w:tcBorders>
+            <w:tcMar>
+              <w:start w:w="0" w:type="dxa"/>
+              <w:end w:w="0" w:type="dxa"/>
+            </w:tcMar>
+          </w:tcPr>
+          <w:p>
+            <w:pPr>
+              <w:autoSpaceDN w:val="0"/>
+              <w:autoSpaceDE w:val="0"/>
+              <w:widowControl/>
+              <w:spacing w:line="197" w:lineRule="auto" w:before="42" w:after="0"/>
+              <w:ind w:left="102" w:right="0" w:firstLine="0"/>
+              <w:jc w:val="left"/>
+            </w:pPr>
+            <w:r>
+              <w:rPr>
+                <w:rFonts w:ascii="Calibri" w:hAnsi="Calibri" w:eastAsia="Calibri"/>
+                <w:b w:val="0"/>
+                <w:i w:val="0"/>
+                <w:color w:val="000000"/>
+                <w:sz w:val="22"/>
+              </w:rPr>
+              <w:t xml:space="preserve">Brian Graf, Senior Economist, Real Sector Statistics Division </w:t>
+            </w:r>
+          </w:p>
+        </w:tc>
+      </w:tr>
+      <w:tr>
+        <w:trPr>
+          <w:trHeight w:hRule="exact" w:val="586"/>
+        </w:trPr>
+        <w:tc>
+          <w:tcPr>
+            <w:tcW w:type="dxa" w:w="3958"/>
+            <w:tcBorders>
+              <w:start w:sz="4.0" w:val="single" w:color="#000000"/>
+              <w:top w:sz="3.2000000000007276" w:val="single" w:color="#000000"/>
+              <w:end w:sz="4.0" w:val="single" w:color="#000000"/>
+              <w:bottom w:sz="3.199999999999818" w:val="single" w:color="#000000"/>
+            </w:tcBorders>
+            <w:tcMar>
+              <w:start w:w="0" w:type="dxa"/>
+              <w:end w:w="0" w:type="dxa"/>
+            </w:tcMar>
+          </w:tcPr>
+          <w:p>
+            <w:pPr>
+              <w:autoSpaceDN w:val="0"/>
+              <w:autoSpaceDE w:val="0"/>
+              <w:widowControl/>
+              <w:spacing w:line="245" w:lineRule="auto" w:before="44" w:after="0"/>
+              <w:ind w:left="112" w:right="0" w:hanging="8"/>
+              <w:jc w:val="left"/>
+            </w:pPr>
+            <w:r>
+              <w:rPr>
+                <w:rFonts w:ascii="Calibri" w:hAnsi="Calibri" w:eastAsia="Calibri"/>
+                <w:b/>
+                <w:i w:val="0"/>
+                <w:color w:val="000000"/>
+                <w:sz w:val="22"/>
+              </w:rPr>
+              <w:t xml:space="preserve">Interstate Statistical Committee of the </w:t>
+            </w:r>
+            <w:r>
+              <w:rPr>
+                <w:rFonts w:ascii="Calibri" w:hAnsi="Calibri" w:eastAsia="Calibri"/>
+                <w:b/>
+                <w:i w:val="0"/>
+                <w:color w:val="000000"/>
+                <w:sz w:val="22"/>
+              </w:rPr>
+              <w:t xml:space="preserve">Commonwealth of Independent States </w:t>
+            </w:r>
+          </w:p>
+        </w:tc>
+        <w:tc>
+          <w:tcPr>
+            <w:tcW w:type="dxa" w:w="5746"/>
+            <w:tcBorders>
+              <w:start w:sz="4.0" w:val="single" w:color="#000000"/>
+              <w:top w:sz="3.2000000000007276" w:val="single" w:color="#000000"/>
+              <w:end w:sz="4.0" w:val="single" w:color="#000000"/>
+              <w:bottom w:sz="3.199999999999818" w:val="single" w:color="#000000"/>
+            </w:tcBorders>
+            <w:tcMar>
+              <w:start w:w="0" w:type="dxa"/>
+              <w:end w:w="0" w:type="dxa"/>
+            </w:tcMar>
+          </w:tcPr>
+          <w:p>
+            <w:pPr>
+              <w:autoSpaceDN w:val="0"/>
+              <w:autoSpaceDE w:val="0"/>
+              <w:widowControl/>
+              <w:spacing w:line="197" w:lineRule="auto" w:before="44" w:after="0"/>
+              <w:ind w:left="102" w:right="0" w:firstLine="0"/>
+              <w:jc w:val="left"/>
+            </w:pPr>
+            <w:r>
+              <w:rPr>
+                <w:rFonts w:ascii="Calibri" w:hAnsi="Calibri" w:eastAsia="Calibri"/>
+                <w:b w:val="0"/>
+                <w:i w:val="0"/>
+                <w:color w:val="000000"/>
+                <w:sz w:val="22"/>
+              </w:rPr>
+              <w:t xml:space="preserve">Andrey Kosarev, Deputy Chairman </w:t>
+            </w:r>
+          </w:p>
+        </w:tc>
+      </w:tr>
+      <w:tr>
+        <w:trPr>
+          <w:trHeight w:hRule="exact" w:val="584"/>
+        </w:trPr>
+        <w:tc>
+          <w:tcPr>
+            <w:tcW w:type="dxa" w:w="3958"/>
+            <w:tcBorders>
+              <w:start w:sz="4.0" w:val="single" w:color="#000000"/>
+              <w:top w:sz="3.199999999999818" w:val="single" w:color="#000000"/>
+              <w:end w:sz="4.0" w:val="single" w:color="#000000"/>
+              <w:bottom w:sz="4.0" w:val="single" w:color="#000000"/>
+            </w:tcBorders>
+            <w:tcMar>
+              <w:start w:w="0" w:type="dxa"/>
+              <w:end w:w="0" w:type="dxa"/>
+            </w:tcMar>
+          </w:tcPr>
+          <w:p>
+            <w:pPr>
+              <w:autoSpaceDN w:val="0"/>
+              <w:autoSpaceDE w:val="0"/>
+              <w:widowControl/>
+              <w:spacing w:line="245" w:lineRule="auto" w:before="44" w:after="0"/>
+              <w:ind w:left="112" w:right="0" w:hanging="8"/>
+              <w:jc w:val="left"/>
+            </w:pPr>
+            <w:r>
+              <w:rPr>
+                <w:rFonts w:ascii="Calibri" w:hAnsi="Calibri" w:eastAsia="Calibri"/>
+                <w:b/>
+                <w:i w:val="0"/>
+                <w:color w:val="000000"/>
+                <w:sz w:val="22"/>
+              </w:rPr>
+              <w:t xml:space="preserve">Organization for Economic Co-operation </w:t>
+            </w:r>
+            <w:r>
+              <w:rPr>
+                <w:rFonts w:ascii="Calibri" w:hAnsi="Calibri" w:eastAsia="Calibri"/>
+                <w:b/>
+                <w:i w:val="0"/>
+                <w:color w:val="000000"/>
+                <w:sz w:val="22"/>
+              </w:rPr>
+              <w:t xml:space="preserve">and Development </w:t>
+            </w:r>
+          </w:p>
+        </w:tc>
+        <w:tc>
+          <w:tcPr>
+            <w:tcW w:type="dxa" w:w="5746"/>
+            <w:tcBorders>
+              <w:start w:sz="4.0" w:val="single" w:color="#000000"/>
+              <w:top w:sz="3.199999999999818" w:val="single" w:color="#000000"/>
+              <w:end w:sz="4.0" w:val="single" w:color="#000000"/>
+              <w:bottom w:sz="4.0" w:val="single" w:color="#000000"/>
+            </w:tcBorders>
+            <w:tcMar>
+              <w:start w:w="0" w:type="dxa"/>
+              <w:end w:w="0" w:type="dxa"/>
+            </w:tcMar>
+          </w:tcPr>
+          <w:p>
+            <w:pPr>
+              <w:autoSpaceDN w:val="0"/>
+              <w:autoSpaceDE w:val="0"/>
+              <w:widowControl/>
+              <w:spacing w:line="245" w:lineRule="auto" w:before="44" w:after="0"/>
+              <w:ind w:left="110" w:right="0" w:hanging="8"/>
+              <w:jc w:val="left"/>
+            </w:pPr>
+            <w:r>
+              <w:rPr>
+                <w:rFonts w:ascii="Calibri" w:hAnsi="Calibri" w:eastAsia="Calibri"/>
+                <w:b w:val="0"/>
+                <w:i w:val="0"/>
+                <w:color w:val="000000"/>
+                <w:sz w:val="22"/>
+              </w:rPr>
+              <w:t xml:space="preserve">Paul Schreyer, Chief Statistician and Director of Statistics and </w:t>
+            </w:r>
+            <w:r>
+              <w:rPr>
+                <w:rFonts w:ascii="Calibri" w:hAnsi="Calibri" w:eastAsia="Calibri"/>
+                <w:b w:val="0"/>
+                <w:i w:val="0"/>
+                <w:color w:val="000000"/>
+                <w:sz w:val="22"/>
+              </w:rPr>
+              <w:t xml:space="preserve">Data Directorate </w:t>
+            </w:r>
+          </w:p>
+        </w:tc>
+      </w:tr>
+      <w:tr>
+        <w:trPr>
+          <w:trHeight w:hRule="exact" w:val="590"/>
+        </w:trPr>
+        <w:tc>
+          <w:tcPr>
+            <w:tcW w:type="dxa" w:w="3958"/>
+            <w:vMerge w:val="restart"/>
+            <w:tcBorders>
+              <w:start w:sz="4.0" w:val="single" w:color="#000000"/>
+              <w:top w:sz="4.0" w:val="single" w:color="#000000"/>
+              <w:end w:sz="4.0" w:val="single" w:color="#000000"/>
+              <w:bottom w:sz="4.0" w:val="single" w:color="#000000"/>
+            </w:tcBorders>
+            <w:tcMar>
+              <w:start w:w="0" w:type="dxa"/>
+              <w:end w:w="0" w:type="dxa"/>
+            </w:tcMar>
+            <w:tcMar>
+              <w:start w:w="0" w:type="dxa"/>
+              <w:end w:w="0" w:type="dxa"/>
+            </w:tcMar>
+          </w:tcPr>
+          <w:p>
+            <w:pPr>
+              <w:autoSpaceDN w:val="0"/>
+              <w:autoSpaceDE w:val="0"/>
+              <w:widowControl/>
+              <w:spacing w:line="245" w:lineRule="auto" w:before="46" w:after="0"/>
+              <w:ind w:left="112" w:right="0" w:hanging="8"/>
+              <w:jc w:val="left"/>
+            </w:pPr>
+            <w:r>
+              <w:rPr>
+                <w:rFonts w:ascii="Calibri" w:hAnsi="Calibri" w:eastAsia="Calibri"/>
+                <w:b/>
+                <w:i w:val="0"/>
+                <w:color w:val="000000"/>
+                <w:sz w:val="22"/>
+              </w:rPr>
+              <w:t xml:space="preserve">United Nations Economic and Social </w:t>
+            </w:r>
+            <w:r>
+              <w:rPr>
+                <w:rFonts w:ascii="Calibri" w:hAnsi="Calibri" w:eastAsia="Calibri"/>
+                <w:b/>
+                <w:i w:val="0"/>
+                <w:color w:val="000000"/>
+                <w:sz w:val="22"/>
+              </w:rPr>
+              <w:t xml:space="preserve">Commission for Western Asia </w:t>
+            </w:r>
+          </w:p>
+        </w:tc>
+        <w:tc>
+          <w:tcPr>
+            <w:tcW w:type="dxa" w:w="5746"/>
+            <w:tcBorders>
+              <w:start w:sz="4.0" w:val="single" w:color="#000000"/>
+              <w:top w:sz="4.0" w:val="single" w:color="#000000"/>
+              <w:end w:sz="4.0" w:val="single" w:color="#000000"/>
+              <w:bottom w:sz="4.0" w:val="single" w:color="#000000"/>
+            </w:tcBorders>
+            <w:tcMar>
+              <w:start w:w="0" w:type="dxa"/>
+              <w:end w:w="0" w:type="dxa"/>
+            </w:tcMar>
+          </w:tcPr>
+          <w:p>
+            <w:pPr>
+              <w:autoSpaceDN w:val="0"/>
+              <w:autoSpaceDE w:val="0"/>
+              <w:widowControl/>
+              <w:spacing w:line="245" w:lineRule="auto" w:before="46" w:after="0"/>
+              <w:ind w:left="110" w:right="0" w:hanging="8"/>
+              <w:jc w:val="left"/>
+            </w:pPr>
+            <w:r>
+              <w:rPr>
+                <w:rFonts w:ascii="Calibri" w:hAnsi="Calibri" w:eastAsia="Calibri"/>
+                <w:b w:val="0"/>
+                <w:i w:val="0"/>
+                <w:color w:val="000000"/>
+                <w:sz w:val="22"/>
+              </w:rPr>
+              <w:t xml:space="preserve">Haidar Fraihat, Cluster Leader of the Statistics, Information </w:t>
+            </w:r>
+            <w:r>
+              <w:rPr>
+                <w:rFonts w:ascii="Calibri" w:hAnsi="Calibri" w:eastAsia="Calibri"/>
+                <w:b w:val="0"/>
+                <w:i w:val="0"/>
+                <w:color w:val="000000"/>
+                <w:sz w:val="22"/>
+              </w:rPr>
+              <w:t xml:space="preserve">Society and Technology Cluster </w:t>
+            </w:r>
+          </w:p>
+        </w:tc>
+      </w:tr>
+      <w:tr>
+        <w:trPr>
+          <w:trHeight w:hRule="exact" w:val="412"/>
+        </w:trPr>
+        <w:tc>
+          <w:tcPr>
+            <w:tcW w:type="dxa" w:w="4866"/>
+            <w:vMerge/>
+            <w:tcBorders>
+              <w:start w:sz="4.0" w:val="single" w:color="#000000"/>
+              <w:top w:sz="4.0" w:val="single" w:color="#000000"/>
+              <w:end w:sz="4.0" w:val="single" w:color="#000000"/>
+              <w:bottom w:sz="4.0" w:val="single" w:color="#000000"/>
+            </w:tcBorders>
+          </w:tcPr>
+          <w:p/>
+        </w:tc>
+        <w:tc>
+          <w:tcPr>
+            <w:tcW w:type="dxa" w:w="5746"/>
+            <w:tcBorders>
+              <w:start w:sz="4.0" w:val="single" w:color="#000000"/>
+              <w:top w:sz="4.0" w:val="single" w:color="#000000"/>
+              <w:end w:sz="4.0" w:val="single" w:color="#000000"/>
+              <w:bottom w:sz="4.0" w:val="single" w:color="#000000"/>
+            </w:tcBorders>
+            <w:tcMar>
+              <w:start w:w="0" w:type="dxa"/>
+              <w:end w:w="0" w:type="dxa"/>
+            </w:tcMar>
+          </w:tcPr>
+          <w:p>
+            <w:pPr>
+              <w:autoSpaceDN w:val="0"/>
+              <w:autoSpaceDE w:val="0"/>
+              <w:widowControl/>
+              <w:spacing w:line="197" w:lineRule="auto" w:before="44" w:after="0"/>
+              <w:ind w:left="102" w:right="0" w:firstLine="0"/>
+              <w:jc w:val="left"/>
+            </w:pPr>
+            <w:r>
+              <w:rPr>
+                <w:rFonts w:ascii="Calibri" w:hAnsi="Calibri" w:eastAsia="Calibri"/>
+                <w:b w:val="0"/>
+                <w:i w:val="0"/>
+                <w:color w:val="000000"/>
+                <w:sz w:val="22"/>
+              </w:rPr>
+              <w:t xml:space="preserve">Majed Skaini, Statistician, Statistics Division </w:t>
+            </w:r>
+          </w:p>
+        </w:tc>
+      </w:tr>
+      <w:tr>
+        <w:trPr>
+          <w:trHeight w:hRule="exact" w:val="586"/>
+        </w:trPr>
+        <w:tc>
+          <w:tcPr>
+            <w:tcW w:type="dxa" w:w="3958"/>
+            <w:tcBorders>
+              <w:start w:sz="4.0" w:val="single" w:color="#000000"/>
+              <w:top w:sz="4.0" w:val="single" w:color="#000000"/>
+              <w:end w:sz="4.0" w:val="single" w:color="#000000"/>
+              <w:bottom w:sz="3.199999999999818" w:val="single" w:color="#000000"/>
+            </w:tcBorders>
+            <w:tcMar>
+              <w:start w:w="0" w:type="dxa"/>
+              <w:end w:w="0" w:type="dxa"/>
+            </w:tcMar>
+          </w:tcPr>
+          <w:p>
+            <w:pPr>
+              <w:autoSpaceDN w:val="0"/>
+              <w:autoSpaceDE w:val="0"/>
+              <w:widowControl/>
+              <w:spacing w:line="245" w:lineRule="auto" w:before="42" w:after="0"/>
+              <w:ind w:left="112" w:right="0" w:hanging="8"/>
+              <w:jc w:val="left"/>
+            </w:pPr>
+            <w:r>
+              <w:rPr>
+                <w:rFonts w:ascii="Calibri" w:hAnsi="Calibri" w:eastAsia="Calibri"/>
+                <w:b/>
+                <w:i w:val="0"/>
+                <w:color w:val="000000"/>
+                <w:sz w:val="22"/>
+              </w:rPr>
+              <w:t xml:space="preserve">United Nations Economic Commission for </w:t>
+            </w:r>
+            <w:r>
+              <w:rPr>
+                <w:rFonts w:ascii="Calibri" w:hAnsi="Calibri" w:eastAsia="Calibri"/>
+                <w:b/>
+                <w:i w:val="0"/>
+                <w:color w:val="000000"/>
+                <w:sz w:val="22"/>
+              </w:rPr>
+              <w:t xml:space="preserve">Latin America and the Caribbean </w:t>
+            </w:r>
+          </w:p>
+        </w:tc>
+        <w:tc>
+          <w:tcPr>
+            <w:tcW w:type="dxa" w:w="5746"/>
+            <w:tcBorders>
+              <w:start w:sz="4.0" w:val="single" w:color="#000000"/>
+              <w:top w:sz="4.0" w:val="single" w:color="#000000"/>
+              <w:end w:sz="4.0" w:val="single" w:color="#000000"/>
+              <w:bottom w:sz="3.199999999999818" w:val="single" w:color="#000000"/>
+            </w:tcBorders>
+            <w:tcMar>
+              <w:start w:w="0" w:type="dxa"/>
+              <w:end w:w="0" w:type="dxa"/>
+            </w:tcMar>
+          </w:tcPr>
+          <w:p>
+            <w:pPr>
+              <w:autoSpaceDN w:val="0"/>
+              <w:autoSpaceDE w:val="0"/>
+              <w:widowControl/>
+              <w:spacing w:line="197" w:lineRule="auto" w:before="42" w:after="0"/>
+              <w:ind w:left="102" w:right="0" w:firstLine="0"/>
+              <w:jc w:val="left"/>
+            </w:pPr>
+            <w:r>
+              <w:rPr>
+                <w:rFonts w:ascii="Calibri" w:hAnsi="Calibri" w:eastAsia="Calibri"/>
+                <w:b w:val="0"/>
+                <w:i w:val="0"/>
+                <w:color w:val="000000"/>
+                <w:sz w:val="22"/>
+              </w:rPr>
+              <w:t xml:space="preserve">Rolando Ocampo, Director, Statistics Division </w:t>
+            </w:r>
+          </w:p>
+        </w:tc>
+      </w:tr>
+      <w:tr>
+        <w:trPr>
+          <w:trHeight w:hRule="exact" w:val="586"/>
+        </w:trPr>
+        <w:tc>
+          <w:tcPr>
+            <w:tcW w:type="dxa" w:w="3958"/>
+            <w:tcBorders>
+              <w:start w:sz="4.0" w:val="single" w:color="#000000"/>
+              <w:top w:sz="3.199999999999818" w:val="single" w:color="#000000"/>
+              <w:end w:sz="4.0" w:val="single" w:color="#000000"/>
+              <w:bottom w:sz="3.199999999999818" w:val="single" w:color="#000000"/>
+            </w:tcBorders>
+            <w:tcMar>
+              <w:start w:w="0" w:type="dxa"/>
+              <w:end w:w="0" w:type="dxa"/>
+            </w:tcMar>
+          </w:tcPr>
+          <w:p>
+            <w:pPr>
+              <w:autoSpaceDN w:val="0"/>
+              <w:autoSpaceDE w:val="0"/>
+              <w:widowControl/>
+              <w:spacing w:line="197" w:lineRule="auto" w:before="44" w:after="0"/>
+              <w:ind w:left="104" w:right="0" w:firstLine="0"/>
+              <w:jc w:val="left"/>
+            </w:pPr>
+            <w:r>
+              <w:rPr>
+                <w:rFonts w:ascii="Calibri" w:hAnsi="Calibri" w:eastAsia="Calibri"/>
+                <w:b/>
+                <w:i w:val="0"/>
+                <w:color w:val="000000"/>
+                <w:sz w:val="22"/>
+              </w:rPr>
+              <w:t xml:space="preserve">United Nations Statistics Division </w:t>
+            </w:r>
+          </w:p>
+        </w:tc>
+        <w:tc>
+          <w:tcPr>
+            <w:tcW w:type="dxa" w:w="5746"/>
+            <w:tcBorders>
+              <w:start w:sz="4.0" w:val="single" w:color="#000000"/>
+              <w:top w:sz="3.199999999999818" w:val="single" w:color="#000000"/>
+              <w:end w:sz="4.0" w:val="single" w:color="#000000"/>
+              <w:bottom w:sz="3.199999999999818" w:val="single" w:color="#000000"/>
+            </w:tcBorders>
+            <w:tcMar>
+              <w:start w:w="0" w:type="dxa"/>
+              <w:end w:w="0" w:type="dxa"/>
+            </w:tcMar>
+          </w:tcPr>
+          <w:p>
+            <w:pPr>
+              <w:autoSpaceDN w:val="0"/>
+              <w:autoSpaceDE w:val="0"/>
+              <w:widowControl/>
+              <w:spacing w:line="197" w:lineRule="auto" w:before="44" w:after="0"/>
+              <w:ind w:left="102" w:right="0" w:firstLine="0"/>
+              <w:jc w:val="left"/>
+            </w:pPr>
+            <w:r>
+              <w:rPr>
+                <w:rFonts w:ascii="Calibri" w:hAnsi="Calibri" w:eastAsia="Calibri"/>
+                <w:b w:val="0"/>
+                <w:i w:val="0"/>
+                <w:color w:val="000000"/>
+                <w:sz w:val="22"/>
+              </w:rPr>
+              <w:t xml:space="preserve">Stefan Schweinfest, Director, Statistics Division </w:t>
+            </w:r>
+          </w:p>
+        </w:tc>
+      </w:tr>
+      <w:tr>
+        <w:trPr>
+          <w:trHeight w:hRule="exact" w:val="546"/>
+        </w:trPr>
+        <w:tc>
+          <w:tcPr>
+            <w:tcW w:type="dxa" w:w="3958"/>
+            <w:tcBorders>
+              <w:start w:sz="4.0" w:val="single" w:color="#000000"/>
+              <w:top w:sz="3.199999999999818" w:val="single" w:color="#000000"/>
+              <w:end w:sz="4.0" w:val="single" w:color="#000000"/>
+              <w:bottom w:sz="4.0" w:val="single" w:color="#000000"/>
+            </w:tcBorders>
+            <w:tcMar>
+              <w:start w:w="0" w:type="dxa"/>
+              <w:end w:w="0" w:type="dxa"/>
+            </w:tcMar>
+          </w:tcPr>
+          <w:p>
+            <w:pPr>
+              <w:autoSpaceDN w:val="0"/>
+              <w:autoSpaceDE w:val="0"/>
+              <w:widowControl/>
+              <w:spacing w:line="197" w:lineRule="auto" w:before="44" w:after="0"/>
+              <w:ind w:left="104" w:right="0" w:firstLine="0"/>
+              <w:jc w:val="left"/>
+            </w:pPr>
+            <w:r>
+              <w:rPr>
+                <w:rFonts w:ascii="Calibri" w:hAnsi="Calibri" w:eastAsia="Calibri"/>
+                <w:b/>
+                <w:i w:val="0"/>
+                <w:color w:val="000000"/>
+                <w:sz w:val="22"/>
+              </w:rPr>
+              <w:t xml:space="preserve">World Bank </w:t>
+            </w:r>
+          </w:p>
+        </w:tc>
+        <w:tc>
+          <w:tcPr>
+            <w:tcW w:type="dxa" w:w="5746"/>
+            <w:tcBorders>
+              <w:start w:sz="4.0" w:val="single" w:color="#000000"/>
+              <w:top w:sz="3.199999999999818" w:val="single" w:color="#000000"/>
+              <w:end w:sz="4.0" w:val="single" w:color="#000000"/>
+              <w:bottom w:sz="4.0" w:val="single" w:color="#000000"/>
+            </w:tcBorders>
+            <w:tcMar>
+              <w:start w:w="0" w:type="dxa"/>
+              <w:end w:w="0" w:type="dxa"/>
+            </w:tcMar>
+          </w:tcPr>
+          <w:p>
+            <w:pPr>
+              <w:autoSpaceDN w:val="0"/>
+              <w:autoSpaceDE w:val="0"/>
+              <w:widowControl/>
+              <w:spacing w:line="245" w:lineRule="auto" w:before="44" w:after="0"/>
+              <w:ind w:left="110" w:right="0" w:hanging="8"/>
+              <w:jc w:val="left"/>
+            </w:pPr>
+            <w:r>
+              <w:rPr>
+                <w:rFonts w:ascii="Calibri" w:hAnsi="Calibri" w:eastAsia="Calibri"/>
+                <w:b w:val="0"/>
+                <w:i w:val="0"/>
+                <w:color w:val="000000"/>
+                <w:sz w:val="22"/>
+              </w:rPr>
+              <w:t xml:space="preserve">Haishan Fu, Chief Statistician, and Director, Development Data </w:t>
+            </w:r>
+            <w:r>
+              <w:rPr>
+                <w:rFonts w:ascii="Calibri" w:hAnsi="Calibri" w:eastAsia="Calibri"/>
+                <w:b w:val="0"/>
+                <w:i w:val="0"/>
+                <w:color w:val="000000"/>
+                <w:sz w:val="22"/>
+              </w:rPr>
+              <w:t xml:space="preserve">Group </w:t>
+            </w:r>
+          </w:p>
+        </w:tc>
+      </w:tr>
+    </w:tbl>
+    <w:p>
+      <w:pPr>
+        <w:autoSpaceDN w:val="0"/>
+        <w:autoSpaceDE w:val="0"/>
+        <w:widowControl/>
+        <w:spacing w:line="197" w:lineRule="auto" w:before="486" w:after="0"/>
+        <w:ind w:left="0" w:right="4944" w:firstLine="0"/>
+        <w:jc w:val="right"/>
+      </w:pPr>
+      <w:r>
+        <w:rPr>
+          <w:rFonts w:ascii="Calibri" w:hAnsi="Calibri" w:eastAsia="Calibri"/>
+          <w:b w:val="0"/>
+          <w:i w:val="0"/>
+          <w:color w:val="000000"/>
+          <w:sz w:val="22"/>
+        </w:rPr>
+        <w:t xml:space="preserve">6 </w:t>
+      </w:r>
+    </w:p>
+    <w:p>
+      <w:pPr>
+        <w:sectPr>
+          <w:pgSz w:w="12240" w:h="15840"/>
+          <w:pgMar w:top="654" w:right="1068" w:bottom="410" w:left="1440" w:header="720" w:footer="720" w:gutter="0"/>
+          <w:cols/>
+          <w:docGrid w:linePitch="360"/>
+        </w:sectPr>
+      </w:pPr>
+    </w:p>
+    <w:p>
+      <w:pPr>
+        <w:autoSpaceDN w:val="0"/>
+        <w:autoSpaceDE w:val="0"/>
+        <w:widowControl/>
+        <w:spacing w:line="220" w:lineRule="exact" w:before="0" w:after="410"/>
+        <w:ind w:left="0" w:right="0"/>
+      </w:pPr>
+    </w:p>
+    <w:tbl>
+      <w:tblPr>
+        <w:tblW w:type="auto" w:w="0"/>
+        <w:tblLayout w:type="fixed"/>
+        <w:tblLook w:firstColumn="1" w:firstRow="1" w:lastColumn="0" w:lastRow="0" w:noHBand="0" w:noVBand="1" w:val="04A0"/>
+        <w:tblInd w:w="4.000000000000057" w:type="dxa"/>
+      </w:tblPr>
+      <w:tblGrid>
+        <w:gridCol w:w="4866"/>
+        <w:gridCol w:w="4866"/>
+      </w:tblGrid>
+      <w:tr>
+        <w:trPr>
+          <w:trHeight w:hRule="exact" w:val="544"/>
+        </w:trPr>
+        <w:tc>
+          <w:tcPr>
+            <w:tcW w:type="dxa" w:w="3958"/>
+            <w:vMerge w:val="restart"/>
+            <w:tcBorders>
+              <w:start w:sz="4.0" w:val="single" w:color="#000000"/>
+              <w:end w:sz="4.0" w:val="single" w:color="#000000"/>
+              <w:bottom w:sz="4.0" w:val="single" w:color="#000000"/>
+            </w:tcBorders>
+            <w:tcMar>
+              <w:start w:w="0" w:type="dxa"/>
+              <w:end w:w="0" w:type="dxa"/>
+            </w:tcMar>
+            <w:tcMar>
+              <w:start w:w="0" w:type="dxa"/>
+              <w:end w:w="0" w:type="dxa"/>
+            </w:tcMar>
+            <w:tcMar>
+              <w:start w:w="0" w:type="dxa"/>
+              <w:end w:w="0" w:type="dxa"/>
+            </w:tcMar>
+            <w:tcMar>
+              <w:start w:w="0" w:type="dxa"/>
+              <w:end w:w="0" w:type="dxa"/>
+            </w:tcMar>
+            <w:tcMar>
+              <w:start w:w="0" w:type="dxa"/>
+              <w:end w:w="0" w:type="dxa"/>
+            </w:tcMar>
+          </w:tcPr>
+          <w:p/>
+        </w:tc>
+        <w:tc>
+          <w:tcPr>
+            <w:tcW w:type="dxa" w:w="5746"/>
+            <w:tcBorders>
+              <w:start w:sz="4.0" w:val="single" w:color="#000000"/>
+              <w:end w:sz="4.0" w:val="single" w:color="#000000"/>
+              <w:bottom w:sz="4.0" w:val="single" w:color="#000000"/>
+            </w:tcBorders>
+            <w:tcMar>
+              <w:start w:w="0" w:type="dxa"/>
+              <w:end w:w="0" w:type="dxa"/>
+            </w:tcMar>
+          </w:tcPr>
+          <w:p>
+            <w:pPr>
+              <w:autoSpaceDN w:val="0"/>
+              <w:autoSpaceDE w:val="0"/>
+              <w:widowControl/>
+              <w:spacing w:line="245" w:lineRule="auto" w:before="44" w:after="0"/>
+              <w:ind w:left="110" w:right="0" w:hanging="8"/>
+              <w:jc w:val="left"/>
+            </w:pPr>
+            <w:r>
+              <w:rPr>
+                <w:rFonts w:ascii="Calibri" w:hAnsi="Calibri" w:eastAsia="Calibri"/>
+                <w:b w:val="0"/>
+                <w:i w:val="0"/>
+                <w:color w:val="000000"/>
+                <w:sz w:val="22"/>
+              </w:rPr>
+              <w:t xml:space="preserve">Nada Hamadeh, Manager, Economic, Debt and Price Data </w:t>
+            </w:r>
+            <w:r>
+              <w:rPr>
+                <w:rFonts w:ascii="Calibri" w:hAnsi="Calibri" w:eastAsia="Calibri"/>
+                <w:b w:val="0"/>
+                <w:i w:val="0"/>
+                <w:color w:val="000000"/>
+                <w:sz w:val="22"/>
+              </w:rPr>
+              <w:t xml:space="preserve">Unit, Development Data Group </w:t>
+            </w:r>
+          </w:p>
+        </w:tc>
+      </w:tr>
+      <w:tr>
+        <w:trPr>
+          <w:trHeight w:hRule="exact" w:val="546"/>
+        </w:trPr>
+        <w:tc>
+          <w:tcPr>
+            <w:tcW w:type="dxa" w:w="4866"/>
+            <w:vMerge/>
+            <w:tcBorders>
+              <w:start w:sz="4.0" w:val="single" w:color="#000000"/>
+              <w:end w:sz="4.0" w:val="single" w:color="#000000"/>
+              <w:bottom w:sz="4.0" w:val="single" w:color="#000000"/>
+            </w:tcBorders>
+          </w:tcPr>
+          <w:p/>
+        </w:tc>
+        <w:tc>
+          <w:tcPr>
+            <w:tcW w:type="dxa" w:w="5746"/>
+            <w:tcBorders>
+              <w:start w:sz="4.0" w:val="single" w:color="#000000"/>
+              <w:top w:sz="4.0" w:val="single" w:color="#000000"/>
+              <w:end w:sz="4.0" w:val="single" w:color="#000000"/>
+              <w:bottom w:sz="3.2000000000000455" w:val="single" w:color="#000000"/>
+            </w:tcBorders>
+            <w:tcMar>
+              <w:start w:w="0" w:type="dxa"/>
+              <w:end w:w="0" w:type="dxa"/>
+            </w:tcMar>
+          </w:tcPr>
+          <w:p>
+            <w:pPr>
+              <w:autoSpaceDN w:val="0"/>
+              <w:autoSpaceDE w:val="0"/>
+              <w:widowControl/>
+              <w:spacing w:line="245" w:lineRule="auto" w:before="40" w:after="0"/>
+              <w:ind w:left="110" w:right="0" w:hanging="8"/>
+              <w:jc w:val="left"/>
+            </w:pPr>
+            <w:r>
+              <w:rPr>
+                <w:rFonts w:ascii="Calibri" w:hAnsi="Calibri" w:eastAsia="Calibri"/>
+                <w:b w:val="0"/>
+                <w:i w:val="0"/>
+                <w:color w:val="000000"/>
+                <w:sz w:val="22"/>
+              </w:rPr>
+              <w:t xml:space="preserve">Marko Rissanen, ICP Program Lead and Senior Statistician, </w:t>
+            </w:r>
+            <w:r>
+              <w:rPr>
+                <w:rFonts w:ascii="Calibri" w:hAnsi="Calibri" w:eastAsia="Calibri"/>
+                <w:b w:val="0"/>
+                <w:i w:val="0"/>
+                <w:color w:val="000000"/>
+                <w:sz w:val="22"/>
+              </w:rPr>
+              <w:t xml:space="preserve">Development Data Group </w:t>
+            </w:r>
+          </w:p>
+        </w:tc>
+      </w:tr>
+      <w:tr>
+        <w:trPr>
+          <w:trHeight w:hRule="exact" w:val="296"/>
+        </w:trPr>
+        <w:tc>
+          <w:tcPr>
+            <w:tcW w:type="dxa" w:w="4866"/>
+            <w:vMerge/>
+            <w:tcBorders>
+              <w:start w:sz="4.0" w:val="single" w:color="#000000"/>
+              <w:end w:sz="4.0" w:val="single" w:color="#000000"/>
+              <w:bottom w:sz="4.0" w:val="single" w:color="#000000"/>
+            </w:tcBorders>
+          </w:tcPr>
+          <w:p/>
+        </w:tc>
+        <w:tc>
+          <w:tcPr>
+            <w:tcW w:type="dxa" w:w="5746"/>
+            <w:tcBorders>
+              <w:start w:sz="4.0" w:val="single" w:color="#000000"/>
+              <w:top w:sz="3.2000000000000455" w:val="single" w:color="#000000"/>
+              <w:end w:sz="4.0" w:val="single" w:color="#000000"/>
+              <w:bottom w:sz="4.0" w:val="single" w:color="#000000"/>
+            </w:tcBorders>
+            <w:tcMar>
+              <w:start w:w="0" w:type="dxa"/>
+              <w:end w:w="0" w:type="dxa"/>
+            </w:tcMar>
+          </w:tcPr>
+          <w:p>
+            <w:pPr>
+              <w:autoSpaceDN w:val="0"/>
+              <w:autoSpaceDE w:val="0"/>
+              <w:widowControl/>
+              <w:spacing w:line="197" w:lineRule="auto" w:before="44" w:after="0"/>
+              <w:ind w:left="102" w:right="0" w:firstLine="0"/>
+              <w:jc w:val="left"/>
+            </w:pPr>
+            <w:r>
+              <w:rPr>
+                <w:rFonts w:ascii="Calibri" w:hAnsi="Calibri" w:eastAsia="Calibri"/>
+                <w:b w:val="0"/>
+                <w:i w:val="0"/>
+                <w:color w:val="000000"/>
+                <w:sz w:val="22"/>
+              </w:rPr>
+              <w:t xml:space="preserve">Edie Purdie, Consultant, Development Data Group </w:t>
+            </w:r>
+          </w:p>
+        </w:tc>
+      </w:tr>
+      <w:tr>
+        <w:trPr>
+          <w:trHeight w:hRule="exact" w:val="298"/>
+        </w:trPr>
+        <w:tc>
+          <w:tcPr>
+            <w:tcW w:type="dxa" w:w="4866"/>
+            <w:vMerge/>
+            <w:tcBorders>
+              <w:start w:sz="4.0" w:val="single" w:color="#000000"/>
+              <w:end w:sz="4.0" w:val="single" w:color="#000000"/>
+              <w:bottom w:sz="4.0" w:val="single" w:color="#000000"/>
+            </w:tcBorders>
+          </w:tcPr>
+          <w:p/>
+        </w:tc>
+        <w:tc>
+          <w:tcPr>
+            <w:tcW w:type="dxa" w:w="5746"/>
+            <w:tcBorders>
+              <w:start w:sz="4.0" w:val="single" w:color="#000000"/>
+              <w:top w:sz="4.0" w:val="single" w:color="#000000"/>
+              <w:end w:sz="4.0" w:val="single" w:color="#000000"/>
+              <w:bottom w:sz="4.0" w:val="single" w:color="#000000"/>
+            </w:tcBorders>
+            <w:tcMar>
+              <w:start w:w="0" w:type="dxa"/>
+              <w:end w:w="0" w:type="dxa"/>
+            </w:tcMar>
+          </w:tcPr>
+          <w:p>
+            <w:pPr>
+              <w:autoSpaceDN w:val="0"/>
+              <w:autoSpaceDE w:val="0"/>
+              <w:widowControl/>
+              <w:spacing w:line="197" w:lineRule="auto" w:before="44" w:after="0"/>
+              <w:ind w:left="102" w:right="0" w:firstLine="0"/>
+              <w:jc w:val="left"/>
+            </w:pPr>
+            <w:r>
+              <w:rPr>
+                <w:rFonts w:ascii="Calibri" w:hAnsi="Calibri" w:eastAsia="Calibri"/>
+                <w:b w:val="0"/>
+                <w:i w:val="0"/>
+                <w:color w:val="000000"/>
+                <w:sz w:val="22"/>
+              </w:rPr>
+              <w:t xml:space="preserve">Nancy Kebe, Development Data Group </w:t>
+            </w:r>
+          </w:p>
+        </w:tc>
+      </w:tr>
+      <w:tr>
+        <w:trPr>
+          <w:trHeight w:hRule="exact" w:val="550"/>
+        </w:trPr>
+        <w:tc>
+          <w:tcPr>
+            <w:tcW w:type="dxa" w:w="4866"/>
+            <w:vMerge/>
+            <w:tcBorders>
+              <w:start w:sz="4.0" w:val="single" w:color="#000000"/>
+              <w:end w:sz="4.0" w:val="single" w:color="#000000"/>
+              <w:bottom w:sz="4.0" w:val="single" w:color="#000000"/>
+            </w:tcBorders>
+          </w:tcPr>
+          <w:p/>
+        </w:tc>
+        <w:tc>
+          <w:tcPr>
+            <w:tcW w:type="dxa" w:w="5746"/>
+            <w:tcBorders>
+              <w:start w:sz="4.0" w:val="single" w:color="#000000"/>
+              <w:top w:sz="4.0" w:val="single" w:color="#000000"/>
+              <w:end w:sz="4.0" w:val="single" w:color="#000000"/>
+              <w:bottom w:sz="4.0" w:val="single" w:color="#000000"/>
+            </w:tcBorders>
+            <w:tcMar>
+              <w:start w:w="0" w:type="dxa"/>
+              <w:end w:w="0" w:type="dxa"/>
+            </w:tcMar>
+          </w:tcPr>
+          <w:p>
+            <w:pPr>
+              <w:autoSpaceDN w:val="0"/>
+              <w:autoSpaceDE w:val="0"/>
+              <w:widowControl/>
+              <w:spacing w:line="245" w:lineRule="auto" w:before="46" w:after="0"/>
+              <w:ind w:left="110" w:right="0" w:hanging="8"/>
+              <w:jc w:val="left"/>
+            </w:pPr>
+            <w:r>
+              <w:rPr>
+                <w:rFonts w:ascii="Calibri" w:hAnsi="Calibri" w:eastAsia="Calibri"/>
+                <w:b w:val="0"/>
+                <w:i w:val="0"/>
+                <w:color w:val="000000"/>
+                <w:sz w:val="22"/>
+              </w:rPr>
+              <w:t xml:space="preserve">Catherine Van Rompaey, Program Manager, Development </w:t>
+            </w:r>
+            <w:r>
+              <w:rPr>
+                <w:rFonts w:ascii="Calibri" w:hAnsi="Calibri" w:eastAsia="Calibri"/>
+                <w:b w:val="0"/>
+                <w:i w:val="0"/>
+                <w:color w:val="000000"/>
+                <w:sz w:val="22"/>
+              </w:rPr>
+              <w:t xml:space="preserve">Data Group </w:t>
+            </w:r>
+          </w:p>
+        </w:tc>
+      </w:tr>
+    </w:tbl>
+    <w:p>
+      <w:pPr>
+        <w:autoSpaceDN w:val="0"/>
+        <w:autoSpaceDE w:val="0"/>
+        <w:widowControl/>
+        <w:spacing w:line="197" w:lineRule="auto" w:before="11306" w:after="0"/>
+        <w:ind w:left="0" w:right="4944" w:firstLine="0"/>
+        <w:jc w:val="right"/>
+      </w:pPr>
+      <w:r>
+        <w:rPr>
+          <w:rFonts w:ascii="Calibri" w:hAnsi="Calibri" w:eastAsia="Calibri"/>
+          <w:b w:val="0"/>
+          <w:i w:val="0"/>
+          <w:color w:val="000000"/>
+          <w:sz w:val="22"/>
+        </w:rPr>
+        <w:t xml:space="preserve">7 </w:t>
       </w:r>
     </w:p>
     <w:sectPr>
       <w:pgSz w:w="12240" w:h="15840"/>
-      <w:pgMar w:top="720" w:right="720" w:bottom="720" w:left="720" w:header="720" w:footer="720" w:gutter="0"/>
-      <w:cols w:space="720"/>
+      <w:pgMar w:top="630" w:right="1068" w:bottom="410" w:left="1440" w:header="720" w:footer="720" w:gutter="0"/>
+      <w:cols/>
       <w:docGrid w:linePitch="360"/>
     </w:sectPr>
   </w:body>
